--- a/doc/HumidityMeasurement_HLD.docx
+++ b/doc/HumidityMeasurement_HLD.docx
@@ -5,51 +5,87 @@
     <w:p>
       <w:pPr>
         <w:pStyle w:val="Heading1"/>
+        <w:spacing w:line="240" w:lineRule="auto"/>
+        <w:jc w:val="center"/>
+      </w:pPr>
+      <w:r>
+        <w:rPr>
+          <w:sz w:val="38"/>
+          <w:szCs w:val="38"/>
+        </w:rPr>
+        <w:t>Humidity Alarm System</w:t>
+      </w:r>
+      <w:r>
+        <w:t xml:space="preserve"> </w:t>
+      </w:r>
+    </w:p>
+    <w:p>
+      <w:pPr>
+        <w:pStyle w:val="Heading1"/>
+        <w:spacing w:line="240" w:lineRule="auto"/>
+        <w:jc w:val="center"/>
       </w:pPr>
       <w:r>
         <w:t>High-Level Design (HLD)</w:t>
       </w:r>
     </w:p>
+    <w:p/>
     <w:p>
       <w:r>
-        <w:t>Version: 1.0</w:t>
+        <w:t>Version: 1.1</w:t>
       </w:r>
     </w:p>
     <w:p>
       <w:r>
-        <w:t xml:space="preserve">Date: </w:t>
-      </w:r>
-      <w:r>
-        <w:t>16-02-2026</w:t>
+        <w:t>Date: 17-02-2026</w:t>
       </w:r>
     </w:p>
     <w:p>
       <w:r>
-        <w:t>Prepared by</w:t>
-      </w:r>
-      <w:proofErr w:type="gramStart"/>
-      <w:r>
-        <w:t xml:space="preserve">: </w:t>
-      </w:r>
-      <w:r>
-        <w:t xml:space="preserve"> </w:t>
+        <w:t xml:space="preserve">Prepared by: Akhil A </w:t>
       </w:r>
       <w:proofErr w:type="spellStart"/>
       <w:r>
-        <w:t>Trenser</w:t>
+        <w:t>A</w:t>
       </w:r>
       <w:proofErr w:type="spellEnd"/>
-      <w:proofErr w:type="gramEnd"/>
+    </w:p>
+    <w:p>
+      <w:pPr>
+        <w:pStyle w:val="Heading2"/>
+      </w:pPr>
       <w:r>
-        <w:t xml:space="preserve"> Technology Private Ltd</w:t>
+        <w:t>1. Purpose</w:t>
       </w:r>
     </w:p>
     <w:p>
       <w:pPr>
-        <w:pStyle w:val="Heading2"/>
+        <w:jc w:val="both"/>
       </w:pPr>
       <w:r>
-        <w:t>1. Purpose</w:t>
+        <w:t xml:space="preserve">The purpose of this document is to describe the High-Level Design (HLD) of the Humidity Alarm System </w:t>
+      </w:r>
+      <w:r>
+        <w:t xml:space="preserve">It includes the overview of the system, key components, high-level architecture diagram, software architecture with module wise data control flow and their interactions. </w:t>
+      </w:r>
+      <w:r>
+        <w:t>It also describes APIs, inter-process communication methods (Message Queues and Semaphores),</w:t>
+      </w:r>
+      <w:r>
+        <w:rPr>
+          <w:b/>
+          <w:bCs/>
+        </w:rPr>
+        <w:t xml:space="preserve"> </w:t>
+      </w:r>
+      <w:r>
+        <w:t xml:space="preserve">and data exchange formats with error handling and fault management mechanisms required to </w:t>
+      </w:r>
+      <w:r>
+        <w:t xml:space="preserve">monitor </w:t>
+      </w:r>
+      <w:r>
+        <w:t>relative humidity (%RH) and trigger real-time alerts when predefined thresholds are exceeded.</w:t>
       </w:r>
     </w:p>
     <w:p>
@@ -65,48 +101,735 @@
         </w:rPr>
       </w:pPr>
       <w:r>
-        <w:rPr>
-          <w:rFonts w:ascii="Calibri" w:eastAsiaTheme="minorEastAsia" w:hAnsi="Calibri" w:cstheme="minorBidi"/>
-          <w:b w:val="0"/>
-          <w:bCs w:val="0"/>
-          <w:color w:val="auto"/>
-          <w:sz w:val="22"/>
-          <w:szCs w:val="22"/>
-        </w:rPr>
-        <w:t>This document defines the architecture of the Humidity Monitor. It ensures the software structure fulfills the requirement to detect high humidity and trigger an alarm.</w:t>
-      </w:r>
-    </w:p>
-    <w:p>
-      <w:pPr>
-        <w:pStyle w:val="Heading2"/>
-      </w:pPr>
-      <w:r>
         <w:t>2. System Overview</w:t>
       </w:r>
     </w:p>
     <w:p>
+      <w:pPr>
+        <w:pStyle w:val="Heading2"/>
+      </w:pPr>
       <w:r>
-        <w:t xml:space="preserve">The system uses </w:t>
-      </w:r>
-      <w:proofErr w:type="gramStart"/>
-      <w:r>
-        <w:t>an STM32</w:t>
-      </w:r>
-      <w:proofErr w:type="gramEnd"/>
-      <w:r>
-        <w:t xml:space="preserve"> (Cortex-M) to process humidity data. If the level is above 60%, it activates an LED and Buzzer. Because hardware is unavailable, data is provided by a Software Stub.</w:t>
+        <w:t>2.1 Introduction</w:t>
       </w:r>
     </w:p>
     <w:p>
       <w:pPr>
+        <w:jc w:val="both"/>
+        <w:rPr>
+          <w:rFonts w:eastAsia="Calibri" w:cs="Calibri"/>
+          <w:color w:val="000000"/>
+        </w:rPr>
+      </w:pPr>
+      <w:r>
+        <w:rPr>
+          <w:rFonts w:eastAsia="Calibri" w:cs="Calibri"/>
+          <w:color w:val="000000"/>
+        </w:rPr>
+        <w:t>The Humidity Sensor Alarm system provides continuous monitoring of humidity readings. It operates regularly (every HUM</w:t>
+      </w:r>
+      <w:r>
+        <w:rPr>
+          <w:rFonts w:eastAsia="Calibri" w:cs="Calibri"/>
+          <w:color w:val="000000"/>
+        </w:rPr>
+        <w:t>IDITY</w:t>
+      </w:r>
+      <w:r>
+        <w:rPr>
+          <w:rFonts w:eastAsia="Calibri" w:cs="Calibri"/>
+          <w:color w:val="000000"/>
+        </w:rPr>
+        <w:t>_READ_FREQUENCY millisecond) reading the humidity level and evaluating it against predefined threshold limits (HUM</w:t>
+      </w:r>
+      <w:r>
+        <w:rPr>
+          <w:rFonts w:eastAsia="Calibri" w:cs="Calibri"/>
+          <w:color w:val="000000"/>
+        </w:rPr>
+        <w:t>IDITY</w:t>
+      </w:r>
+      <w:r>
+        <w:rPr>
+          <w:rFonts w:eastAsia="Calibri" w:cs="Calibri"/>
+          <w:color w:val="000000"/>
+        </w:rPr>
+        <w:t>_THRESHOLD_MIN to HUM</w:t>
+      </w:r>
+      <w:r>
+        <w:rPr>
+          <w:rFonts w:eastAsia="Calibri" w:cs="Calibri"/>
+          <w:color w:val="000000"/>
+        </w:rPr>
+        <w:t>IDITY</w:t>
+      </w:r>
+      <w:r>
+        <w:rPr>
+          <w:rFonts w:eastAsia="Calibri" w:cs="Calibri"/>
+          <w:color w:val="000000"/>
+        </w:rPr>
+        <w:t>_THRESHOLD_MAX). If a reading falls outside this acceptable range, the system triggers an alert by printing the message “Humidity Alarm Triggered.” If the humidity remains within the limits, no message is printed. This continuous cycle of reading and evaluation runs indefinitely, ensuring constant vigilance for alarm conditions.</w:t>
+      </w:r>
+    </w:p>
+    <w:tbl>
+      <w:tblPr>
+        <w:tblStyle w:val="GridTable1Light-Accent1"/>
+        <w:tblW w:w="0" w:type="auto"/>
+        <w:tblLook w:val="04A0" w:firstRow="1" w:lastRow="0" w:firstColumn="1" w:lastColumn="0" w:noHBand="0" w:noVBand="1"/>
+      </w:tblPr>
+      <w:tblGrid>
+        <w:gridCol w:w="2952"/>
+        <w:gridCol w:w="3677"/>
+        <w:gridCol w:w="2227"/>
+      </w:tblGrid>
+      <w:tr>
+        <w:trPr>
+          <w:cnfStyle w:val="100000000000" w:firstRow="1" w:lastRow="0" w:firstColumn="0" w:lastColumn="0" w:oddVBand="0" w:evenVBand="0" w:oddHBand="0" w:evenHBand="0" w:firstRowFirstColumn="0" w:firstRowLastColumn="0" w:lastRowFirstColumn="0" w:lastRowLastColumn="0"/>
+        </w:trPr>
+        <w:tc>
+          <w:tcPr>
+            <w:cnfStyle w:val="001000000000" w:firstRow="0" w:lastRow="0" w:firstColumn="1" w:lastColumn="0" w:oddVBand="0" w:evenVBand="0" w:oddHBand="0" w:evenHBand="0" w:firstRowFirstColumn="0" w:firstRowLastColumn="0" w:lastRowFirstColumn="0" w:lastRowLastColumn="0"/>
+            <w:tcW w:w="2952" w:type="dxa"/>
+          </w:tcPr>
+          <w:p>
+            <w:pPr>
+              <w:jc w:val="center"/>
+            </w:pPr>
+            <w:r>
+              <w:t>Parameters</w:t>
+            </w:r>
+          </w:p>
+        </w:tc>
+        <w:tc>
+          <w:tcPr>
+            <w:tcW w:w="3677" w:type="dxa"/>
+          </w:tcPr>
+          <w:p>
+            <w:pPr>
+              <w:jc w:val="center"/>
+              <w:cnfStyle w:val="100000000000" w:firstRow="1" w:lastRow="0" w:firstColumn="0" w:lastColumn="0" w:oddVBand="0" w:evenVBand="0" w:oddHBand="0" w:evenHBand="0" w:firstRowFirstColumn="0" w:firstRowLastColumn="0" w:lastRowFirstColumn="0" w:lastRowLastColumn="0"/>
+            </w:pPr>
+            <w:r>
+              <w:t>Description</w:t>
+            </w:r>
+          </w:p>
+        </w:tc>
+        <w:tc>
+          <w:tcPr>
+            <w:tcW w:w="2227" w:type="dxa"/>
+          </w:tcPr>
+          <w:p>
+            <w:pPr>
+              <w:jc w:val="center"/>
+              <w:cnfStyle w:val="100000000000" w:firstRow="1" w:lastRow="0" w:firstColumn="0" w:lastColumn="0" w:oddVBand="0" w:evenVBand="0" w:oddHBand="0" w:evenHBand="0" w:firstRowFirstColumn="0" w:firstRowLastColumn="0" w:lastRowFirstColumn="0" w:lastRowLastColumn="0"/>
+            </w:pPr>
+            <w:r>
+              <w:t>Value</w:t>
+            </w:r>
+          </w:p>
+        </w:tc>
+      </w:tr>
+      <w:tr>
+        <w:tc>
+          <w:tcPr>
+            <w:cnfStyle w:val="001000000000" w:firstRow="0" w:lastRow="0" w:firstColumn="1" w:lastColumn="0" w:oddVBand="0" w:evenVBand="0" w:oddHBand="0" w:evenHBand="0" w:firstRowFirstColumn="0" w:firstRowLastColumn="0" w:lastRowFirstColumn="0" w:lastRowLastColumn="0"/>
+            <w:tcW w:w="2952" w:type="dxa"/>
+          </w:tcPr>
+          <w:p>
+            <w:pPr>
+              <w:jc w:val="center"/>
+              <w:rPr>
+                <w:b w:val="0"/>
+                <w:bCs w:val="0"/>
+              </w:rPr>
+            </w:pPr>
+            <w:r>
+              <w:rPr>
+                <w:b w:val="0"/>
+                <w:bCs w:val="0"/>
+              </w:rPr>
+              <w:t>HUM</w:t>
+            </w:r>
+            <w:r>
+              <w:rPr>
+                <w:b w:val="0"/>
+                <w:bCs w:val="0"/>
+              </w:rPr>
+              <w:t>IDITY</w:t>
+            </w:r>
+            <w:r>
+              <w:rPr>
+                <w:b w:val="0"/>
+                <w:bCs w:val="0"/>
+              </w:rPr>
+              <w:t>_THRESHOLD_MIN</w:t>
+            </w:r>
+          </w:p>
+        </w:tc>
+        <w:tc>
+          <w:tcPr>
+            <w:tcW w:w="3677" w:type="dxa"/>
+          </w:tcPr>
+          <w:p>
+            <w:pPr>
+              <w:jc w:val="center"/>
+              <w:cnfStyle w:val="000000000000" w:firstRow="0" w:lastRow="0" w:firstColumn="0" w:lastColumn="0" w:oddVBand="0" w:evenVBand="0" w:oddHBand="0" w:evenHBand="0" w:firstRowFirstColumn="0" w:firstRowLastColumn="0" w:lastRowFirstColumn="0" w:lastRowLastColumn="0"/>
+            </w:pPr>
+            <w:r>
+              <w:t>Minimum threshold humidity limit</w:t>
+            </w:r>
+          </w:p>
+        </w:tc>
+        <w:tc>
+          <w:tcPr>
+            <w:tcW w:w="2227" w:type="dxa"/>
+          </w:tcPr>
+          <w:p>
+            <w:pPr>
+              <w:jc w:val="center"/>
+              <w:cnfStyle w:val="000000000000" w:firstRow="0" w:lastRow="0" w:firstColumn="0" w:lastColumn="0" w:oddVBand="0" w:evenVBand="0" w:oddHBand="0" w:evenHBand="0" w:firstRowFirstColumn="0" w:firstRowLastColumn="0" w:lastRowFirstColumn="0" w:lastRowLastColumn="0"/>
+            </w:pPr>
+            <w:r>
+              <w:t>20% RH</w:t>
+            </w:r>
+          </w:p>
+        </w:tc>
+      </w:tr>
+      <w:tr>
+        <w:tc>
+          <w:tcPr>
+            <w:cnfStyle w:val="001000000000" w:firstRow="0" w:lastRow="0" w:firstColumn="1" w:lastColumn="0" w:oddVBand="0" w:evenVBand="0" w:oddHBand="0" w:evenHBand="0" w:firstRowFirstColumn="0" w:firstRowLastColumn="0" w:lastRowFirstColumn="0" w:lastRowLastColumn="0"/>
+            <w:tcW w:w="2952" w:type="dxa"/>
+          </w:tcPr>
+          <w:p>
+            <w:pPr>
+              <w:jc w:val="center"/>
+              <w:rPr>
+                <w:b w:val="0"/>
+                <w:bCs w:val="0"/>
+              </w:rPr>
+            </w:pPr>
+            <w:r>
+              <w:rPr>
+                <w:b w:val="0"/>
+                <w:bCs w:val="0"/>
+              </w:rPr>
+              <w:t>HUM</w:t>
+            </w:r>
+            <w:r>
+              <w:rPr>
+                <w:b w:val="0"/>
+                <w:bCs w:val="0"/>
+              </w:rPr>
+              <w:t>IDITY</w:t>
+            </w:r>
+            <w:r>
+              <w:rPr>
+                <w:b w:val="0"/>
+                <w:bCs w:val="0"/>
+              </w:rPr>
+              <w:t>_THRESHOLD_MAX</w:t>
+            </w:r>
+          </w:p>
+        </w:tc>
+        <w:tc>
+          <w:tcPr>
+            <w:tcW w:w="3677" w:type="dxa"/>
+          </w:tcPr>
+          <w:p>
+            <w:pPr>
+              <w:jc w:val="center"/>
+              <w:cnfStyle w:val="000000000000" w:firstRow="0" w:lastRow="0" w:firstColumn="0" w:lastColumn="0" w:oddVBand="0" w:evenVBand="0" w:oddHBand="0" w:evenHBand="0" w:firstRowFirstColumn="0" w:firstRowLastColumn="0" w:lastRowFirstColumn="0" w:lastRowLastColumn="0"/>
+            </w:pPr>
+            <w:r>
+              <w:t>Maximum threshold humidity limit</w:t>
+            </w:r>
+          </w:p>
+        </w:tc>
+        <w:tc>
+          <w:tcPr>
+            <w:tcW w:w="2227" w:type="dxa"/>
+          </w:tcPr>
+          <w:p>
+            <w:pPr>
+              <w:jc w:val="center"/>
+              <w:cnfStyle w:val="000000000000" w:firstRow="0" w:lastRow="0" w:firstColumn="0" w:lastColumn="0" w:oddVBand="0" w:evenVBand="0" w:oddHBand="0" w:evenHBand="0" w:firstRowFirstColumn="0" w:firstRowLastColumn="0" w:lastRowFirstColumn="0" w:lastRowLastColumn="0"/>
+            </w:pPr>
+            <w:r>
+              <w:t>60% RH</w:t>
+            </w:r>
+          </w:p>
+        </w:tc>
+      </w:tr>
+      <w:tr>
+        <w:tc>
+          <w:tcPr>
+            <w:cnfStyle w:val="001000000000" w:firstRow="0" w:lastRow="0" w:firstColumn="1" w:lastColumn="0" w:oddVBand="0" w:evenVBand="0" w:oddHBand="0" w:evenHBand="0" w:firstRowFirstColumn="0" w:firstRowLastColumn="0" w:lastRowFirstColumn="0" w:lastRowLastColumn="0"/>
+            <w:tcW w:w="2952" w:type="dxa"/>
+          </w:tcPr>
+          <w:p>
+            <w:pPr>
+              <w:jc w:val="center"/>
+              <w:rPr>
+                <w:b w:val="0"/>
+                <w:bCs w:val="0"/>
+              </w:rPr>
+            </w:pPr>
+            <w:r>
+              <w:rPr>
+                <w:b w:val="0"/>
+                <w:bCs w:val="0"/>
+              </w:rPr>
+              <w:t>HUM</w:t>
+            </w:r>
+            <w:r>
+              <w:rPr>
+                <w:b w:val="0"/>
+                <w:bCs w:val="0"/>
+              </w:rPr>
+              <w:t>IDITY</w:t>
+            </w:r>
+            <w:r>
+              <w:rPr>
+                <w:b w:val="0"/>
+                <w:bCs w:val="0"/>
+              </w:rPr>
+              <w:t>_READ_FREQUENCY</w:t>
+            </w:r>
+          </w:p>
+        </w:tc>
+        <w:tc>
+          <w:tcPr>
+            <w:tcW w:w="3677" w:type="dxa"/>
+          </w:tcPr>
+          <w:p>
+            <w:pPr>
+              <w:jc w:val="center"/>
+              <w:cnfStyle w:val="000000000000" w:firstRow="0" w:lastRow="0" w:firstColumn="0" w:lastColumn="0" w:oddVBand="0" w:evenVBand="0" w:oddHBand="0" w:evenHBand="0" w:firstRowFirstColumn="0" w:firstRowLastColumn="0" w:lastRowFirstColumn="0" w:lastRowLastColumn="0"/>
+            </w:pPr>
+            <w:r>
+              <w:t>Sensor polling frequency</w:t>
+            </w:r>
+          </w:p>
+        </w:tc>
+        <w:tc>
+          <w:tcPr>
+            <w:tcW w:w="2227" w:type="dxa"/>
+          </w:tcPr>
+          <w:p>
+            <w:pPr>
+              <w:jc w:val="center"/>
+              <w:cnfStyle w:val="000000000000" w:firstRow="0" w:lastRow="0" w:firstColumn="0" w:lastColumn="0" w:oddVBand="0" w:evenVBand="0" w:oddHBand="0" w:evenHBand="0" w:firstRowFirstColumn="0" w:firstRowLastColumn="0" w:lastRowFirstColumn="0" w:lastRowLastColumn="0"/>
+            </w:pPr>
+            <w:r>
+              <w:t xml:space="preserve">100 </w:t>
+            </w:r>
+            <w:proofErr w:type="spellStart"/>
+            <w:r>
+              <w:t>ms</w:t>
+            </w:r>
+            <w:proofErr w:type="spellEnd"/>
+          </w:p>
+        </w:tc>
+      </w:tr>
+      <w:tr>
+        <w:tc>
+          <w:tcPr>
+            <w:cnfStyle w:val="001000000000" w:firstRow="0" w:lastRow="0" w:firstColumn="1" w:lastColumn="0" w:oddVBand="0" w:evenVBand="0" w:oddHBand="0" w:evenHBand="0" w:firstRowFirstColumn="0" w:firstRowLastColumn="0" w:lastRowFirstColumn="0" w:lastRowLastColumn="0"/>
+            <w:tcW w:w="2952" w:type="dxa"/>
+          </w:tcPr>
+          <w:p>
+            <w:pPr>
+              <w:jc w:val="center"/>
+              <w:rPr>
+                <w:b w:val="0"/>
+                <w:bCs w:val="0"/>
+              </w:rPr>
+            </w:pPr>
+            <w:r>
+              <w:rPr>
+                <w:b w:val="0"/>
+                <w:bCs w:val="0"/>
+              </w:rPr>
+              <w:t>MAX_BREACH_LIMIT</w:t>
+            </w:r>
+          </w:p>
+        </w:tc>
+        <w:tc>
+          <w:tcPr>
+            <w:tcW w:w="3677" w:type="dxa"/>
+          </w:tcPr>
+          <w:p>
+            <w:pPr>
+              <w:jc w:val="center"/>
+              <w:cnfStyle w:val="000000000000" w:firstRow="0" w:lastRow="0" w:firstColumn="0" w:lastColumn="0" w:oddVBand="0" w:evenVBand="0" w:oddHBand="0" w:evenHBand="0" w:firstRowFirstColumn="0" w:firstRowLastColumn="0" w:lastRowFirstColumn="0" w:lastRowLastColumn="0"/>
+            </w:pPr>
+            <w:r>
+              <w:t>Threshold breach limit</w:t>
+            </w:r>
+          </w:p>
+        </w:tc>
+        <w:tc>
+          <w:tcPr>
+            <w:tcW w:w="2227" w:type="dxa"/>
+          </w:tcPr>
+          <w:p>
+            <w:pPr>
+              <w:jc w:val="center"/>
+              <w:cnfStyle w:val="000000000000" w:firstRow="0" w:lastRow="0" w:firstColumn="0" w:lastColumn="0" w:oddVBand="0" w:evenVBand="0" w:oddHBand="0" w:evenHBand="0" w:firstRowFirstColumn="0" w:firstRowLastColumn="0" w:lastRowFirstColumn="0" w:lastRowLastColumn="0"/>
+            </w:pPr>
+            <w:r>
+              <w:t>3</w:t>
+            </w:r>
+          </w:p>
+        </w:tc>
+      </w:tr>
+      <w:tr>
+        <w:tc>
+          <w:tcPr>
+            <w:cnfStyle w:val="001000000000" w:firstRow="0" w:lastRow="0" w:firstColumn="1" w:lastColumn="0" w:oddVBand="0" w:evenVBand="0" w:oddHBand="0" w:evenHBand="0" w:firstRowFirstColumn="0" w:firstRowLastColumn="0" w:lastRowFirstColumn="0" w:lastRowLastColumn="0"/>
+            <w:tcW w:w="2952" w:type="dxa"/>
+          </w:tcPr>
+          <w:p>
+            <w:pPr>
+              <w:jc w:val="center"/>
+              <w:rPr>
+                <w:b w:val="0"/>
+                <w:bCs w:val="0"/>
+              </w:rPr>
+            </w:pPr>
+            <w:r>
+              <w:rPr>
+                <w:b w:val="0"/>
+                <w:bCs w:val="0"/>
+              </w:rPr>
+              <w:t>ALARM_DURATION</w:t>
+            </w:r>
+          </w:p>
+        </w:tc>
+        <w:tc>
+          <w:tcPr>
+            <w:tcW w:w="3677" w:type="dxa"/>
+          </w:tcPr>
+          <w:p>
+            <w:pPr>
+              <w:jc w:val="center"/>
+              <w:cnfStyle w:val="000000000000" w:firstRow="0" w:lastRow="0" w:firstColumn="0" w:lastColumn="0" w:oddVBand="0" w:evenVBand="0" w:oddHBand="0" w:evenHBand="0" w:firstRowFirstColumn="0" w:firstRowLastColumn="0" w:lastRowFirstColumn="0" w:lastRowLastColumn="0"/>
+            </w:pPr>
+            <w:r>
+              <w:t>Duration of Alarm notification</w:t>
+            </w:r>
+          </w:p>
+        </w:tc>
+        <w:tc>
+          <w:tcPr>
+            <w:tcW w:w="2227" w:type="dxa"/>
+          </w:tcPr>
+          <w:p>
+            <w:pPr>
+              <w:jc w:val="center"/>
+              <w:cnfStyle w:val="000000000000" w:firstRow="0" w:lastRow="0" w:firstColumn="0" w:lastColumn="0" w:oddVBand="0" w:evenVBand="0" w:oddHBand="0" w:evenHBand="0" w:firstRowFirstColumn="0" w:firstRowLastColumn="0" w:lastRowFirstColumn="0" w:lastRowLastColumn="0"/>
+            </w:pPr>
+            <w:r>
+              <w:t xml:space="preserve">50 </w:t>
+            </w:r>
+            <w:proofErr w:type="spellStart"/>
+            <w:r>
+              <w:t>ms</w:t>
+            </w:r>
+            <w:proofErr w:type="spellEnd"/>
+          </w:p>
+        </w:tc>
+      </w:tr>
+      <w:tr>
+        <w:tc>
+          <w:tcPr>
+            <w:cnfStyle w:val="001000000000" w:firstRow="0" w:lastRow="0" w:firstColumn="1" w:lastColumn="0" w:oddVBand="0" w:evenVBand="0" w:oddHBand="0" w:evenHBand="0" w:firstRowFirstColumn="0" w:firstRowLastColumn="0" w:lastRowFirstColumn="0" w:lastRowLastColumn="0"/>
+            <w:tcW w:w="2952" w:type="dxa"/>
+          </w:tcPr>
+          <w:p>
+            <w:pPr>
+              <w:jc w:val="center"/>
+              <w:rPr>
+                <w:b w:val="0"/>
+                <w:bCs w:val="0"/>
+              </w:rPr>
+            </w:pPr>
+            <w:r>
+              <w:rPr>
+                <w:b w:val="0"/>
+                <w:bCs w:val="0"/>
+              </w:rPr>
+              <w:t>READ_RETRY_COUNT</w:t>
+            </w:r>
+          </w:p>
+        </w:tc>
+        <w:tc>
+          <w:tcPr>
+            <w:tcW w:w="3677" w:type="dxa"/>
+          </w:tcPr>
+          <w:p>
+            <w:pPr>
+              <w:jc w:val="center"/>
+              <w:cnfStyle w:val="000000000000" w:firstRow="0" w:lastRow="0" w:firstColumn="0" w:lastColumn="0" w:oddVBand="0" w:evenVBand="0" w:oddHBand="0" w:evenHBand="0" w:firstRowFirstColumn="0" w:firstRowLastColumn="0" w:lastRowFirstColumn="0" w:lastRowLastColumn="0"/>
+            </w:pPr>
+            <w:r>
+              <w:t>Retry sensor read once failed</w:t>
+            </w:r>
+          </w:p>
+        </w:tc>
+        <w:tc>
+          <w:tcPr>
+            <w:tcW w:w="2227" w:type="dxa"/>
+          </w:tcPr>
+          <w:p>
+            <w:pPr>
+              <w:jc w:val="center"/>
+              <w:cnfStyle w:val="000000000000" w:firstRow="0" w:lastRow="0" w:firstColumn="0" w:lastColumn="0" w:oddVBand="0" w:evenVBand="0" w:oddHBand="0" w:evenHBand="0" w:firstRowFirstColumn="0" w:firstRowLastColumn="0" w:lastRowFirstColumn="0" w:lastRowLastColumn="0"/>
+            </w:pPr>
+            <w:r>
+              <w:t>3</w:t>
+            </w:r>
+          </w:p>
+        </w:tc>
+      </w:tr>
+    </w:tbl>
+    <w:p>
+      <w:pPr>
+        <w:jc w:val="both"/>
+        <w:rPr>
+          <w:rFonts w:eastAsia="Calibri" w:cs="Calibri"/>
+          <w:color w:val="000000"/>
+        </w:rPr>
+      </w:pPr>
+    </w:p>
+    <w:p>
+      <w:pPr>
         <w:pStyle w:val="Heading2"/>
       </w:pPr>
       <w:r>
+        <w:lastRenderedPageBreak/>
+        <w:t>2.2 Key Components</w:t>
+      </w:r>
+    </w:p>
+    <w:p>
+      <w:pPr>
+        <w:pStyle w:val="Heading2"/>
+        <w:rPr>
+          <w:sz w:val="24"/>
+          <w:szCs w:val="24"/>
+        </w:rPr>
+      </w:pPr>
+      <w:bookmarkStart w:id="0" w:name="_heading=h.mj3kwvakioee" w:colFirst="0" w:colLast="0"/>
+      <w:bookmarkEnd w:id="0"/>
+      <w:r>
+        <w:rPr>
+          <w:sz w:val="24"/>
+          <w:szCs w:val="24"/>
+        </w:rPr>
+        <w:t>2.2.1 Humidity Read Module</w:t>
+      </w:r>
+    </w:p>
+    <w:p>
+      <w:pPr>
+        <w:jc w:val="both"/>
+      </w:pPr>
+      <w:r>
+        <w:t>This module is responsible for continuous humidity monitoring. It interfaces with the sensor to read humidity levels every HUM</w:t>
+      </w:r>
+      <w:r>
+        <w:t>IDITY</w:t>
+      </w:r>
+      <w:r>
+        <w:t>_READ_FREQUENCY millisecond. After performing initial validation (ensuring the value is within a logical 0-100% range), the processed data is sent to the Humidity Threshold Check module via a message queue.</w:t>
+      </w:r>
+    </w:p>
+    <w:p>
+      <w:pPr>
+        <w:pStyle w:val="Heading2"/>
+        <w:rPr>
+          <w:sz w:val="24"/>
+          <w:szCs w:val="24"/>
+        </w:rPr>
+      </w:pPr>
+      <w:bookmarkStart w:id="1" w:name="_heading=h.5fgdi7xvsks8" w:colFirst="0" w:colLast="0"/>
+      <w:bookmarkEnd w:id="1"/>
+      <w:r>
+        <w:rPr>
+          <w:sz w:val="24"/>
+          <w:szCs w:val="24"/>
+        </w:rPr>
+        <w:t>2.2.2 Humidity Threshold Check Module</w:t>
+      </w:r>
+    </w:p>
+    <w:p>
+      <w:pPr>
+        <w:jc w:val="both"/>
+      </w:pPr>
+      <w:r>
+        <w:t>This module performs moisture level validation by comparing the incoming data from the Humidity Read module against the established safety range (HUM</w:t>
+      </w:r>
+      <w:r>
+        <w:t>IDITY</w:t>
+      </w:r>
+      <w:r>
+        <w:t>_THRESHOLD_MIN to HUM</w:t>
+      </w:r>
+      <w:r>
+        <w:t>IDITY</w:t>
+      </w:r>
+      <w:r>
+        <w:t>_THRESHOLD_MAX). If the humidity readings remain outside these bounds for a consecutive period defined by MAX_BREACH_LIMIT, the module signals the Alarm Module using a binary semaphore.</w:t>
+      </w:r>
+    </w:p>
+    <w:p>
+      <w:pPr>
+        <w:pStyle w:val="Heading2"/>
+        <w:rPr>
+          <w:sz w:val="24"/>
+          <w:szCs w:val="24"/>
+        </w:rPr>
+      </w:pPr>
+      <w:bookmarkStart w:id="2" w:name="_heading=h.1dgyckipa3ym" w:colFirst="0" w:colLast="0"/>
+      <w:bookmarkEnd w:id="2"/>
+      <w:r>
+        <w:rPr>
+          <w:sz w:val="24"/>
+          <w:szCs w:val="24"/>
+        </w:rPr>
+        <w:t>2.2.3 Alarm Module</w:t>
+      </w:r>
+    </w:p>
+    <w:p>
+      <w:pPr>
+        <w:jc w:val="both"/>
+      </w:pPr>
+      <w:r>
+        <w:t>When this module is activated by a semaphore signal, it executes the alert protocol. It prints the notification: "Humidity Alarm Triggered" to the console or system log. The alert state remains active for ALARM_DURATION milliseconds before the module returns to its idle state, waiting for the next trigger.</w:t>
+      </w:r>
+    </w:p>
+    <w:p>
+      <w:pPr>
+        <w:pStyle w:val="Heading2"/>
+      </w:pPr>
+      <w:r>
+        <w:t>2.3 High Level Architecture Diagrams</w:t>
+      </w:r>
+    </w:p>
+    <w:p/>
+    <w:p>
+      <w:r>
+        <w:rPr>
+          <w:noProof/>
+        </w:rPr>
+        <w:drawing>
+          <wp:inline distT="0" distB="0" distL="0" distR="0" wp14:anchorId="59B41849" wp14:editId="6D149683">
+            <wp:extent cx="5095875" cy="3190240"/>
+            <wp:effectExtent l="0" t="0" r="9525" b="0"/>
+            <wp:docPr id="88749154" name="Picture 1" descr="PlantUML Diagram"/>
+            <wp:cNvGraphicFramePr>
+              <a:graphicFrameLocks xmlns:a="http://schemas.openxmlformats.org/drawingml/2006/main" noChangeAspect="1"/>
+            </wp:cNvGraphicFramePr>
+            <a:graphic xmlns:a="http://schemas.openxmlformats.org/drawingml/2006/main">
+              <a:graphicData uri="http://schemas.openxmlformats.org/drawingml/2006/picture">
+                <pic:pic xmlns:pic="http://schemas.openxmlformats.org/drawingml/2006/picture">
+                  <pic:nvPicPr>
+                    <pic:cNvPr id="0" name="Picture 1" descr="PlantUML Diagram"/>
+                    <pic:cNvPicPr>
+                      <a:picLocks noChangeAspect="1" noChangeArrowheads="1"/>
+                    </pic:cNvPicPr>
+                  </pic:nvPicPr>
+                  <pic:blipFill>
+                    <a:blip r:embed="rId6">
+                      <a:extLst>
+                        <a:ext uri="{28A0092B-C50C-407E-A947-70E740481C1C}">
+                          <a14:useLocalDpi xmlns:a14="http://schemas.microsoft.com/office/drawing/2010/main" val="0"/>
+                        </a:ext>
+                      </a:extLst>
+                    </a:blip>
+                    <a:srcRect/>
+                    <a:stretch>
+                      <a:fillRect/>
+                    </a:stretch>
+                  </pic:blipFill>
+                  <pic:spPr bwMode="auto">
+                    <a:xfrm>
+                      <a:off x="0" y="0"/>
+                      <a:ext cx="5117068" cy="3203508"/>
+                    </a:xfrm>
+                    <a:prstGeom prst="rect">
+                      <a:avLst/>
+                    </a:prstGeom>
+                    <a:noFill/>
+                    <a:ln>
+                      <a:noFill/>
+                    </a:ln>
+                  </pic:spPr>
+                </pic:pic>
+              </a:graphicData>
+            </a:graphic>
+          </wp:inline>
+        </w:drawing>
+      </w:r>
+    </w:p>
+    <w:p/>
+    <w:p>
+      <w:pPr>
+        <w:pStyle w:val="Heading2"/>
+      </w:pPr>
+      <w:r>
+        <w:lastRenderedPageBreak/>
         <w:t>3. Software Architecture</w:t>
       </w:r>
     </w:p>
     <w:p>
       <w:pPr>
+        <w:pStyle w:val="Heading2"/>
+        <w:rPr>
+          <w:rFonts w:ascii="Calibri" w:eastAsia="Calibri" w:hAnsi="Calibri" w:cs="Calibri"/>
+          <w:b w:val="0"/>
+          <w:bCs w:val="0"/>
+          <w:color w:val="000000"/>
+          <w:sz w:val="22"/>
+          <w:szCs w:val="22"/>
+        </w:rPr>
+      </w:pPr>
+      <w:r>
+        <w:rPr>
+          <w:rFonts w:ascii="Calibri" w:eastAsia="Calibri" w:hAnsi="Calibri" w:cs="Calibri"/>
+          <w:b w:val="0"/>
+          <w:bCs w:val="0"/>
+          <w:color w:val="000000"/>
+          <w:sz w:val="22"/>
+          <w:szCs w:val="22"/>
+        </w:rPr>
+        <w:t>The Humidity Alarm System comprises three main threads responsible for core functionalities:</w:t>
+      </w:r>
+    </w:p>
+    <w:p>
+      <w:pPr>
+        <w:pStyle w:val="Heading2"/>
+      </w:pPr>
+      <w:r>
+        <w:rPr>
+          <w:sz w:val="22"/>
+          <w:szCs w:val="22"/>
+        </w:rPr>
+        <w:t>1. Humidity Reading Thread:</w:t>
+      </w:r>
+    </w:p>
+    <w:p>
+      <w:pPr>
+        <w:pStyle w:val="ListParagraph"/>
+        <w:widowControl w:val="0"/>
+        <w:numPr>
+          <w:ilvl w:val="0"/>
+          <w:numId w:val="17"/>
+        </w:numPr>
+        <w:pBdr>
+          <w:between w:val="nil"/>
+        </w:pBdr>
+        <w:spacing w:after="240"/>
+        <w:jc w:val="both"/>
         <w:rPr>
           <w:lang w:val="en-IN"/>
         </w:rPr>
@@ -115,99 +838,231 @@
         <w:rPr>
           <w:lang w:val="en-IN"/>
         </w:rPr>
-        <w:t xml:space="preserve">A </w:t>
-      </w:r>
-      <w:r>
-        <w:rPr>
-          <w:b/>
-          <w:bCs/>
-          <w:lang w:val="en-IN"/>
-        </w:rPr>
-        <w:t>Modular Architecture</w:t>
+        <w:t>This thread's sole purpose is to read the humidity value at regular intervals defined by HUM</w:t>
       </w:r>
       <w:r>
         <w:rPr>
           <w:lang w:val="en-IN"/>
         </w:rPr>
-        <w:t xml:space="preserve"> is used:</w:t>
-      </w:r>
-    </w:p>
-    <w:p>
-      <w:pPr>
-        <w:pStyle w:val="ListParagraph"/>
-        <w:numPr>
-          <w:ilvl w:val="0"/>
-          <w:numId w:val="11"/>
-        </w:numPr>
-        <w:rPr>
-          <w:lang w:val="en-IN"/>
-        </w:rPr>
-      </w:pPr>
-      <w:r>
-        <w:rPr>
-          <w:b/>
-          <w:bCs/>
-          <w:lang w:val="en-IN"/>
-        </w:rPr>
-        <w:t>Application Layer:</w:t>
+        <w:t>IDITY</w:t>
       </w:r>
       <w:r>
         <w:rPr>
           <w:lang w:val="en-IN"/>
         </w:rPr>
-        <w:t xml:space="preserve"> Threshold logic.</w:t>
+        <w:t>_READ_FREQUENCY.</w:t>
       </w:r>
     </w:p>
     <w:p>
       <w:pPr>
         <w:pStyle w:val="ListParagraph"/>
+        <w:widowControl w:val="0"/>
         <w:numPr>
           <w:ilvl w:val="0"/>
-          <w:numId w:val="11"/>
+          <w:numId w:val="17"/>
         </w:numPr>
+        <w:pBdr>
+          <w:between w:val="nil"/>
+        </w:pBdr>
+        <w:spacing w:after="240"/>
+        <w:jc w:val="both"/>
         <w:rPr>
           <w:lang w:val="en-IN"/>
         </w:rPr>
       </w:pPr>
       <w:r>
         <w:rPr>
-          <w:b/>
-          <w:bCs/>
           <w:lang w:val="en-IN"/>
         </w:rPr>
-        <w:t>Abstraction Layer:</w:t>
+        <w:t>The acquired humidity data is then placed into a message queue for consumption by the threshold checking thread.</w:t>
+      </w:r>
+    </w:p>
+    <w:p>
+      <w:pPr>
+        <w:pStyle w:val="Heading2"/>
+        <w:rPr>
+          <w:sz w:val="22"/>
+          <w:szCs w:val="22"/>
+        </w:rPr>
+      </w:pPr>
+      <w:r>
+        <w:rPr>
+          <w:sz w:val="22"/>
+          <w:szCs w:val="22"/>
+        </w:rPr>
+        <w:t>2. Humidity Threshold Checking Thread:</w:t>
+      </w:r>
+    </w:p>
+    <w:p>
+      <w:pPr>
+        <w:pStyle w:val="ListParagraph"/>
+        <w:widowControl w:val="0"/>
+        <w:numPr>
+          <w:ilvl w:val="0"/>
+          <w:numId w:val="18"/>
+        </w:numPr>
+        <w:pBdr>
+          <w:between w:val="nil"/>
+        </w:pBdr>
+        <w:spacing w:after="240"/>
+        <w:jc w:val="both"/>
+        <w:rPr>
+          <w:lang w:val="en-IN"/>
+        </w:rPr>
+      </w:pPr>
+      <w:r>
+        <w:rPr>
+          <w:lang w:val="en-IN"/>
+        </w:rPr>
+        <w:t>Operating in a blocking mode, this thread continuously waits for and receives humidity data from the message queue.</w:t>
+      </w:r>
+    </w:p>
+    <w:p>
+      <w:pPr>
+        <w:pStyle w:val="ListParagraph"/>
+        <w:widowControl w:val="0"/>
+        <w:numPr>
+          <w:ilvl w:val="0"/>
+          <w:numId w:val="18"/>
+        </w:numPr>
+        <w:pBdr>
+          <w:between w:val="nil"/>
+        </w:pBdr>
+        <w:spacing w:after="240"/>
+        <w:jc w:val="both"/>
+        <w:rPr>
+          <w:lang w:val="en-IN"/>
+        </w:rPr>
+      </w:pPr>
+      <w:r>
+        <w:rPr>
+          <w:lang w:val="en-IN"/>
+        </w:rPr>
+        <w:t>Upon receipt, the humidity is immediately compared against the acceptable operating range defined by HUM</w:t>
       </w:r>
       <w:r>
         <w:rPr>
           <w:lang w:val="en-IN"/>
         </w:rPr>
-        <w:t xml:space="preserve"> Simulated sensor data.</w:t>
-      </w:r>
-    </w:p>
-    <w:p>
-      <w:pPr>
-        <w:pStyle w:val="ListParagraph"/>
-        <w:numPr>
-          <w:ilvl w:val="0"/>
-          <w:numId w:val="11"/>
-        </w:numPr>
-        <w:rPr>
-          <w:lang w:val="en-IN"/>
-        </w:rPr>
-      </w:pPr>
-      <w:r>
-        <w:rPr>
-          <w:b/>
-          <w:bCs/>
-          <w:lang w:val="en-IN"/>
-        </w:rPr>
-        <w:t>Driver Layer:</w:t>
+        <w:t>IDITY</w:t>
       </w:r>
       <w:r>
         <w:rPr>
           <w:lang w:val="en-IN"/>
         </w:rPr>
-        <w:t xml:space="preserve"> Direct control of GPIO pins.</w:t>
+        <w:t>_THRESHOLD_MIN and HUM</w:t>
+      </w:r>
+      <w:r>
+        <w:rPr>
+          <w:lang w:val="en-IN"/>
+        </w:rPr>
+        <w:t>IDITY</w:t>
+      </w:r>
+      <w:r>
+        <w:rPr>
+          <w:lang w:val="en-IN"/>
+        </w:rPr>
+        <w:t>_THRESHOLD_MAX.</w:t>
+      </w:r>
+    </w:p>
+    <w:p>
+      <w:pPr>
+        <w:pStyle w:val="ListParagraph"/>
+        <w:widowControl w:val="0"/>
+        <w:numPr>
+          <w:ilvl w:val="0"/>
+          <w:numId w:val="18"/>
+        </w:numPr>
+        <w:pBdr>
+          <w:between w:val="nil"/>
+        </w:pBdr>
+        <w:spacing w:after="240"/>
+        <w:jc w:val="both"/>
+        <w:rPr>
+          <w:lang w:val="en-IN"/>
+        </w:rPr>
+      </w:pPr>
+      <w:r>
+        <w:rPr>
+          <w:lang w:val="en-IN"/>
+        </w:rPr>
+        <w:t>If the humidity falls outside these limits, the alarm thread is activated using a binary semaphore.</w:t>
+      </w:r>
+    </w:p>
+    <w:p>
+      <w:pPr>
+        <w:pStyle w:val="Heading2"/>
+        <w:rPr>
+          <w:b w:val="0"/>
+          <w:bCs w:val="0"/>
+          <w:color w:val="000000"/>
+          <w:sz w:val="22"/>
+          <w:szCs w:val="22"/>
+        </w:rPr>
+      </w:pPr>
+      <w:r>
+        <w:rPr>
+          <w:sz w:val="22"/>
+          <w:szCs w:val="22"/>
+        </w:rPr>
+        <w:t>3. Alarm Thread:</w:t>
+      </w:r>
+    </w:p>
+    <w:p>
+      <w:pPr>
+        <w:pStyle w:val="ListParagraph"/>
+        <w:numPr>
+          <w:ilvl w:val="0"/>
+          <w:numId w:val="18"/>
+        </w:numPr>
+        <w:jc w:val="both"/>
+        <w:rPr>
+          <w:lang w:val="en-IN"/>
+        </w:rPr>
+      </w:pPr>
+      <w:r>
+        <w:rPr>
+          <w:lang w:val="en-IN"/>
+        </w:rPr>
+        <w:t>It waits for an alarm binary semaphore flag to get incremented.</w:t>
+      </w:r>
+    </w:p>
+    <w:p>
+      <w:pPr>
+        <w:pStyle w:val="ListParagraph"/>
+        <w:numPr>
+          <w:ilvl w:val="0"/>
+          <w:numId w:val="18"/>
+        </w:numPr>
+        <w:jc w:val="both"/>
+        <w:rPr>
+          <w:lang w:val="en-IN"/>
+        </w:rPr>
+      </w:pPr>
+      <w:r>
+        <w:rPr>
+          <w:lang w:val="en-IN"/>
+        </w:rPr>
+        <w:t>Once triggered by the threshold checking thread (when a humidity violation is detected), it prints the corresponding notification: "Humidity Alarm Triggered".</w:t>
+      </w:r>
+    </w:p>
+    <w:p>
+      <w:pPr>
+        <w:pStyle w:val="ListParagraph"/>
+        <w:numPr>
+          <w:ilvl w:val="0"/>
+          <w:numId w:val="18"/>
+        </w:numPr>
+        <w:jc w:val="both"/>
+        <w:rPr>
+          <w:lang w:val="en-IN"/>
+        </w:rPr>
+      </w:pPr>
+      <w:r>
+        <w:rPr>
+          <w:lang w:val="en-IN"/>
+        </w:rPr>
+        <w:t>The alarm remains active for ALARM_DURATION milliseconds before the thread returns to its waiting state for the next event.</w:t>
       </w:r>
     </w:p>
     <w:p>
@@ -220,257 +1075,851 @@
     </w:p>
     <w:p>
       <w:pPr>
-        <w:pStyle w:val="ListParagraph"/>
-        <w:numPr>
-          <w:ilvl w:val="0"/>
-          <w:numId w:val="11"/>
-        </w:numPr>
+        <w:pStyle w:val="Heading2"/>
         <w:rPr>
-          <w:lang w:val="en-IN"/>
+          <w:sz w:val="24"/>
+          <w:szCs w:val="24"/>
         </w:rPr>
       </w:pPr>
+      <w:bookmarkStart w:id="3" w:name="_heading=h.ryub12nbaivu" w:colFirst="0" w:colLast="0"/>
+      <w:bookmarkEnd w:id="3"/>
       <w:r>
         <w:rPr>
-          <w:b/>
-          <w:bCs/>
-          <w:lang w:val="en-IN"/>
+          <w:sz w:val="24"/>
+          <w:szCs w:val="24"/>
         </w:rPr>
-        <w:t>Sensor Stub:</w:t>
-      </w:r>
-      <w:r>
-        <w:rPr>
-          <w:lang w:val="en-IN"/>
-        </w:rPr>
-        <w:t xml:space="preserve"> Generates simulated humidity values.</w:t>
+        <w:t>4.1 Humidity Read Module</w:t>
       </w:r>
     </w:p>
     <w:p>
-      <w:pPr>
-        <w:pStyle w:val="ListParagraph"/>
-        <w:numPr>
-          <w:ilvl w:val="0"/>
-          <w:numId w:val="11"/>
-        </w:numPr>
-        <w:rPr>
-          <w:lang w:val="en-IN"/>
-        </w:rPr>
-      </w:pPr>
       <w:r>
         <w:rPr>
-          <w:b/>
-          <w:bCs/>
-          <w:lang w:val="en-IN"/>
+          <w:noProof/>
         </w:rPr>
-        <w:t>Logic Controller:</w:t>
-      </w:r>
-      <w:r>
-        <w:rPr>
-          <w:lang w:val="en-IN"/>
-        </w:rPr>
-        <w:t xml:space="preserve"> Compares input to the 60% threshold.</w:t>
+        <w:drawing>
+          <wp:inline distT="0" distB="0" distL="0" distR="0" wp14:anchorId="49DF124E" wp14:editId="0DCE17C6">
+            <wp:extent cx="2981325" cy="2924175"/>
+            <wp:effectExtent l="0" t="0" r="9525" b="9525"/>
+            <wp:docPr id="202476539" name="Picture 1"/>
+            <wp:cNvGraphicFramePr>
+              <a:graphicFrameLocks xmlns:a="http://schemas.openxmlformats.org/drawingml/2006/main" noChangeAspect="1"/>
+            </wp:cNvGraphicFramePr>
+            <a:graphic xmlns:a="http://schemas.openxmlformats.org/drawingml/2006/main">
+              <a:graphicData uri="http://schemas.openxmlformats.org/drawingml/2006/picture">
+                <pic:pic xmlns:pic="http://schemas.openxmlformats.org/drawingml/2006/picture">
+                  <pic:nvPicPr>
+                    <pic:cNvPr id="202476539" name=""/>
+                    <pic:cNvPicPr/>
+                  </pic:nvPicPr>
+                  <pic:blipFill>
+                    <a:blip r:embed="rId7"/>
+                    <a:stretch>
+                      <a:fillRect/>
+                    </a:stretch>
+                  </pic:blipFill>
+                  <pic:spPr>
+                    <a:xfrm>
+                      <a:off x="0" y="0"/>
+                      <a:ext cx="3001496" cy="2943959"/>
+                    </a:xfrm>
+                    <a:prstGeom prst="rect">
+                      <a:avLst/>
+                    </a:prstGeom>
+                  </pic:spPr>
+                </pic:pic>
+              </a:graphicData>
+            </a:graphic>
+          </wp:inline>
+        </w:drawing>
       </w:r>
     </w:p>
     <w:p>
       <w:pPr>
-        <w:pStyle w:val="ListParagraph"/>
-        <w:numPr>
-          <w:ilvl w:val="0"/>
-          <w:numId w:val="11"/>
-        </w:numPr>
+        <w:pStyle w:val="Heading2"/>
         <w:rPr>
-          <w:lang w:val="en-IN"/>
+          <w:sz w:val="24"/>
+          <w:szCs w:val="24"/>
         </w:rPr>
       </w:pPr>
       <w:r>
         <w:rPr>
-          <w:b/>
-          <w:bCs/>
-          <w:lang w:val="en-IN"/>
+          <w:sz w:val="24"/>
+          <w:szCs w:val="24"/>
         </w:rPr>
-        <w:t>Alarm Manager:</w:t>
-      </w:r>
-      <w:r>
-        <w:rPr>
-          <w:lang w:val="en-IN"/>
-        </w:rPr>
-        <w:t xml:space="preserve"> Drives the LED and Buzzer hardware.</w:t>
+        <w:lastRenderedPageBreak/>
+        <w:t>4.2 Humidity Threshold Check Module</w:t>
       </w:r>
     </w:p>
     <w:p>
+      <w:r>
+        <w:drawing>
+          <wp:inline distT="0" distB="0" distL="0" distR="0" wp14:anchorId="3672CDD0" wp14:editId="6D4E77F5">
+            <wp:extent cx="5105400" cy="4486275"/>
+            <wp:effectExtent l="0" t="0" r="0" b="9525"/>
+            <wp:docPr id="1090728492" name="Picture 1"/>
+            <wp:cNvGraphicFramePr>
+              <a:graphicFrameLocks xmlns:a="http://schemas.openxmlformats.org/drawingml/2006/main" noChangeAspect="1"/>
+            </wp:cNvGraphicFramePr>
+            <a:graphic xmlns:a="http://schemas.openxmlformats.org/drawingml/2006/main">
+              <a:graphicData uri="http://schemas.openxmlformats.org/drawingml/2006/picture">
+                <pic:pic xmlns:pic="http://schemas.openxmlformats.org/drawingml/2006/picture">
+                  <pic:nvPicPr>
+                    <pic:cNvPr id="1090728492" name=""/>
+                    <pic:cNvPicPr/>
+                  </pic:nvPicPr>
+                  <pic:blipFill>
+                    <a:blip r:embed="rId8"/>
+                    <a:stretch>
+                      <a:fillRect/>
+                    </a:stretch>
+                  </pic:blipFill>
+                  <pic:spPr>
+                    <a:xfrm>
+                      <a:off x="0" y="0"/>
+                      <a:ext cx="5105400" cy="4486275"/>
+                    </a:xfrm>
+                    <a:prstGeom prst="rect">
+                      <a:avLst/>
+                    </a:prstGeom>
+                  </pic:spPr>
+                </pic:pic>
+              </a:graphicData>
+            </a:graphic>
+          </wp:inline>
+        </w:drawing>
+      </w:r>
+    </w:p>
+    <w:p>
       <w:pPr>
         <w:pStyle w:val="Heading2"/>
+        <w:rPr>
+          <w:sz w:val="24"/>
+          <w:szCs w:val="24"/>
+        </w:rPr>
       </w:pPr>
       <w:r>
+        <w:rPr>
+          <w:sz w:val="24"/>
+          <w:szCs w:val="24"/>
+        </w:rPr>
+        <w:t>4.3 Alarm Module</w:t>
+      </w:r>
+    </w:p>
+    <w:p>
+      <w:r>
+        <w:drawing>
+          <wp:inline distT="0" distB="0" distL="0" distR="0" wp14:anchorId="765CD235" wp14:editId="61F94425">
+            <wp:extent cx="4619625" cy="3152405"/>
+            <wp:effectExtent l="0" t="0" r="0" b="0"/>
+            <wp:docPr id="647498052" name="Picture 1"/>
+            <wp:cNvGraphicFramePr>
+              <a:graphicFrameLocks xmlns:a="http://schemas.openxmlformats.org/drawingml/2006/main" noChangeAspect="1"/>
+            </wp:cNvGraphicFramePr>
+            <a:graphic xmlns:a="http://schemas.openxmlformats.org/drawingml/2006/main">
+              <a:graphicData uri="http://schemas.openxmlformats.org/drawingml/2006/picture">
+                <pic:pic xmlns:pic="http://schemas.openxmlformats.org/drawingml/2006/picture">
+                  <pic:nvPicPr>
+                    <pic:cNvPr id="647498052" name=""/>
+                    <pic:cNvPicPr/>
+                  </pic:nvPicPr>
+                  <pic:blipFill>
+                    <a:blip r:embed="rId9"/>
+                    <a:stretch>
+                      <a:fillRect/>
+                    </a:stretch>
+                  </pic:blipFill>
+                  <pic:spPr>
+                    <a:xfrm>
+                      <a:off x="0" y="0"/>
+                      <a:ext cx="4629578" cy="3159197"/>
+                    </a:xfrm>
+                    <a:prstGeom prst="rect">
+                      <a:avLst/>
+                    </a:prstGeom>
+                  </pic:spPr>
+                </pic:pic>
+              </a:graphicData>
+            </a:graphic>
+          </wp:inline>
+        </w:drawing>
+      </w:r>
+    </w:p>
+    <w:p>
+      <w:pPr>
+        <w:pStyle w:val="Heading2"/>
+      </w:pPr>
+      <w:r>
+        <w:lastRenderedPageBreak/>
         <w:t>5. Interface Design</w:t>
       </w:r>
     </w:p>
     <w:p>
       <w:pPr>
-        <w:pStyle w:val="ListParagraph"/>
-        <w:numPr>
-          <w:ilvl w:val="0"/>
-          <w:numId w:val="11"/>
-        </w:numPr>
+        <w:pStyle w:val="Heading2"/>
         <w:rPr>
-          <w:lang w:val="en-IN"/>
+          <w:sz w:val="24"/>
+          <w:szCs w:val="24"/>
         </w:rPr>
       </w:pPr>
+      <w:bookmarkStart w:id="4" w:name="_heading=h.4yjadjbgfzae" w:colFirst="0" w:colLast="0"/>
+      <w:bookmarkEnd w:id="4"/>
       <w:r>
         <w:rPr>
-          <w:b/>
-          <w:bCs/>
-          <w:lang w:val="en-IN"/>
+          <w:sz w:val="24"/>
+          <w:szCs w:val="24"/>
         </w:rPr>
-        <w:t>Input:</w:t>
+        <w:t xml:space="preserve">5.1 Application Programming </w:t>
       </w:r>
+      <w:proofErr w:type="gramStart"/>
       <w:r>
         <w:rPr>
-          <w:lang w:val="en-IN"/>
+          <w:sz w:val="24"/>
+          <w:szCs w:val="24"/>
         </w:rPr>
-        <w:t xml:space="preserve"> float </w:t>
+        <w:t>Interface(</w:t>
       </w:r>
-      <w:proofErr w:type="spellStart"/>
+      <w:proofErr w:type="gramEnd"/>
       <w:r>
         <w:rPr>
-          <w:lang w:val="en-IN"/>
+          <w:sz w:val="24"/>
+          <w:szCs w:val="24"/>
         </w:rPr>
-        <w:t>Get_Humidity</w:t>
-      </w:r>
-      <w:proofErr w:type="spellEnd"/>
-      <w:r>
-        <w:rPr>
-          <w:lang w:val="en-IN"/>
-        </w:rPr>
-        <w:t>() (Internal software call).</w:t>
+        <w:t>API)</w:t>
       </w:r>
     </w:p>
+    <w:p/>
+    <w:tbl>
+      <w:tblPr>
+        <w:tblStyle w:val="GridTable1Light-Accent1"/>
+        <w:tblW w:w="8755" w:type="dxa"/>
+        <w:tblLook w:val="04A0" w:firstRow="1" w:lastRow="0" w:firstColumn="1" w:lastColumn="0" w:noHBand="0" w:noVBand="1"/>
+      </w:tblPr>
+      <w:tblGrid>
+        <w:gridCol w:w="3652"/>
+        <w:gridCol w:w="5103"/>
+      </w:tblGrid>
+      <w:tr>
+        <w:trPr>
+          <w:cnfStyle w:val="100000000000" w:firstRow="1" w:lastRow="0" w:firstColumn="0" w:lastColumn="0" w:oddVBand="0" w:evenVBand="0" w:oddHBand="0" w:evenHBand="0" w:firstRowFirstColumn="0" w:firstRowLastColumn="0" w:lastRowFirstColumn="0" w:lastRowLastColumn="0"/>
+        </w:trPr>
+        <w:tc>
+          <w:tcPr>
+            <w:cnfStyle w:val="001000000000" w:firstRow="0" w:lastRow="0" w:firstColumn="1" w:lastColumn="0" w:oddVBand="0" w:evenVBand="0" w:oddHBand="0" w:evenHBand="0" w:firstRowFirstColumn="0" w:firstRowLastColumn="0" w:lastRowFirstColumn="0" w:lastRowLastColumn="0"/>
+            <w:tcW w:w="3652" w:type="dxa"/>
+          </w:tcPr>
+          <w:p>
+            <w:r>
+              <w:t>API</w:t>
+            </w:r>
+          </w:p>
+        </w:tc>
+        <w:tc>
+          <w:tcPr>
+            <w:tcW w:w="5103" w:type="dxa"/>
+          </w:tcPr>
+          <w:p>
+            <w:pPr>
+              <w:jc w:val="center"/>
+              <w:cnfStyle w:val="100000000000" w:firstRow="1" w:lastRow="0" w:firstColumn="0" w:lastColumn="0" w:oddVBand="0" w:evenVBand="0" w:oddHBand="0" w:evenHBand="0" w:firstRowFirstColumn="0" w:firstRowLastColumn="0" w:lastRowFirstColumn="0" w:lastRowLastColumn="0"/>
+            </w:pPr>
+            <w:r>
+              <w:t>Description</w:t>
+            </w:r>
+          </w:p>
+        </w:tc>
+      </w:tr>
+      <w:tr>
+        <w:trPr>
+          <w:trHeight w:val="2043"/>
+        </w:trPr>
+        <w:tc>
+          <w:tcPr>
+            <w:cnfStyle w:val="001000000000" w:firstRow="0" w:lastRow="0" w:firstColumn="1" w:lastColumn="0" w:oddVBand="0" w:evenVBand="0" w:oddHBand="0" w:evenHBand="0" w:firstRowFirstColumn="0" w:firstRowLastColumn="0" w:lastRowFirstColumn="0" w:lastRowLastColumn="0"/>
+            <w:tcW w:w="3652" w:type="dxa"/>
+          </w:tcPr>
+          <w:p>
+            <w:pPr>
+              <w:jc w:val="center"/>
+              <w:rPr>
+                <w:b w:val="0"/>
+                <w:bCs w:val="0"/>
+              </w:rPr>
+            </w:pPr>
+            <w:r>
+              <w:rPr>
+                <w:b w:val="0"/>
+                <w:bCs w:val="0"/>
+              </w:rPr>
+              <w:t xml:space="preserve">void </w:t>
+            </w:r>
+            <w:proofErr w:type="spellStart"/>
+            <w:proofErr w:type="gramStart"/>
+            <w:r>
+              <w:rPr>
+                <w:b w:val="0"/>
+                <w:bCs w:val="0"/>
+              </w:rPr>
+              <w:t>Hum</w:t>
+            </w:r>
+            <w:r>
+              <w:rPr>
+                <w:b w:val="0"/>
+                <w:bCs w:val="0"/>
+              </w:rPr>
+              <w:t>idity</w:t>
+            </w:r>
+            <w:r>
+              <w:rPr>
+                <w:b w:val="0"/>
+                <w:bCs w:val="0"/>
+              </w:rPr>
+              <w:t>ReadThread</w:t>
+            </w:r>
+            <w:proofErr w:type="spellEnd"/>
+            <w:r>
+              <w:rPr>
+                <w:b w:val="0"/>
+                <w:bCs w:val="0"/>
+              </w:rPr>
+              <w:t>(</w:t>
+            </w:r>
+            <w:proofErr w:type="gramEnd"/>
+            <w:r>
+              <w:rPr>
+                <w:b w:val="0"/>
+                <w:bCs w:val="0"/>
+              </w:rPr>
+              <w:t>void *arg)</w:t>
+            </w:r>
+          </w:p>
+        </w:tc>
+        <w:tc>
+          <w:tcPr>
+            <w:tcW w:w="5103" w:type="dxa"/>
+          </w:tcPr>
+          <w:p>
+            <w:pPr>
+              <w:jc w:val="both"/>
+              <w:cnfStyle w:val="000000000000" w:firstRow="0" w:lastRow="0" w:firstColumn="0" w:lastColumn="0" w:oddVBand="0" w:evenVBand="0" w:oddHBand="0" w:evenHBand="0" w:firstRowFirstColumn="0" w:firstRowLastColumn="0" w:lastRowFirstColumn="0" w:lastRowLastColumn="0"/>
+              <w:rPr>
+                <w:lang w:val="en-IN"/>
+              </w:rPr>
+            </w:pPr>
+            <w:r>
+              <w:rPr>
+                <w:b/>
+                <w:bCs/>
+                <w:lang w:val="en-IN"/>
+              </w:rPr>
+              <w:t>Read and Validate Humidity:</w:t>
+            </w:r>
+            <w:r>
+              <w:rPr>
+                <w:lang w:val="en-IN"/>
+              </w:rPr>
+              <w:t xml:space="preserve"> Obtain the humidity reading from the sensor and perform necessary validation (0-100% RH range).</w:t>
+            </w:r>
+          </w:p>
+          <w:p>
+            <w:pPr>
+              <w:jc w:val="both"/>
+              <w:cnfStyle w:val="000000000000" w:firstRow="0" w:lastRow="0" w:firstColumn="0" w:lastColumn="0" w:oddVBand="0" w:evenVBand="0" w:oddHBand="0" w:evenHBand="0" w:firstRowFirstColumn="0" w:firstRowLastColumn="0" w:lastRowFirstColumn="0" w:lastRowLastColumn="0"/>
+              <w:rPr>
+                <w:lang w:val="en-IN"/>
+              </w:rPr>
+            </w:pPr>
+          </w:p>
+          <w:p>
+            <w:pPr>
+              <w:jc w:val="both"/>
+              <w:cnfStyle w:val="000000000000" w:firstRow="0" w:lastRow="0" w:firstColumn="0" w:lastColumn="0" w:oddVBand="0" w:evenVBand="0" w:oddHBand="0" w:evenHBand="0" w:firstRowFirstColumn="0" w:firstRowLastColumn="0" w:lastRowFirstColumn="0" w:lastRowLastColumn="0"/>
+              <w:rPr>
+                <w:lang w:val="en-IN"/>
+              </w:rPr>
+            </w:pPr>
+            <w:r>
+              <w:rPr>
+                <w:b/>
+                <w:bCs/>
+                <w:lang w:val="en-IN"/>
+              </w:rPr>
+              <w:t>Queue Humidity Value:</w:t>
+            </w:r>
+            <w:r>
+              <w:rPr>
+                <w:lang w:val="en-IN"/>
+              </w:rPr>
+              <w:t xml:space="preserve"> Enqueue the validated humidity value into the sensor message queue.</w:t>
+            </w:r>
+            <w:r>
+              <w:rPr>
+                <w:lang w:val="en-IN"/>
+              </w:rPr>
+              <w:br/>
+            </w:r>
+          </w:p>
+          <w:p>
+            <w:pPr>
+              <w:jc w:val="both"/>
+              <w:cnfStyle w:val="000000000000" w:firstRow="0" w:lastRow="0" w:firstColumn="0" w:lastColumn="0" w:oddVBand="0" w:evenVBand="0" w:oddHBand="0" w:evenHBand="0" w:firstRowFirstColumn="0" w:firstRowLastColumn="0" w:lastRowFirstColumn="0" w:lastRowLastColumn="0"/>
+              <w:rPr>
+                <w:lang w:val="en-IN"/>
+              </w:rPr>
+            </w:pPr>
+            <w:r>
+              <w:rPr>
+                <w:b/>
+                <w:bCs/>
+                <w:lang w:val="en-IN"/>
+              </w:rPr>
+              <w:t>Send to Threshold Checking Thread:</w:t>
+            </w:r>
+            <w:r>
+              <w:rPr>
+                <w:lang w:val="en-IN"/>
+              </w:rPr>
+              <w:t xml:space="preserve"> The humidity value is sent to the Hum</w:t>
+            </w:r>
+            <w:r>
+              <w:rPr>
+                <w:lang w:val="en-IN"/>
+              </w:rPr>
+              <w:t>idity</w:t>
+            </w:r>
+            <w:r>
+              <w:rPr>
+                <w:lang w:val="en-IN"/>
+              </w:rPr>
+              <w:t>CheckThread() via the sensor message queue.</w:t>
+            </w:r>
+          </w:p>
+          <w:p>
+            <w:pPr>
+              <w:jc w:val="center"/>
+              <w:cnfStyle w:val="000000000000" w:firstRow="0" w:lastRow="0" w:firstColumn="0" w:lastColumn="0" w:oddVBand="0" w:evenVBand="0" w:oddHBand="0" w:evenHBand="0" w:firstRowFirstColumn="0" w:firstRowLastColumn="0" w:lastRowFirstColumn="0" w:lastRowLastColumn="0"/>
+              <w:rPr>
+                <w:lang w:val="en-IN"/>
+              </w:rPr>
+            </w:pPr>
+          </w:p>
+        </w:tc>
+      </w:tr>
+      <w:tr>
+        <w:tc>
+          <w:tcPr>
+            <w:cnfStyle w:val="001000000000" w:firstRow="0" w:lastRow="0" w:firstColumn="1" w:lastColumn="0" w:oddVBand="0" w:evenVBand="0" w:oddHBand="0" w:evenHBand="0" w:firstRowFirstColumn="0" w:firstRowLastColumn="0" w:lastRowFirstColumn="0" w:lastRowLastColumn="0"/>
+            <w:tcW w:w="3652" w:type="dxa"/>
+          </w:tcPr>
+          <w:p>
+            <w:pPr>
+              <w:jc w:val="center"/>
+              <w:rPr>
+                <w:b w:val="0"/>
+                <w:bCs w:val="0"/>
+              </w:rPr>
+            </w:pPr>
+            <w:r>
+              <w:rPr>
+                <w:b w:val="0"/>
+                <w:bCs w:val="0"/>
+              </w:rPr>
+              <w:t>void Hum</w:t>
+            </w:r>
+            <w:r>
+              <w:rPr>
+                <w:b w:val="0"/>
+                <w:bCs w:val="0"/>
+              </w:rPr>
+              <w:t>idityCheck</w:t>
+            </w:r>
+            <w:r>
+              <w:rPr>
+                <w:b w:val="0"/>
+                <w:bCs w:val="0"/>
+              </w:rPr>
+              <w:t>Thread (void *arg)</w:t>
+            </w:r>
+          </w:p>
+        </w:tc>
+        <w:tc>
+          <w:tcPr>
+            <w:tcW w:w="5103" w:type="dxa"/>
+          </w:tcPr>
+          <w:p>
+            <w:pPr>
+              <w:jc w:val="both"/>
+              <w:cnfStyle w:val="000000000000" w:firstRow="0" w:lastRow="0" w:firstColumn="0" w:lastColumn="0" w:oddVBand="0" w:evenVBand="0" w:oddHBand="0" w:evenHBand="0" w:firstRowFirstColumn="0" w:firstRowLastColumn="0" w:lastRowFirstColumn="0" w:lastRowLastColumn="0"/>
+              <w:rPr>
+                <w:lang w:val="en-IN"/>
+              </w:rPr>
+            </w:pPr>
+            <w:r>
+              <w:rPr>
+                <w:b/>
+                <w:bCs/>
+                <w:lang w:val="en-IN"/>
+              </w:rPr>
+              <w:t>Wait for Humidity Value:</w:t>
+            </w:r>
+            <w:r>
+              <w:rPr>
+                <w:lang w:val="en-IN"/>
+              </w:rPr>
+              <w:t xml:space="preserve"> This thread operates in blocking mode, waiting for data from </w:t>
+            </w:r>
+            <w:proofErr w:type="spellStart"/>
+            <w:r>
+              <w:rPr>
+                <w:lang w:val="en-IN"/>
+              </w:rPr>
+              <w:t>Hum</w:t>
+            </w:r>
+            <w:r>
+              <w:rPr>
+                <w:lang w:val="en-IN"/>
+              </w:rPr>
+              <w:t>idity</w:t>
+            </w:r>
+            <w:r>
+              <w:rPr>
+                <w:lang w:val="en-IN"/>
+              </w:rPr>
+              <w:t>ReadThread</w:t>
+            </w:r>
+            <w:proofErr w:type="spellEnd"/>
+            <w:r>
+              <w:rPr>
+                <w:lang w:val="en-IN"/>
+              </w:rPr>
+              <w:t>() via the sensor message queue.</w:t>
+            </w:r>
+            <w:r>
+              <w:rPr>
+                <w:lang w:val="en-IN"/>
+              </w:rPr>
+              <w:br/>
+            </w:r>
+          </w:p>
+          <w:p>
+            <w:pPr>
+              <w:jc w:val="both"/>
+              <w:cnfStyle w:val="000000000000" w:firstRow="0" w:lastRow="0" w:firstColumn="0" w:lastColumn="0" w:oddVBand="0" w:evenVBand="0" w:oddHBand="0" w:evenHBand="0" w:firstRowFirstColumn="0" w:firstRowLastColumn="0" w:lastRowFirstColumn="0" w:lastRowLastColumn="0"/>
+              <w:rPr>
+                <w:lang w:val="en-IN"/>
+              </w:rPr>
+            </w:pPr>
+            <w:r>
+              <w:rPr>
+                <w:b/>
+                <w:bCs/>
+                <w:lang w:val="en-IN"/>
+              </w:rPr>
+              <w:t>Check Threshold Limits:</w:t>
+            </w:r>
+            <w:r>
+              <w:rPr>
+                <w:lang w:val="en-IN"/>
+              </w:rPr>
+              <w:t xml:space="preserve"> The received humidity value is compared against predefined limits HUM</w:t>
+            </w:r>
+            <w:r>
+              <w:rPr>
+                <w:lang w:val="en-IN"/>
+              </w:rPr>
+              <w:t>IDITY</w:t>
+            </w:r>
+            <w:r>
+              <w:rPr>
+                <w:lang w:val="en-IN"/>
+              </w:rPr>
+              <w:t>_THRESHOLD_MIN and HUM</w:t>
+            </w:r>
+            <w:r>
+              <w:rPr>
+                <w:lang w:val="en-IN"/>
+              </w:rPr>
+              <w:t>IDITY</w:t>
+            </w:r>
+            <w:r>
+              <w:rPr>
+                <w:lang w:val="en-IN"/>
+              </w:rPr>
+              <w:t>_THRESHOLD_MAX.</w:t>
+            </w:r>
+            <w:r>
+              <w:rPr>
+                <w:lang w:val="en-IN"/>
+              </w:rPr>
+              <w:br/>
+            </w:r>
+          </w:p>
+          <w:p>
+            <w:pPr>
+              <w:jc w:val="both"/>
+              <w:cnfStyle w:val="000000000000" w:firstRow="0" w:lastRow="0" w:firstColumn="0" w:lastColumn="0" w:oddVBand="0" w:evenVBand="0" w:oddHBand="0" w:evenHBand="0" w:firstRowFirstColumn="0" w:firstRowLastColumn="0" w:lastRowFirstColumn="0" w:lastRowLastColumn="0"/>
+              <w:rPr>
+                <w:lang w:val="en-IN"/>
+              </w:rPr>
+            </w:pPr>
+            <w:r>
+              <w:rPr>
+                <w:b/>
+                <w:bCs/>
+                <w:lang w:val="en-IN"/>
+              </w:rPr>
+              <w:t>Activate Alarm:</w:t>
+            </w:r>
+            <w:r>
+              <w:rPr>
+                <w:lang w:val="en-IN"/>
+              </w:rPr>
+              <w:t xml:space="preserve"> If the humidity value falls outside the acceptable range, </w:t>
+            </w:r>
+            <w:proofErr w:type="spellStart"/>
+            <w:r>
+              <w:rPr>
+                <w:lang w:val="en-IN"/>
+              </w:rPr>
+              <w:t>AlarmThread</w:t>
+            </w:r>
+            <w:proofErr w:type="spellEnd"/>
+            <w:r>
+              <w:rPr>
+                <w:lang w:val="en-IN"/>
+              </w:rPr>
+              <w:t>() is activated using a binary semaphore signal.</w:t>
+            </w:r>
+          </w:p>
+          <w:p>
+            <w:pPr>
+              <w:jc w:val="both"/>
+              <w:cnfStyle w:val="000000000000" w:firstRow="0" w:lastRow="0" w:firstColumn="0" w:lastColumn="0" w:oddVBand="0" w:evenVBand="0" w:oddHBand="0" w:evenHBand="0" w:firstRowFirstColumn="0" w:firstRowLastColumn="0" w:lastRowFirstColumn="0" w:lastRowLastColumn="0"/>
+              <w:rPr>
+                <w:lang w:val="en-IN"/>
+              </w:rPr>
+            </w:pPr>
+          </w:p>
+        </w:tc>
+      </w:tr>
+      <w:tr>
+        <w:trPr>
+          <w:trHeight w:val="3153"/>
+        </w:trPr>
+        <w:tc>
+          <w:tcPr>
+            <w:cnfStyle w:val="001000000000" w:firstRow="0" w:lastRow="0" w:firstColumn="1" w:lastColumn="0" w:oddVBand="0" w:evenVBand="0" w:oddHBand="0" w:evenHBand="0" w:firstRowFirstColumn="0" w:firstRowLastColumn="0" w:lastRowFirstColumn="0" w:lastRowLastColumn="0"/>
+            <w:tcW w:w="3652" w:type="dxa"/>
+          </w:tcPr>
+          <w:p>
+            <w:pPr>
+              <w:rPr>
+                <w:b w:val="0"/>
+                <w:bCs w:val="0"/>
+              </w:rPr>
+            </w:pPr>
+            <w:r>
+              <w:rPr>
+                <w:b w:val="0"/>
+                <w:bCs w:val="0"/>
+              </w:rPr>
+              <w:t xml:space="preserve">void </w:t>
+            </w:r>
+            <w:proofErr w:type="spellStart"/>
+            <w:proofErr w:type="gramStart"/>
+            <w:r>
+              <w:rPr>
+                <w:b w:val="0"/>
+                <w:bCs w:val="0"/>
+              </w:rPr>
+              <w:t>AlarmThread</w:t>
+            </w:r>
+            <w:proofErr w:type="spellEnd"/>
+            <w:r>
+              <w:rPr>
+                <w:b w:val="0"/>
+                <w:bCs w:val="0"/>
+              </w:rPr>
+              <w:t>(</w:t>
+            </w:r>
+            <w:proofErr w:type="gramEnd"/>
+            <w:r>
+              <w:rPr>
+                <w:b w:val="0"/>
+                <w:bCs w:val="0"/>
+              </w:rPr>
+              <w:t>void *arg)</w:t>
+            </w:r>
+          </w:p>
+        </w:tc>
+        <w:tc>
+          <w:tcPr>
+            <w:tcW w:w="5103" w:type="dxa"/>
+          </w:tcPr>
+          <w:p>
+            <w:pPr>
+              <w:jc w:val="both"/>
+              <w:cnfStyle w:val="000000000000" w:firstRow="0" w:lastRow="0" w:firstColumn="0" w:lastColumn="0" w:oddVBand="0" w:evenVBand="0" w:oddHBand="0" w:evenHBand="0" w:firstRowFirstColumn="0" w:firstRowLastColumn="0" w:lastRowFirstColumn="0" w:lastRowLastColumn="0"/>
+              <w:rPr>
+                <w:lang w:val="en-IN"/>
+              </w:rPr>
+            </w:pPr>
+            <w:r>
+              <w:rPr>
+                <w:b/>
+                <w:bCs/>
+                <w:lang w:val="en-IN"/>
+              </w:rPr>
+              <w:t>Wait for Alarm Flag:</w:t>
+            </w:r>
+            <w:r>
+              <w:rPr>
+                <w:lang w:val="en-IN"/>
+              </w:rPr>
+              <w:t xml:space="preserve"> This thread is responsible for waiting for the alarm activation semaphore </w:t>
+            </w:r>
+            <w:proofErr w:type="spellStart"/>
+            <w:r>
+              <w:rPr>
+                <w:lang w:val="en-IN"/>
+              </w:rPr>
+              <w:t>signled</w:t>
+            </w:r>
+            <w:proofErr w:type="spellEnd"/>
+            <w:r>
+              <w:rPr>
+                <w:lang w:val="en-IN"/>
+              </w:rPr>
+              <w:t xml:space="preserve"> by HumidityCheckThread().</w:t>
+            </w:r>
+          </w:p>
+          <w:p>
+            <w:pPr>
+              <w:jc w:val="both"/>
+              <w:cnfStyle w:val="000000000000" w:firstRow="0" w:lastRow="0" w:firstColumn="0" w:lastColumn="0" w:oddVBand="0" w:evenVBand="0" w:oddHBand="0" w:evenHBand="0" w:firstRowFirstColumn="0" w:firstRowLastColumn="0" w:lastRowFirstColumn="0" w:lastRowLastColumn="0"/>
+              <w:rPr>
+                <w:lang w:val="en-IN"/>
+              </w:rPr>
+            </w:pPr>
+          </w:p>
+          <w:p>
+            <w:pPr>
+              <w:jc w:val="both"/>
+              <w:cnfStyle w:val="000000000000" w:firstRow="0" w:lastRow="0" w:firstColumn="0" w:lastColumn="0" w:oddVBand="0" w:evenVBand="0" w:oddHBand="0" w:evenHBand="0" w:firstRowFirstColumn="0" w:firstRowLastColumn="0" w:lastRowFirstColumn="0" w:lastRowLastColumn="0"/>
+              <w:rPr>
+                <w:lang w:val="en-IN"/>
+              </w:rPr>
+            </w:pPr>
+            <w:r>
+              <w:rPr>
+                <w:b/>
+                <w:bCs/>
+                <w:lang w:val="en-IN"/>
+              </w:rPr>
+              <w:t>Alarm Trigger Action:</w:t>
+            </w:r>
+            <w:r>
+              <w:rPr>
+                <w:lang w:val="en-IN"/>
+              </w:rPr>
+              <w:t xml:space="preserve"> Upon receiving the </w:t>
+            </w:r>
+            <w:proofErr w:type="spellStart"/>
+            <w:r>
+              <w:rPr>
+                <w:lang w:val="en-IN"/>
+              </w:rPr>
+              <w:t>sem_post</w:t>
+            </w:r>
+            <w:proofErr w:type="spellEnd"/>
+            <w:r>
+              <w:rPr>
+                <w:lang w:val="en-IN"/>
+              </w:rPr>
+              <w:t xml:space="preserve">() signal, it prints the message </w:t>
+            </w:r>
+            <w:r>
+              <w:rPr>
+                <w:b/>
+                <w:bCs/>
+                <w:lang w:val="en-IN"/>
+              </w:rPr>
+              <w:t>"Humidity Alarm Triggered"</w:t>
+            </w:r>
+            <w:r>
+              <w:rPr>
+                <w:lang w:val="en-IN"/>
+              </w:rPr>
+              <w:t xml:space="preserve"> and remains active for the duration defined by ALARM_DURATION.</w:t>
+            </w:r>
+          </w:p>
+          <w:p>
+            <w:pPr>
+              <w:jc w:val="center"/>
+              <w:cnfStyle w:val="000000000000" w:firstRow="0" w:lastRow="0" w:firstColumn="0" w:lastColumn="0" w:oddVBand="0" w:evenVBand="0" w:oddHBand="0" w:evenHBand="0" w:firstRowFirstColumn="0" w:firstRowLastColumn="0" w:lastRowFirstColumn="0" w:lastRowLastColumn="0"/>
+            </w:pPr>
+          </w:p>
+        </w:tc>
+      </w:tr>
+    </w:tbl>
+    <w:p/>
+    <w:p/>
     <w:p>
       <w:pPr>
-        <w:pStyle w:val="ListParagraph"/>
-        <w:numPr>
-          <w:ilvl w:val="0"/>
-          <w:numId w:val="11"/>
-        </w:numPr>
-        <w:rPr>
-          <w:lang w:val="en-IN"/>
-        </w:rPr>
+        <w:pStyle w:val="Heading2"/>
       </w:pPr>
       <w:r>
-        <w:rPr>
-          <w:b/>
-          <w:bCs/>
-          <w:lang w:val="en-IN"/>
-        </w:rPr>
-        <w:t>Output:</w:t>
-      </w:r>
-      <w:r>
-        <w:rPr>
-          <w:lang w:val="en-IN"/>
-        </w:rPr>
-        <w:t xml:space="preserve"> GPIO Signals (PA5 for LED, PB5 for Buzzer).</w:t>
-      </w:r>
-    </w:p>
-    <w:p>
-      <w:pPr>
-        <w:pStyle w:val="Heading2"/>
-      </w:pPr>
-      <w:r>
+        <w:lastRenderedPageBreak/>
         <w:t>6. Data Flow</w:t>
       </w:r>
     </w:p>
+    <w:p/>
     <w:p>
-      <w:pPr>
-        <w:pStyle w:val="ListParagraph"/>
-        <w:numPr>
-          <w:ilvl w:val="0"/>
-          <w:numId w:val="11"/>
-        </w:numPr>
-        <w:rPr>
-          <w:lang w:val="en-IN"/>
-        </w:rPr>
-      </w:pPr>
       <w:r>
-        <w:rPr>
-          <w:b/>
-          <w:bCs/>
-          <w:lang w:val="en-IN"/>
-        </w:rPr>
-        <w:t>Input:</w:t>
-      </w:r>
-      <w:r>
-        <w:rPr>
-          <w:lang w:val="en-IN"/>
-        </w:rPr>
-        <w:t xml:space="preserve"> Stub produces humidity value.</w:t>
+        <w:drawing>
+          <wp:inline distT="0" distB="0" distL="0" distR="0" wp14:anchorId="32B83A40" wp14:editId="609F77EC">
+            <wp:extent cx="5486400" cy="3871595"/>
+            <wp:effectExtent l="0" t="0" r="0" b="0"/>
+            <wp:docPr id="909862220" name="Picture 1"/>
+            <wp:cNvGraphicFramePr>
+              <a:graphicFrameLocks xmlns:a="http://schemas.openxmlformats.org/drawingml/2006/main" noChangeAspect="1"/>
+            </wp:cNvGraphicFramePr>
+            <a:graphic xmlns:a="http://schemas.openxmlformats.org/drawingml/2006/main">
+              <a:graphicData uri="http://schemas.openxmlformats.org/drawingml/2006/picture">
+                <pic:pic xmlns:pic="http://schemas.openxmlformats.org/drawingml/2006/picture">
+                  <pic:nvPicPr>
+                    <pic:cNvPr id="909862220" name=""/>
+                    <pic:cNvPicPr/>
+                  </pic:nvPicPr>
+                  <pic:blipFill>
+                    <a:blip r:embed="rId10"/>
+                    <a:stretch>
+                      <a:fillRect/>
+                    </a:stretch>
+                  </pic:blipFill>
+                  <pic:spPr>
+                    <a:xfrm>
+                      <a:off x="0" y="0"/>
+                      <a:ext cx="5486400" cy="3871595"/>
+                    </a:xfrm>
+                    <a:prstGeom prst="rect">
+                      <a:avLst/>
+                    </a:prstGeom>
+                  </pic:spPr>
+                </pic:pic>
+              </a:graphicData>
+            </a:graphic>
+          </wp:inline>
+        </w:drawing>
       </w:r>
     </w:p>
+    <w:p/>
     <w:p>
       <w:pPr>
-        <w:pStyle w:val="ListParagraph"/>
-        <w:numPr>
-          <w:ilvl w:val="0"/>
-          <w:numId w:val="11"/>
-        </w:numPr>
+        <w:pStyle w:val="Heading2"/>
         <w:rPr>
-          <w:lang w:val="en-IN"/>
+          <w:sz w:val="24"/>
+          <w:szCs w:val="24"/>
         </w:rPr>
-      </w:pPr>
-      <w:r>
-        <w:rPr>
-          <w:b/>
-          <w:bCs/>
-          <w:lang w:val="en-IN"/>
-        </w:rPr>
-        <w:t>Logic:</w:t>
-      </w:r>
-      <w:r>
-        <w:rPr>
-          <w:lang w:val="en-IN"/>
-        </w:rPr>
-        <w:t xml:space="preserve"> System checks if value </w:t>
-      </w:r>
-      <w:r>
-        <w:rPr>
-          <w:lang w:val="en-IN"/>
-        </w:rPr>
-        <w:t>&gt;</w:t>
-      </w:r>
-      <w:r>
-        <w:rPr>
-          <w:lang w:val="en-IN"/>
-        </w:rPr>
-        <w:t xml:space="preserve"> 60.</w:t>
-      </w:r>
-    </w:p>
-    <w:p>
-      <w:pPr>
-        <w:pStyle w:val="ListParagraph"/>
-        <w:numPr>
-          <w:ilvl w:val="0"/>
-          <w:numId w:val="11"/>
-        </w:numPr>
-        <w:rPr>
-          <w:lang w:val="en-IN"/>
-        </w:rPr>
-      </w:pPr>
-      <w:r>
-        <w:rPr>
-          <w:b/>
-          <w:bCs/>
-          <w:lang w:val="en-IN"/>
-        </w:rPr>
-        <w:t>Output:</w:t>
-      </w:r>
-      <w:r>
-        <w:rPr>
-          <w:lang w:val="en-IN"/>
-        </w:rPr>
-        <w:t xml:space="preserve"> GPIO pins are toggled based on the result.</w:t>
-      </w:r>
-    </w:p>
-    <w:p>
-      <w:pPr>
-        <w:pStyle w:val="Heading2"/>
       </w:pPr>
       <w:r>
         <w:t>7. Error Handling &amp; Fault Management</w:t>
@@ -478,202 +1927,552 @@
     </w:p>
     <w:p>
       <w:pPr>
-        <w:pStyle w:val="ListParagraph"/>
-        <w:numPr>
-          <w:ilvl w:val="0"/>
-          <w:numId w:val="11"/>
-        </w:numPr>
+        <w:pStyle w:val="Heading2"/>
         <w:rPr>
-          <w:lang w:val="en-IN"/>
+          <w:sz w:val="24"/>
+          <w:szCs w:val="24"/>
         </w:rPr>
       </w:pPr>
       <w:r>
         <w:rPr>
-          <w:lang w:val="en-IN"/>
+          <w:sz w:val="24"/>
+          <w:szCs w:val="24"/>
         </w:rPr>
-        <w:t>Boundary Check: Ignores data outside 0-100%.</w:t>
+        <w:t>7.1 Message queue failures</w:t>
       </w:r>
     </w:p>
     <w:p>
-      <w:pPr>
-        <w:pStyle w:val="ListParagraph"/>
-        <w:numPr>
-          <w:ilvl w:val="0"/>
-          <w:numId w:val="11"/>
-        </w:numPr>
-        <w:rPr>
-          <w:lang w:val="en-IN"/>
-        </w:rPr>
-      </w:pPr>
       <w:r>
-        <w:rPr>
-          <w:lang w:val="en-IN"/>
-        </w:rPr>
-        <w:t>Safe State: If an error occurs, the alarm is turned</w:t>
-      </w:r>
-      <w:r>
-        <w:rPr>
-          <w:lang w:val="en-IN"/>
-        </w:rPr>
-        <w:t xml:space="preserve"> OFF </w:t>
-      </w:r>
-      <w:r>
-        <w:rPr>
-          <w:lang w:val="en-IN"/>
-        </w:rPr>
-        <w:t>to avoid noise.</w:t>
+        <w:t>Detects queue transmission failures using return codes and timeouts.</w:t>
       </w:r>
     </w:p>
     <w:p>
       <w:pPr>
+        <w:pStyle w:val="Heading2"/>
         <w:rPr>
-          <w:lang w:val="en-IN"/>
+          <w:sz w:val="24"/>
+          <w:szCs w:val="24"/>
         </w:rPr>
       </w:pPr>
+      <w:bookmarkStart w:id="5" w:name="_heading=h.qgq0eysmxsjp" w:colFirst="0" w:colLast="0"/>
+      <w:bookmarkEnd w:id="5"/>
+      <w:r>
+        <w:rPr>
+          <w:sz w:val="24"/>
+          <w:szCs w:val="24"/>
+        </w:rPr>
+        <w:t>7.2 Humidity value validation</w:t>
+      </w:r>
     </w:p>
     <w:p>
+      <w:r>
+        <w:t>Detect invalid humidity read using proper logic and error codes</w:t>
+      </w:r>
+    </w:p>
+    <w:p>
       <w:pPr>
         <w:pStyle w:val="Heading2"/>
-      </w:pPr>
+        <w:rPr>
+          <w:sz w:val="24"/>
+          <w:szCs w:val="24"/>
+        </w:rPr>
+      </w:pPr>
+      <w:bookmarkStart w:id="6" w:name="_heading=h.td8n5o8ngikz" w:colFirst="0" w:colLast="0"/>
+      <w:bookmarkEnd w:id="6"/>
       <w:r>
+        <w:rPr>
+          <w:sz w:val="24"/>
+          <w:szCs w:val="24"/>
+        </w:rPr>
+        <w:t>7.3 APIs failure check</w:t>
+      </w:r>
+    </w:p>
+    <w:p>
+      <w:r>
+        <w:t xml:space="preserve">Use error codes to </w:t>
+      </w:r>
+      <w:proofErr w:type="gramStart"/>
+      <w:r>
+        <w:t>detect  failure</w:t>
+      </w:r>
+      <w:proofErr w:type="gramEnd"/>
+      <w:r>
+        <w:t xml:space="preserve"> for all APIs </w:t>
+      </w:r>
+    </w:p>
+    <w:p/>
+    <w:p/>
+    <w:p/>
+    <w:p>
+      <w:pPr>
+        <w:pStyle w:val="Heading2"/>
+      </w:pPr>
+      <w:r>
+        <w:lastRenderedPageBreak/>
         <w:t>8. Traceability</w:t>
       </w:r>
     </w:p>
+    <w:p/>
+    <w:tbl>
+      <w:tblPr>
+        <w:tblStyle w:val="GridTable1Light-Accent1"/>
+        <w:tblW w:w="10456" w:type="dxa"/>
+        <w:tblLook w:val="04A0" w:firstRow="1" w:lastRow="0" w:firstColumn="1" w:lastColumn="0" w:noHBand="0" w:noVBand="1"/>
+      </w:tblPr>
+      <w:tblGrid>
+        <w:gridCol w:w="2952"/>
+        <w:gridCol w:w="2401"/>
+        <w:gridCol w:w="5103"/>
+      </w:tblGrid>
+      <w:tr>
+        <w:trPr>
+          <w:cnfStyle w:val="100000000000" w:firstRow="1" w:lastRow="0" w:firstColumn="0" w:lastColumn="0" w:oddVBand="0" w:evenVBand="0" w:oddHBand="0" w:evenHBand="0" w:firstRowFirstColumn="0" w:firstRowLastColumn="0" w:lastRowFirstColumn="0" w:lastRowLastColumn="0"/>
+        </w:trPr>
+        <w:tc>
+          <w:tcPr>
+            <w:cnfStyle w:val="001000000000" w:firstRow="0" w:lastRow="0" w:firstColumn="1" w:lastColumn="0" w:oddVBand="0" w:evenVBand="0" w:oddHBand="0" w:evenHBand="0" w:firstRowFirstColumn="0" w:firstRowLastColumn="0" w:lastRowFirstColumn="0" w:lastRowLastColumn="0"/>
+            <w:tcW w:w="2952" w:type="dxa"/>
+          </w:tcPr>
+          <w:p>
+            <w:pPr>
+              <w:jc w:val="center"/>
+            </w:pPr>
+            <w:r>
+              <w:t>Major Design Component</w:t>
+            </w:r>
+          </w:p>
+        </w:tc>
+        <w:tc>
+          <w:tcPr>
+            <w:tcW w:w="2401" w:type="dxa"/>
+          </w:tcPr>
+          <w:p>
+            <w:pPr>
+              <w:jc w:val="center"/>
+              <w:cnfStyle w:val="100000000000" w:firstRow="1" w:lastRow="0" w:firstColumn="0" w:lastColumn="0" w:oddVBand="0" w:evenVBand="0" w:oddHBand="0" w:evenHBand="0" w:firstRowFirstColumn="0" w:firstRowLastColumn="0" w:lastRowFirstColumn="0" w:lastRowLastColumn="0"/>
+            </w:pPr>
+            <w:r>
+              <w:t>Software Requirement / Feature ID</w:t>
+            </w:r>
+          </w:p>
+        </w:tc>
+        <w:tc>
+          <w:tcPr>
+            <w:tcW w:w="5103" w:type="dxa"/>
+          </w:tcPr>
+          <w:p>
+            <w:pPr>
+              <w:jc w:val="center"/>
+              <w:cnfStyle w:val="100000000000" w:firstRow="1" w:lastRow="0" w:firstColumn="0" w:lastColumn="0" w:oddVBand="0" w:evenVBand="0" w:oddHBand="0" w:evenHBand="0" w:firstRowFirstColumn="0" w:firstRowLastColumn="0" w:lastRowFirstColumn="0" w:lastRowLastColumn="0"/>
+            </w:pPr>
+            <w:r>
+              <w:t>Requirement Description</w:t>
+            </w:r>
+          </w:p>
+        </w:tc>
+      </w:tr>
+      <w:tr>
+        <w:tc>
+          <w:tcPr>
+            <w:cnfStyle w:val="001000000000" w:firstRow="0" w:lastRow="0" w:firstColumn="1" w:lastColumn="0" w:oddVBand="0" w:evenVBand="0" w:oddHBand="0" w:evenHBand="0" w:firstRowFirstColumn="0" w:firstRowLastColumn="0" w:lastRowFirstColumn="0" w:lastRowLastColumn="0"/>
+            <w:tcW w:w="2952" w:type="dxa"/>
+          </w:tcPr>
+          <w:p>
+            <w:pPr>
+              <w:jc w:val="center"/>
+              <w:rPr>
+                <w:b w:val="0"/>
+                <w:bCs w:val="0"/>
+              </w:rPr>
+            </w:pPr>
+            <w:r>
+              <w:rPr>
+                <w:b w:val="0"/>
+                <w:bCs w:val="0"/>
+              </w:rPr>
+              <w:t>Humidity Read Module</w:t>
+            </w:r>
+          </w:p>
+        </w:tc>
+        <w:tc>
+          <w:tcPr>
+            <w:tcW w:w="2401" w:type="dxa"/>
+          </w:tcPr>
+          <w:p>
+            <w:pPr>
+              <w:jc w:val="center"/>
+              <w:cnfStyle w:val="000000000000" w:firstRow="0" w:lastRow="0" w:firstColumn="0" w:lastColumn="0" w:oddVBand="0" w:evenVBand="0" w:oddHBand="0" w:evenHBand="0" w:firstRowFirstColumn="0" w:firstRowLastColumn="0" w:lastRowFirstColumn="0" w:lastRowLastColumn="0"/>
+            </w:pPr>
+            <w:r>
+              <w:t>REQ_HUM</w:t>
+            </w:r>
+            <w:r>
+              <w:t>IDITY</w:t>
+            </w:r>
+            <w:r>
+              <w:t>_01</w:t>
+            </w:r>
+          </w:p>
+        </w:tc>
+        <w:tc>
+          <w:tcPr>
+            <w:tcW w:w="5103" w:type="dxa"/>
+          </w:tcPr>
+          <w:p>
+            <w:pPr>
+              <w:jc w:val="both"/>
+              <w:cnfStyle w:val="000000000000" w:firstRow="0" w:lastRow="0" w:firstColumn="0" w:lastColumn="0" w:oddVBand="0" w:evenVBand="0" w:oddHBand="0" w:evenHBand="0" w:firstRowFirstColumn="0" w:firstRowLastColumn="0" w:lastRowFirstColumn="0" w:lastRowLastColumn="0"/>
+            </w:pPr>
+            <w:r>
+              <w:t xml:space="preserve">The system shall read relative humidity (%RH) every 100 </w:t>
+            </w:r>
+            <w:proofErr w:type="spellStart"/>
+            <w:r>
+              <w:t>ms.</w:t>
+            </w:r>
+            <w:proofErr w:type="spellEnd"/>
+          </w:p>
+        </w:tc>
+      </w:tr>
+      <w:tr>
+        <w:tc>
+          <w:tcPr>
+            <w:cnfStyle w:val="001000000000" w:firstRow="0" w:lastRow="0" w:firstColumn="1" w:lastColumn="0" w:oddVBand="0" w:evenVBand="0" w:oddHBand="0" w:evenHBand="0" w:firstRowFirstColumn="0" w:firstRowLastColumn="0" w:lastRowFirstColumn="0" w:lastRowLastColumn="0"/>
+            <w:tcW w:w="2952" w:type="dxa"/>
+          </w:tcPr>
+          <w:p>
+            <w:pPr>
+              <w:jc w:val="center"/>
+              <w:rPr>
+                <w:b w:val="0"/>
+                <w:bCs w:val="0"/>
+              </w:rPr>
+            </w:pPr>
+            <w:r>
+              <w:rPr>
+                <w:b w:val="0"/>
+                <w:bCs w:val="0"/>
+              </w:rPr>
+              <w:t>Hum</w:t>
+            </w:r>
+            <w:r>
+              <w:rPr>
+                <w:b w:val="0"/>
+                <w:bCs w:val="0"/>
+              </w:rPr>
+              <w:t>idity</w:t>
+            </w:r>
+            <w:r>
+              <w:rPr>
+                <w:b w:val="0"/>
+                <w:bCs w:val="0"/>
+              </w:rPr>
+              <w:t xml:space="preserve"> Threshold Check Module</w:t>
+            </w:r>
+          </w:p>
+        </w:tc>
+        <w:tc>
+          <w:tcPr>
+            <w:tcW w:w="2401" w:type="dxa"/>
+          </w:tcPr>
+          <w:p>
+            <w:pPr>
+              <w:jc w:val="center"/>
+              <w:cnfStyle w:val="000000000000" w:firstRow="0" w:lastRow="0" w:firstColumn="0" w:lastColumn="0" w:oddVBand="0" w:evenVBand="0" w:oddHBand="0" w:evenHBand="0" w:firstRowFirstColumn="0" w:firstRowLastColumn="0" w:lastRowFirstColumn="0" w:lastRowLastColumn="0"/>
+            </w:pPr>
+            <w:r>
+              <w:t>REQ_HUM</w:t>
+            </w:r>
+            <w:r>
+              <w:t>IDITY</w:t>
+            </w:r>
+            <w:r>
+              <w:t>_0</w:t>
+            </w:r>
+            <w:r>
+              <w:t>2</w:t>
+            </w:r>
+          </w:p>
+        </w:tc>
+        <w:tc>
+          <w:tcPr>
+            <w:tcW w:w="5103" w:type="dxa"/>
+          </w:tcPr>
+          <w:p>
+            <w:pPr>
+              <w:jc w:val="both"/>
+              <w:cnfStyle w:val="000000000000" w:firstRow="0" w:lastRow="0" w:firstColumn="0" w:lastColumn="0" w:oddVBand="0" w:evenVBand="0" w:oddHBand="0" w:evenHBand="0" w:firstRowFirstColumn="0" w:firstRowLastColumn="0" w:lastRowFirstColumn="0" w:lastRowLastColumn="0"/>
+            </w:pPr>
+            <w:r>
+              <w:t>The system shall compare current readings against defined limits (20% to 60%).</w:t>
+            </w:r>
+          </w:p>
+        </w:tc>
+      </w:tr>
+      <w:tr>
+        <w:tc>
+          <w:tcPr>
+            <w:cnfStyle w:val="001000000000" w:firstRow="0" w:lastRow="0" w:firstColumn="1" w:lastColumn="0" w:oddVBand="0" w:evenVBand="0" w:oddHBand="0" w:evenHBand="0" w:firstRowFirstColumn="0" w:firstRowLastColumn="0" w:lastRowFirstColumn="0" w:lastRowLastColumn="0"/>
+            <w:tcW w:w="2952" w:type="dxa"/>
+          </w:tcPr>
+          <w:p>
+            <w:pPr>
+              <w:jc w:val="center"/>
+              <w:rPr>
+                <w:b w:val="0"/>
+                <w:bCs w:val="0"/>
+              </w:rPr>
+            </w:pPr>
+            <w:r>
+              <w:rPr>
+                <w:b w:val="0"/>
+                <w:bCs w:val="0"/>
+              </w:rPr>
+              <w:t>Alarm Module</w:t>
+            </w:r>
+          </w:p>
+        </w:tc>
+        <w:tc>
+          <w:tcPr>
+            <w:tcW w:w="2401" w:type="dxa"/>
+          </w:tcPr>
+          <w:p>
+            <w:pPr>
+              <w:jc w:val="center"/>
+              <w:cnfStyle w:val="000000000000" w:firstRow="0" w:lastRow="0" w:firstColumn="0" w:lastColumn="0" w:oddVBand="0" w:evenVBand="0" w:oddHBand="0" w:evenHBand="0" w:firstRowFirstColumn="0" w:firstRowLastColumn="0" w:lastRowFirstColumn="0" w:lastRowLastColumn="0"/>
+            </w:pPr>
+            <w:r>
+              <w:t>REQ_HUM</w:t>
+            </w:r>
+            <w:r>
+              <w:t>IDITY</w:t>
+            </w:r>
+            <w:r>
+              <w:t>_0</w:t>
+            </w:r>
+            <w:r>
+              <w:t>3</w:t>
+            </w:r>
+          </w:p>
+        </w:tc>
+        <w:tc>
+          <w:tcPr>
+            <w:tcW w:w="5103" w:type="dxa"/>
+          </w:tcPr>
+          <w:p>
+            <w:pPr>
+              <w:jc w:val="both"/>
+              <w:cnfStyle w:val="000000000000" w:firstRow="0" w:lastRow="0" w:firstColumn="0" w:lastColumn="0" w:oddVBand="0" w:evenVBand="0" w:oddHBand="0" w:evenHBand="0" w:firstRowFirstColumn="0" w:firstRowLastColumn="0" w:lastRowFirstColumn="0" w:lastRowLastColumn="0"/>
+            </w:pPr>
+            <w:r>
+              <w:t>The system shall trigger a notification "Humidity Alarm Triggered" upon limit breach.</w:t>
+            </w:r>
+          </w:p>
+        </w:tc>
+      </w:tr>
+      <w:tr>
+        <w:tc>
+          <w:tcPr>
+            <w:cnfStyle w:val="001000000000" w:firstRow="0" w:lastRow="0" w:firstColumn="1" w:lastColumn="0" w:oddVBand="0" w:evenVBand="0" w:oddHBand="0" w:evenHBand="0" w:firstRowFirstColumn="0" w:firstRowLastColumn="0" w:lastRowFirstColumn="0" w:lastRowLastColumn="0"/>
+            <w:tcW w:w="2952" w:type="dxa"/>
+          </w:tcPr>
+          <w:p>
+            <w:pPr>
+              <w:jc w:val="center"/>
+              <w:rPr>
+                <w:b w:val="0"/>
+                <w:bCs w:val="0"/>
+              </w:rPr>
+            </w:pPr>
+            <w:r>
+              <w:rPr>
+                <w:b w:val="0"/>
+                <w:bCs w:val="0"/>
+              </w:rPr>
+              <w:t>Message Queue (IPC)</w:t>
+            </w:r>
+          </w:p>
+        </w:tc>
+        <w:tc>
+          <w:tcPr>
+            <w:tcW w:w="2401" w:type="dxa"/>
+          </w:tcPr>
+          <w:p>
+            <w:pPr>
+              <w:jc w:val="center"/>
+              <w:cnfStyle w:val="000000000000" w:firstRow="0" w:lastRow="0" w:firstColumn="0" w:lastColumn="0" w:oddVBand="0" w:evenVBand="0" w:oddHBand="0" w:evenHBand="0" w:firstRowFirstColumn="0" w:firstRowLastColumn="0" w:lastRowFirstColumn="0" w:lastRowLastColumn="0"/>
+            </w:pPr>
+            <w:r>
+              <w:t>REQ_HUM</w:t>
+            </w:r>
+            <w:r>
+              <w:t>IDITY</w:t>
+            </w:r>
+            <w:r>
+              <w:t>_0</w:t>
+            </w:r>
+            <w:r>
+              <w:t>4</w:t>
+            </w:r>
+          </w:p>
+        </w:tc>
+        <w:tc>
+          <w:tcPr>
+            <w:tcW w:w="5103" w:type="dxa"/>
+          </w:tcPr>
+          <w:p>
+            <w:pPr>
+              <w:jc w:val="both"/>
+              <w:cnfStyle w:val="000000000000" w:firstRow="0" w:lastRow="0" w:firstColumn="0" w:lastColumn="0" w:oddVBand="0" w:evenVBand="0" w:oddHBand="0" w:evenHBand="0" w:firstRowFirstColumn="0" w:firstRowLastColumn="0" w:lastRowFirstColumn="0" w:lastRowLastColumn="0"/>
+            </w:pPr>
+            <w:r>
+              <w:t>Data shall be transferred from the read thread to the check thread via a message queue.</w:t>
+            </w:r>
+          </w:p>
+        </w:tc>
+      </w:tr>
+      <w:tr>
+        <w:tc>
+          <w:tcPr>
+            <w:cnfStyle w:val="001000000000" w:firstRow="0" w:lastRow="0" w:firstColumn="1" w:lastColumn="0" w:oddVBand="0" w:evenVBand="0" w:oddHBand="0" w:evenHBand="0" w:firstRowFirstColumn="0" w:firstRowLastColumn="0" w:lastRowFirstColumn="0" w:lastRowLastColumn="0"/>
+            <w:tcW w:w="2952" w:type="dxa"/>
+          </w:tcPr>
+          <w:p>
+            <w:pPr>
+              <w:jc w:val="center"/>
+              <w:rPr>
+                <w:b w:val="0"/>
+                <w:bCs w:val="0"/>
+              </w:rPr>
+            </w:pPr>
+            <w:r>
+              <w:rPr>
+                <w:b w:val="0"/>
+                <w:bCs w:val="0"/>
+              </w:rPr>
+              <w:t>Binary Semaphore (IPC)</w:t>
+            </w:r>
+          </w:p>
+        </w:tc>
+        <w:tc>
+          <w:tcPr>
+            <w:tcW w:w="2401" w:type="dxa"/>
+          </w:tcPr>
+          <w:p>
+            <w:pPr>
+              <w:jc w:val="center"/>
+              <w:cnfStyle w:val="000000000000" w:firstRow="0" w:lastRow="0" w:firstColumn="0" w:lastColumn="0" w:oddVBand="0" w:evenVBand="0" w:oddHBand="0" w:evenHBand="0" w:firstRowFirstColumn="0" w:firstRowLastColumn="0" w:lastRowFirstColumn="0" w:lastRowLastColumn="0"/>
+            </w:pPr>
+            <w:r>
+              <w:t>REQ_HUM</w:t>
+            </w:r>
+            <w:r>
+              <w:t>IDITY</w:t>
+            </w:r>
+            <w:r>
+              <w:t>_0</w:t>
+            </w:r>
+            <w:r>
+              <w:t>5</w:t>
+            </w:r>
+          </w:p>
+        </w:tc>
+        <w:tc>
+          <w:tcPr>
+            <w:tcW w:w="5103" w:type="dxa"/>
+          </w:tcPr>
+          <w:p>
+            <w:pPr>
+              <w:jc w:val="both"/>
+              <w:cnfStyle w:val="000000000000" w:firstRow="0" w:lastRow="0" w:firstColumn="0" w:lastColumn="0" w:oddVBand="0" w:evenVBand="0" w:oddHBand="0" w:evenHBand="0" w:firstRowFirstColumn="0" w:firstRowLastColumn="0" w:lastRowFirstColumn="0" w:lastRowLastColumn="0"/>
+            </w:pPr>
+            <w:r>
+              <w:t>The threshold check module shall signal the alarm module using a binary semaphore.</w:t>
+            </w:r>
+          </w:p>
+        </w:tc>
+      </w:tr>
+      <w:tr>
+        <w:tc>
+          <w:tcPr>
+            <w:cnfStyle w:val="001000000000" w:firstRow="0" w:lastRow="0" w:firstColumn="1" w:lastColumn="0" w:oddVBand="0" w:evenVBand="0" w:oddHBand="0" w:evenHBand="0" w:firstRowFirstColumn="0" w:firstRowLastColumn="0" w:lastRowFirstColumn="0" w:lastRowLastColumn="0"/>
+            <w:tcW w:w="2952" w:type="dxa"/>
+          </w:tcPr>
+          <w:p>
+            <w:pPr>
+              <w:jc w:val="center"/>
+              <w:rPr>
+                <w:b w:val="0"/>
+                <w:bCs w:val="0"/>
+              </w:rPr>
+            </w:pPr>
+            <w:r>
+              <w:rPr>
+                <w:b w:val="0"/>
+                <w:bCs w:val="0"/>
+              </w:rPr>
+              <w:t>Error Handler</w:t>
+            </w:r>
+          </w:p>
+        </w:tc>
+        <w:tc>
+          <w:tcPr>
+            <w:tcW w:w="2401" w:type="dxa"/>
+          </w:tcPr>
+          <w:p>
+            <w:pPr>
+              <w:jc w:val="center"/>
+              <w:cnfStyle w:val="000000000000" w:firstRow="0" w:lastRow="0" w:firstColumn="0" w:lastColumn="0" w:oddVBand="0" w:evenVBand="0" w:oddHBand="0" w:evenHBand="0" w:firstRowFirstColumn="0" w:firstRowLastColumn="0" w:lastRowFirstColumn="0" w:lastRowLastColumn="0"/>
+            </w:pPr>
+            <w:r>
+              <w:t>REQ_HUM</w:t>
+            </w:r>
+            <w:r>
+              <w:t>IDITY</w:t>
+            </w:r>
+            <w:r>
+              <w:t>_0</w:t>
+            </w:r>
+            <w:r>
+              <w:t>6</w:t>
+            </w:r>
+          </w:p>
+        </w:tc>
+        <w:tc>
+          <w:tcPr>
+            <w:tcW w:w="5103" w:type="dxa"/>
+          </w:tcPr>
+          <w:p>
+            <w:pPr>
+              <w:jc w:val="both"/>
+              <w:cnfStyle w:val="000000000000" w:firstRow="0" w:lastRow="0" w:firstColumn="0" w:lastColumn="0" w:oddVBand="0" w:evenVBand="0" w:oddHBand="0" w:evenHBand="0" w:firstRowFirstColumn="0" w:firstRowLastColumn="0" w:lastRowFirstColumn="0" w:lastRowLastColumn="0"/>
+            </w:pPr>
+            <w:r>
+              <w:t xml:space="preserve">The system </w:t>
+            </w:r>
+            <w:proofErr w:type="gramStart"/>
+            <w:r>
+              <w:t>shall</w:t>
+            </w:r>
+            <w:proofErr w:type="gramEnd"/>
+            <w:r>
+              <w:t xml:space="preserve"> detect sensor read failures and IPC communication errors.</w:t>
+            </w:r>
+          </w:p>
+        </w:tc>
+      </w:tr>
+    </w:tbl>
+    <w:p/>
+    <w:p/>
+    <w:p/>
+    <w:p/>
+    <w:p/>
     <w:p>
       <w:pPr>
-        <w:pStyle w:val="ListParagraph"/>
-        <w:numPr>
-          <w:ilvl w:val="0"/>
-          <w:numId w:val="16"/>
-        </w:numPr>
-        <w:rPr>
-          <w:lang w:val="en-IN"/>
-        </w:rPr>
-      </w:pPr>
-      <w:r>
-        <w:rPr>
-          <w:b/>
-          <w:bCs/>
-          <w:lang w:val="en-IN"/>
-        </w:rPr>
-        <w:t>Req-01</w:t>
-      </w:r>
-      <w:r>
-        <w:rPr>
-          <w:b/>
-          <w:bCs/>
-          <w:lang w:val="en-IN"/>
-        </w:rPr>
-        <w:t xml:space="preserve"> - </w:t>
-      </w:r>
-      <w:proofErr w:type="spellStart"/>
-      <w:r>
-        <w:rPr>
-          <w:lang w:val="en-IN"/>
-        </w:rPr>
-        <w:t>Sensor_Stub</w:t>
-      </w:r>
-      <w:proofErr w:type="spellEnd"/>
-      <w:r>
-        <w:rPr>
-          <w:lang w:val="en-IN"/>
-        </w:rPr>
-        <w:t xml:space="preserve"> Module - </w:t>
-      </w:r>
-      <w:r>
-        <w:t>Fulfills "Measurement" requirement.</w:t>
-      </w:r>
+        <w:jc w:val="both"/>
+      </w:pPr>
     </w:p>
-    <w:p>
-      <w:pPr>
-        <w:pStyle w:val="ListParagraph"/>
-        <w:numPr>
-          <w:ilvl w:val="0"/>
-          <w:numId w:val="16"/>
-        </w:numPr>
-        <w:rPr>
-          <w:lang w:val="en-IN"/>
-        </w:rPr>
-      </w:pPr>
-      <w:r>
-        <w:rPr>
-          <w:b/>
-          <w:bCs/>
-          <w:lang w:val="en-IN"/>
-        </w:rPr>
-        <w:t xml:space="preserve">Req-02 </w:t>
-      </w:r>
-      <w:r>
-        <w:rPr>
-          <w:lang w:val="en-IN"/>
-        </w:rPr>
-        <w:t>-</w:t>
-      </w:r>
-      <w:r>
-        <w:rPr>
-          <w:lang w:val="en-IN"/>
-        </w:rPr>
-        <w:t xml:space="preserve"> </w:t>
-      </w:r>
-      <w:r>
-        <w:t>Logic Controller</w:t>
-      </w:r>
-      <w:r>
-        <w:t xml:space="preserve"> - </w:t>
-      </w:r>
-      <w:r>
-        <w:t>Fulfills "Threshold Detection" requirement.</w:t>
-      </w:r>
-    </w:p>
-    <w:p>
-      <w:pPr>
-        <w:pStyle w:val="ListParagraph"/>
-        <w:numPr>
-          <w:ilvl w:val="0"/>
-          <w:numId w:val="16"/>
-        </w:numPr>
-        <w:rPr>
-          <w:lang w:val="en-IN"/>
-        </w:rPr>
-      </w:pPr>
-      <w:r>
-        <w:rPr>
-          <w:b/>
-          <w:bCs/>
-          <w:lang w:val="en-IN"/>
-        </w:rPr>
-        <w:t xml:space="preserve">Req-03 </w:t>
-      </w:r>
-      <w:r>
-        <w:rPr>
-          <w:b/>
-          <w:bCs/>
-          <w:lang w:val="en-IN"/>
-        </w:rPr>
-        <w:t xml:space="preserve">- </w:t>
-      </w:r>
-      <w:r>
-        <w:t>Alarm Manager</w:t>
-      </w:r>
-      <w:r>
-        <w:rPr>
-          <w:b/>
-          <w:bCs/>
-        </w:rPr>
-        <w:t xml:space="preserve"> -</w:t>
-      </w:r>
-      <w:r>
-        <w:rPr>
-          <w:b/>
-          <w:bCs/>
-          <w:lang w:val="en-IN"/>
-        </w:rPr>
-        <w:t xml:space="preserve"> </w:t>
-      </w:r>
-      <w:r>
-        <w:t>Fulfills "Alerting" requirement.</w:t>
-      </w:r>
-    </w:p>
+    <w:p/>
     <w:p/>
     <w:sectPr>
       <w:pgSz w:w="12240" w:h="15840"/>
@@ -1085,6 +2884,232 @@
     </w:lvl>
   </w:abstractNum>
   <w:abstractNum w:abstractNumId="11" w15:restartNumberingAfterBreak="0">
+    <w:nsid w:val="17EA2462"/>
+    <w:multiLevelType w:val="hybridMultilevel"/>
+    <w:tmpl w:val="1D48954C"/>
+    <w:lvl w:ilvl="0" w:tplc="40090001">
+      <w:start w:val="1"/>
+      <w:numFmt w:val="bullet"/>
+      <w:lvlText w:val=""/>
+      <w:lvlJc w:val="left"/>
+      <w:pPr>
+        <w:ind w:left="720" w:hanging="360"/>
+      </w:pPr>
+      <w:rPr>
+        <w:rFonts w:ascii="Symbol" w:hAnsi="Symbol" w:hint="default"/>
+      </w:rPr>
+    </w:lvl>
+    <w:lvl w:ilvl="1" w:tplc="40090003" w:tentative="1">
+      <w:start w:val="1"/>
+      <w:numFmt w:val="bullet"/>
+      <w:lvlText w:val="o"/>
+      <w:lvlJc w:val="left"/>
+      <w:pPr>
+        <w:ind w:left="1440" w:hanging="360"/>
+      </w:pPr>
+      <w:rPr>
+        <w:rFonts w:ascii="Courier New" w:hAnsi="Courier New" w:cs="Courier New" w:hint="default"/>
+      </w:rPr>
+    </w:lvl>
+    <w:lvl w:ilvl="2" w:tplc="40090005" w:tentative="1">
+      <w:start w:val="1"/>
+      <w:numFmt w:val="bullet"/>
+      <w:lvlText w:val=""/>
+      <w:lvlJc w:val="left"/>
+      <w:pPr>
+        <w:ind w:left="2160" w:hanging="360"/>
+      </w:pPr>
+      <w:rPr>
+        <w:rFonts w:ascii="Wingdings" w:hAnsi="Wingdings" w:hint="default"/>
+      </w:rPr>
+    </w:lvl>
+    <w:lvl w:ilvl="3" w:tplc="40090001" w:tentative="1">
+      <w:start w:val="1"/>
+      <w:numFmt w:val="bullet"/>
+      <w:lvlText w:val=""/>
+      <w:lvlJc w:val="left"/>
+      <w:pPr>
+        <w:ind w:left="2880" w:hanging="360"/>
+      </w:pPr>
+      <w:rPr>
+        <w:rFonts w:ascii="Symbol" w:hAnsi="Symbol" w:hint="default"/>
+      </w:rPr>
+    </w:lvl>
+    <w:lvl w:ilvl="4" w:tplc="40090003" w:tentative="1">
+      <w:start w:val="1"/>
+      <w:numFmt w:val="bullet"/>
+      <w:lvlText w:val="o"/>
+      <w:lvlJc w:val="left"/>
+      <w:pPr>
+        <w:ind w:left="3600" w:hanging="360"/>
+      </w:pPr>
+      <w:rPr>
+        <w:rFonts w:ascii="Courier New" w:hAnsi="Courier New" w:cs="Courier New" w:hint="default"/>
+      </w:rPr>
+    </w:lvl>
+    <w:lvl w:ilvl="5" w:tplc="40090005" w:tentative="1">
+      <w:start w:val="1"/>
+      <w:numFmt w:val="bullet"/>
+      <w:lvlText w:val=""/>
+      <w:lvlJc w:val="left"/>
+      <w:pPr>
+        <w:ind w:left="4320" w:hanging="360"/>
+      </w:pPr>
+      <w:rPr>
+        <w:rFonts w:ascii="Wingdings" w:hAnsi="Wingdings" w:hint="default"/>
+      </w:rPr>
+    </w:lvl>
+    <w:lvl w:ilvl="6" w:tplc="40090001" w:tentative="1">
+      <w:start w:val="1"/>
+      <w:numFmt w:val="bullet"/>
+      <w:lvlText w:val=""/>
+      <w:lvlJc w:val="left"/>
+      <w:pPr>
+        <w:ind w:left="5040" w:hanging="360"/>
+      </w:pPr>
+      <w:rPr>
+        <w:rFonts w:ascii="Symbol" w:hAnsi="Symbol" w:hint="default"/>
+      </w:rPr>
+    </w:lvl>
+    <w:lvl w:ilvl="7" w:tplc="40090003" w:tentative="1">
+      <w:start w:val="1"/>
+      <w:numFmt w:val="bullet"/>
+      <w:lvlText w:val="o"/>
+      <w:lvlJc w:val="left"/>
+      <w:pPr>
+        <w:ind w:left="5760" w:hanging="360"/>
+      </w:pPr>
+      <w:rPr>
+        <w:rFonts w:ascii="Courier New" w:hAnsi="Courier New" w:cs="Courier New" w:hint="default"/>
+      </w:rPr>
+    </w:lvl>
+    <w:lvl w:ilvl="8" w:tplc="40090005" w:tentative="1">
+      <w:start w:val="1"/>
+      <w:numFmt w:val="bullet"/>
+      <w:lvlText w:val=""/>
+      <w:lvlJc w:val="left"/>
+      <w:pPr>
+        <w:ind w:left="6480" w:hanging="360"/>
+      </w:pPr>
+      <w:rPr>
+        <w:rFonts w:ascii="Wingdings" w:hAnsi="Wingdings" w:hint="default"/>
+      </w:rPr>
+    </w:lvl>
+  </w:abstractNum>
+  <w:abstractNum w:abstractNumId="12" w15:restartNumberingAfterBreak="0">
+    <w:nsid w:val="22C10A70"/>
+    <w:multiLevelType w:val="hybridMultilevel"/>
+    <w:tmpl w:val="5094BC1E"/>
+    <w:lvl w:ilvl="0" w:tplc="40090001">
+      <w:start w:val="1"/>
+      <w:numFmt w:val="bullet"/>
+      <w:lvlText w:val=""/>
+      <w:lvlJc w:val="left"/>
+      <w:pPr>
+        <w:ind w:left="720" w:hanging="360"/>
+      </w:pPr>
+      <w:rPr>
+        <w:rFonts w:ascii="Symbol" w:hAnsi="Symbol" w:hint="default"/>
+      </w:rPr>
+    </w:lvl>
+    <w:lvl w:ilvl="1" w:tplc="40090003" w:tentative="1">
+      <w:start w:val="1"/>
+      <w:numFmt w:val="bullet"/>
+      <w:lvlText w:val="o"/>
+      <w:lvlJc w:val="left"/>
+      <w:pPr>
+        <w:ind w:left="1440" w:hanging="360"/>
+      </w:pPr>
+      <w:rPr>
+        <w:rFonts w:ascii="Courier New" w:hAnsi="Courier New" w:cs="Courier New" w:hint="default"/>
+      </w:rPr>
+    </w:lvl>
+    <w:lvl w:ilvl="2" w:tplc="40090005" w:tentative="1">
+      <w:start w:val="1"/>
+      <w:numFmt w:val="bullet"/>
+      <w:lvlText w:val=""/>
+      <w:lvlJc w:val="left"/>
+      <w:pPr>
+        <w:ind w:left="2160" w:hanging="360"/>
+      </w:pPr>
+      <w:rPr>
+        <w:rFonts w:ascii="Wingdings" w:hAnsi="Wingdings" w:hint="default"/>
+      </w:rPr>
+    </w:lvl>
+    <w:lvl w:ilvl="3" w:tplc="40090001" w:tentative="1">
+      <w:start w:val="1"/>
+      <w:numFmt w:val="bullet"/>
+      <w:lvlText w:val=""/>
+      <w:lvlJc w:val="left"/>
+      <w:pPr>
+        <w:ind w:left="2880" w:hanging="360"/>
+      </w:pPr>
+      <w:rPr>
+        <w:rFonts w:ascii="Symbol" w:hAnsi="Symbol" w:hint="default"/>
+      </w:rPr>
+    </w:lvl>
+    <w:lvl w:ilvl="4" w:tplc="40090003" w:tentative="1">
+      <w:start w:val="1"/>
+      <w:numFmt w:val="bullet"/>
+      <w:lvlText w:val="o"/>
+      <w:lvlJc w:val="left"/>
+      <w:pPr>
+        <w:ind w:left="3600" w:hanging="360"/>
+      </w:pPr>
+      <w:rPr>
+        <w:rFonts w:ascii="Courier New" w:hAnsi="Courier New" w:cs="Courier New" w:hint="default"/>
+      </w:rPr>
+    </w:lvl>
+    <w:lvl w:ilvl="5" w:tplc="40090005" w:tentative="1">
+      <w:start w:val="1"/>
+      <w:numFmt w:val="bullet"/>
+      <w:lvlText w:val=""/>
+      <w:lvlJc w:val="left"/>
+      <w:pPr>
+        <w:ind w:left="4320" w:hanging="360"/>
+      </w:pPr>
+      <w:rPr>
+        <w:rFonts w:ascii="Wingdings" w:hAnsi="Wingdings" w:hint="default"/>
+      </w:rPr>
+    </w:lvl>
+    <w:lvl w:ilvl="6" w:tplc="40090001" w:tentative="1">
+      <w:start w:val="1"/>
+      <w:numFmt w:val="bullet"/>
+      <w:lvlText w:val=""/>
+      <w:lvlJc w:val="left"/>
+      <w:pPr>
+        <w:ind w:left="5040" w:hanging="360"/>
+      </w:pPr>
+      <w:rPr>
+        <w:rFonts w:ascii="Symbol" w:hAnsi="Symbol" w:hint="default"/>
+      </w:rPr>
+    </w:lvl>
+    <w:lvl w:ilvl="7" w:tplc="40090003" w:tentative="1">
+      <w:start w:val="1"/>
+      <w:numFmt w:val="bullet"/>
+      <w:lvlText w:val="o"/>
+      <w:lvlJc w:val="left"/>
+      <w:pPr>
+        <w:ind w:left="5760" w:hanging="360"/>
+      </w:pPr>
+      <w:rPr>
+        <w:rFonts w:ascii="Courier New" w:hAnsi="Courier New" w:cs="Courier New" w:hint="default"/>
+      </w:rPr>
+    </w:lvl>
+    <w:lvl w:ilvl="8" w:tplc="40090005" w:tentative="1">
+      <w:start w:val="1"/>
+      <w:numFmt w:val="bullet"/>
+      <w:lvlText w:val=""/>
+      <w:lvlJc w:val="left"/>
+      <w:pPr>
+        <w:ind w:left="6480" w:hanging="360"/>
+      </w:pPr>
+      <w:rPr>
+        <w:rFonts w:ascii="Wingdings" w:hAnsi="Wingdings" w:hint="default"/>
+      </w:rPr>
+    </w:lvl>
+  </w:abstractNum>
+  <w:abstractNum w:abstractNumId="13" w15:restartNumberingAfterBreak="0">
     <w:nsid w:val="2D967CDD"/>
     <w:multiLevelType w:val="multilevel"/>
     <w:tmpl w:val="E0104DDA"/>
@@ -1233,7 +3258,7 @@
       </w:rPr>
     </w:lvl>
   </w:abstractNum>
-  <w:abstractNum w:abstractNumId="12" w15:restartNumberingAfterBreak="0">
+  <w:abstractNum w:abstractNumId="14" w15:restartNumberingAfterBreak="0">
     <w:nsid w:val="31C50C97"/>
     <w:multiLevelType w:val="hybridMultilevel"/>
     <w:tmpl w:val="672C8B9A"/>
@@ -1346,7 +3371,7 @@
       </w:rPr>
     </w:lvl>
   </w:abstractNum>
-  <w:abstractNum w:abstractNumId="13" w15:restartNumberingAfterBreak="0">
+  <w:abstractNum w:abstractNumId="15" w15:restartNumberingAfterBreak="0">
     <w:nsid w:val="429168F5"/>
     <w:multiLevelType w:val="hybridMultilevel"/>
     <w:tmpl w:val="7BC84AD4"/>
@@ -1459,7 +3484,7 @@
       </w:rPr>
     </w:lvl>
   </w:abstractNum>
-  <w:abstractNum w:abstractNumId="14" w15:restartNumberingAfterBreak="0">
+  <w:abstractNum w:abstractNumId="16" w15:restartNumberingAfterBreak="0">
     <w:nsid w:val="4E4273B2"/>
     <w:multiLevelType w:val="hybridMultilevel"/>
     <w:tmpl w:val="A4386192"/>
@@ -1572,7 +3597,7 @@
       </w:rPr>
     </w:lvl>
   </w:abstractNum>
-  <w:abstractNum w:abstractNumId="15" w15:restartNumberingAfterBreak="0">
+  <w:abstractNum w:abstractNumId="17" w15:restartNumberingAfterBreak="0">
     <w:nsid w:val="5D2E7A76"/>
     <w:multiLevelType w:val="hybridMultilevel"/>
     <w:tmpl w:val="8CBA3402"/>
@@ -1713,25 +3738,31 @@
     <w:abstractNumId w:val="0"/>
   </w:num>
   <w:num w:numId="10" w16cid:durableId="96295978">
-    <w:abstractNumId w:val="11"/>
+    <w:abstractNumId w:val="13"/>
   </w:num>
   <w:num w:numId="11" w16cid:durableId="1186285807">
-    <w:abstractNumId w:val="14"/>
+    <w:abstractNumId w:val="16"/>
   </w:num>
   <w:num w:numId="12" w16cid:durableId="299925084">
+    <w:abstractNumId w:val="17"/>
+  </w:num>
+  <w:num w:numId="13" w16cid:durableId="112484449">
     <w:abstractNumId w:val="15"/>
   </w:num>
-  <w:num w:numId="13" w16cid:durableId="112484449">
-    <w:abstractNumId w:val="13"/>
-  </w:num>
   <w:num w:numId="14" w16cid:durableId="1443114855">
-    <w:abstractNumId w:val="12"/>
+    <w:abstractNumId w:val="14"/>
   </w:num>
   <w:num w:numId="15" w16cid:durableId="1857385980">
     <w:abstractNumId w:val="9"/>
   </w:num>
   <w:num w:numId="16" w16cid:durableId="2073580265">
     <w:abstractNumId w:val="10"/>
+  </w:num>
+  <w:num w:numId="17" w16cid:durableId="325205082">
+    <w:abstractNumId w:val="11"/>
+  </w:num>
+  <w:num w:numId="18" w16cid:durableId="104079352">
+    <w:abstractNumId w:val="12"/>
   </w:num>
 </w:numbering>
 </file>
@@ -2342,6 +4373,7 @@
   <w:style w:type="character" w:default="1" w:styleId="DefaultParagraphFont">
     <w:name w:val="Default Paragraph Font"/>
     <w:uiPriority w:val="1"/>
+    <w:semiHidden/>
     <w:unhideWhenUsed/>
   </w:style>
   <w:style w:type="table" w:default="1" w:styleId="TableNormal">
@@ -13116,6 +15148,63 @@
       <w:tcPr>
         <w:shd w:val="clear" w:color="auto" w:fill="FBCAA2" w:themeFill="accent6" w:themeFillTint="7F"/>
       </w:tcPr>
+    </w:tblStylePr>
+  </w:style>
+  <w:style w:type="table" w:styleId="GridTable1Light-Accent1">
+    <w:name w:val="Grid Table 1 Light Accent 1"/>
+    <w:basedOn w:val="TableNormal"/>
+    <w:uiPriority w:val="46"/>
+    <w:rsid w:val="00E20AA6"/>
+    <w:pPr>
+      <w:spacing w:after="0" w:line="240" w:lineRule="auto"/>
+    </w:pPr>
+    <w:tblPr>
+      <w:tblStyleRowBandSize w:val="1"/>
+      <w:tblStyleColBandSize w:val="1"/>
+      <w:tblBorders>
+        <w:top w:val="single" w:sz="4" w:space="0" w:color="B8CCE4" w:themeColor="accent1" w:themeTint="66"/>
+        <w:left w:val="single" w:sz="4" w:space="0" w:color="B8CCE4" w:themeColor="accent1" w:themeTint="66"/>
+        <w:bottom w:val="single" w:sz="4" w:space="0" w:color="B8CCE4" w:themeColor="accent1" w:themeTint="66"/>
+        <w:right w:val="single" w:sz="4" w:space="0" w:color="B8CCE4" w:themeColor="accent1" w:themeTint="66"/>
+        <w:insideH w:val="single" w:sz="4" w:space="0" w:color="B8CCE4" w:themeColor="accent1" w:themeTint="66"/>
+        <w:insideV w:val="single" w:sz="4" w:space="0" w:color="B8CCE4" w:themeColor="accent1" w:themeTint="66"/>
+      </w:tblBorders>
+    </w:tblPr>
+    <w:tblStylePr w:type="firstRow">
+      <w:rPr>
+        <w:b/>
+        <w:bCs/>
+      </w:rPr>
+      <w:tblPr/>
+      <w:tcPr>
+        <w:tcBorders>
+          <w:bottom w:val="single" w:sz="12" w:space="0" w:color="95B3D7" w:themeColor="accent1" w:themeTint="99"/>
+        </w:tcBorders>
+      </w:tcPr>
+    </w:tblStylePr>
+    <w:tblStylePr w:type="lastRow">
+      <w:rPr>
+        <w:b/>
+        <w:bCs/>
+      </w:rPr>
+      <w:tblPr/>
+      <w:tcPr>
+        <w:tcBorders>
+          <w:top w:val="double" w:sz="2" w:space="0" w:color="95B3D7" w:themeColor="accent1" w:themeTint="99"/>
+        </w:tcBorders>
+      </w:tcPr>
+    </w:tblStylePr>
+    <w:tblStylePr w:type="firstCol">
+      <w:rPr>
+        <w:b/>
+        <w:bCs/>
+      </w:rPr>
+    </w:tblStylePr>
+    <w:tblStylePr w:type="lastCol">
+      <w:rPr>
+        <w:b/>
+        <w:bCs/>
+      </w:rPr>
     </w:tblStylePr>
   </w:style>
 </w:styles>

--- a/doc/HumidityMeasurement_HLD.docx
+++ b/doc/HumidityMeasurement_HLD.docx
@@ -5,51 +5,87 @@
     <w:p>
       <w:pPr>
         <w:pStyle w:val="Heading1"/>
+        <w:spacing w:line="240" w:lineRule="auto"/>
+        <w:jc w:val="center"/>
+      </w:pPr>
+      <w:r>
+        <w:rPr>
+          <w:sz w:val="38"/>
+          <w:szCs w:val="38"/>
+        </w:rPr>
+        <w:t>Humidity Alarm System</w:t>
+      </w:r>
+      <w:r>
+        <w:t xml:space="preserve"> </w:t>
+      </w:r>
+    </w:p>
+    <w:p>
+      <w:pPr>
+        <w:pStyle w:val="Heading1"/>
+        <w:spacing w:line="240" w:lineRule="auto"/>
+        <w:jc w:val="center"/>
       </w:pPr>
       <w:r>
         <w:t>High-Level Design (HLD)</w:t>
       </w:r>
     </w:p>
+    <w:p/>
     <w:p>
       <w:r>
-        <w:t>Version: 1.0</w:t>
+        <w:t>Version: 1.1</w:t>
       </w:r>
     </w:p>
     <w:p>
       <w:r>
-        <w:t xml:space="preserve">Date: </w:t>
-      </w:r>
-      <w:r>
-        <w:t>16-02-2026</w:t>
+        <w:t>Date: 17-02-2026</w:t>
       </w:r>
     </w:p>
     <w:p>
       <w:r>
-        <w:t>Prepared by</w:t>
-      </w:r>
-      <w:proofErr w:type="gramStart"/>
-      <w:r>
-        <w:t xml:space="preserve">: </w:t>
-      </w:r>
-      <w:r>
-        <w:t xml:space="preserve"> </w:t>
+        <w:t xml:space="preserve">Prepared by: Akhil A </w:t>
       </w:r>
       <w:proofErr w:type="spellStart"/>
       <w:r>
-        <w:t>Trenser</w:t>
+        <w:t>A</w:t>
       </w:r>
       <w:proofErr w:type="spellEnd"/>
-      <w:proofErr w:type="gramEnd"/>
+    </w:p>
+    <w:p>
+      <w:pPr>
+        <w:pStyle w:val="Heading2"/>
+      </w:pPr>
       <w:r>
-        <w:t xml:space="preserve"> Technology Private Ltd</w:t>
+        <w:t>1. Purpose</w:t>
       </w:r>
     </w:p>
     <w:p>
       <w:pPr>
-        <w:pStyle w:val="Heading2"/>
+        <w:jc w:val="both"/>
       </w:pPr>
       <w:r>
-        <w:t>1. Purpose</w:t>
+        <w:t xml:space="preserve">The purpose of this document is to describe the High-Level Design (HLD) of the Humidity Alarm System </w:t>
+      </w:r>
+      <w:r>
+        <w:t xml:space="preserve">It includes the overview of the system, key components, high-level architecture diagram, software architecture with module wise data control flow and their interactions. </w:t>
+      </w:r>
+      <w:r>
+        <w:t>It also describes APIs, inter-process communication methods (Message Queues and Semaphores),</w:t>
+      </w:r>
+      <w:r>
+        <w:rPr>
+          <w:b/>
+          <w:bCs/>
+        </w:rPr>
+        <w:t xml:space="preserve"> </w:t>
+      </w:r>
+      <w:r>
+        <w:t xml:space="preserve">and data exchange formats with error handling and fault management mechanisms required to </w:t>
+      </w:r>
+      <w:r>
+        <w:t xml:space="preserve">monitor </w:t>
+      </w:r>
+      <w:r>
+        <w:t>relative humidity (%RH) and trigger real-time alerts when predefined thresholds are exceeded.</w:t>
       </w:r>
     </w:p>
     <w:p>
@@ -65,48 +101,735 @@
         </w:rPr>
       </w:pPr>
       <w:r>
-        <w:rPr>
-          <w:rFonts w:ascii="Calibri" w:eastAsiaTheme="minorEastAsia" w:hAnsi="Calibri" w:cstheme="minorBidi"/>
-          <w:b w:val="0"/>
-          <w:bCs w:val="0"/>
-          <w:color w:val="auto"/>
-          <w:sz w:val="22"/>
-          <w:szCs w:val="22"/>
-        </w:rPr>
-        <w:t>This document defines the architecture of the Humidity Monitor. It ensures the software structure fulfills the requirement to detect high humidity and trigger an alarm.</w:t>
-      </w:r>
-    </w:p>
-    <w:p>
-      <w:pPr>
-        <w:pStyle w:val="Heading2"/>
-      </w:pPr>
-      <w:r>
         <w:t>2. System Overview</w:t>
       </w:r>
     </w:p>
     <w:p>
+      <w:pPr>
+        <w:pStyle w:val="Heading2"/>
+      </w:pPr>
       <w:r>
-        <w:t xml:space="preserve">The system uses </w:t>
-      </w:r>
-      <w:proofErr w:type="gramStart"/>
-      <w:r>
-        <w:t>an STM32</w:t>
-      </w:r>
-      <w:proofErr w:type="gramEnd"/>
-      <w:r>
-        <w:t xml:space="preserve"> (Cortex-M) to process humidity data. If the level is above 60%, it activates an LED and Buzzer. Because hardware is unavailable, data is provided by a Software Stub.</w:t>
+        <w:t>2.1 Introduction</w:t>
       </w:r>
     </w:p>
     <w:p>
       <w:pPr>
+        <w:jc w:val="both"/>
+        <w:rPr>
+          <w:rFonts w:eastAsia="Calibri" w:cs="Calibri"/>
+          <w:color w:val="000000"/>
+        </w:rPr>
+      </w:pPr>
+      <w:r>
+        <w:rPr>
+          <w:rFonts w:eastAsia="Calibri" w:cs="Calibri"/>
+          <w:color w:val="000000"/>
+        </w:rPr>
+        <w:t>The Humidity Sensor Alarm system provides continuous monitoring of humidity readings. It operates regularly (every HUM</w:t>
+      </w:r>
+      <w:r>
+        <w:rPr>
+          <w:rFonts w:eastAsia="Calibri" w:cs="Calibri"/>
+          <w:color w:val="000000"/>
+        </w:rPr>
+        <w:t>IDITY</w:t>
+      </w:r>
+      <w:r>
+        <w:rPr>
+          <w:rFonts w:eastAsia="Calibri" w:cs="Calibri"/>
+          <w:color w:val="000000"/>
+        </w:rPr>
+        <w:t>_READ_FREQUENCY millisecond) reading the humidity level and evaluating it against predefined threshold limits (HUM</w:t>
+      </w:r>
+      <w:r>
+        <w:rPr>
+          <w:rFonts w:eastAsia="Calibri" w:cs="Calibri"/>
+          <w:color w:val="000000"/>
+        </w:rPr>
+        <w:t>IDITY</w:t>
+      </w:r>
+      <w:r>
+        <w:rPr>
+          <w:rFonts w:eastAsia="Calibri" w:cs="Calibri"/>
+          <w:color w:val="000000"/>
+        </w:rPr>
+        <w:t>_THRESHOLD_MIN to HUM</w:t>
+      </w:r>
+      <w:r>
+        <w:rPr>
+          <w:rFonts w:eastAsia="Calibri" w:cs="Calibri"/>
+          <w:color w:val="000000"/>
+        </w:rPr>
+        <w:t>IDITY</w:t>
+      </w:r>
+      <w:r>
+        <w:rPr>
+          <w:rFonts w:eastAsia="Calibri" w:cs="Calibri"/>
+          <w:color w:val="000000"/>
+        </w:rPr>
+        <w:t>_THRESHOLD_MAX). If a reading falls outside this acceptable range, the system triggers an alert by printing the message “Humidity Alarm Triggered.” If the humidity remains within the limits, no message is printed. This continuous cycle of reading and evaluation runs indefinitely, ensuring constant vigilance for alarm conditions.</w:t>
+      </w:r>
+    </w:p>
+    <w:tbl>
+      <w:tblPr>
+        <w:tblStyle w:val="GridTable1Light-Accent1"/>
+        <w:tblW w:w="0" w:type="auto"/>
+        <w:tblLook w:val="04A0" w:firstRow="1" w:lastRow="0" w:firstColumn="1" w:lastColumn="0" w:noHBand="0" w:noVBand="1"/>
+      </w:tblPr>
+      <w:tblGrid>
+        <w:gridCol w:w="2952"/>
+        <w:gridCol w:w="3677"/>
+        <w:gridCol w:w="2227"/>
+      </w:tblGrid>
+      <w:tr>
+        <w:trPr>
+          <w:cnfStyle w:val="100000000000" w:firstRow="1" w:lastRow="0" w:firstColumn="0" w:lastColumn="0" w:oddVBand="0" w:evenVBand="0" w:oddHBand="0" w:evenHBand="0" w:firstRowFirstColumn="0" w:firstRowLastColumn="0" w:lastRowFirstColumn="0" w:lastRowLastColumn="0"/>
+        </w:trPr>
+        <w:tc>
+          <w:tcPr>
+            <w:cnfStyle w:val="001000000000" w:firstRow="0" w:lastRow="0" w:firstColumn="1" w:lastColumn="0" w:oddVBand="0" w:evenVBand="0" w:oddHBand="0" w:evenHBand="0" w:firstRowFirstColumn="0" w:firstRowLastColumn="0" w:lastRowFirstColumn="0" w:lastRowLastColumn="0"/>
+            <w:tcW w:w="2952" w:type="dxa"/>
+          </w:tcPr>
+          <w:p>
+            <w:pPr>
+              <w:jc w:val="center"/>
+            </w:pPr>
+            <w:r>
+              <w:t>Parameters</w:t>
+            </w:r>
+          </w:p>
+        </w:tc>
+        <w:tc>
+          <w:tcPr>
+            <w:tcW w:w="3677" w:type="dxa"/>
+          </w:tcPr>
+          <w:p>
+            <w:pPr>
+              <w:jc w:val="center"/>
+              <w:cnfStyle w:val="100000000000" w:firstRow="1" w:lastRow="0" w:firstColumn="0" w:lastColumn="0" w:oddVBand="0" w:evenVBand="0" w:oddHBand="0" w:evenHBand="0" w:firstRowFirstColumn="0" w:firstRowLastColumn="0" w:lastRowFirstColumn="0" w:lastRowLastColumn="0"/>
+            </w:pPr>
+            <w:r>
+              <w:t>Description</w:t>
+            </w:r>
+          </w:p>
+        </w:tc>
+        <w:tc>
+          <w:tcPr>
+            <w:tcW w:w="2227" w:type="dxa"/>
+          </w:tcPr>
+          <w:p>
+            <w:pPr>
+              <w:jc w:val="center"/>
+              <w:cnfStyle w:val="100000000000" w:firstRow="1" w:lastRow="0" w:firstColumn="0" w:lastColumn="0" w:oddVBand="0" w:evenVBand="0" w:oddHBand="0" w:evenHBand="0" w:firstRowFirstColumn="0" w:firstRowLastColumn="0" w:lastRowFirstColumn="0" w:lastRowLastColumn="0"/>
+            </w:pPr>
+            <w:r>
+              <w:t>Value</w:t>
+            </w:r>
+          </w:p>
+        </w:tc>
+      </w:tr>
+      <w:tr>
+        <w:tc>
+          <w:tcPr>
+            <w:cnfStyle w:val="001000000000" w:firstRow="0" w:lastRow="0" w:firstColumn="1" w:lastColumn="0" w:oddVBand="0" w:evenVBand="0" w:oddHBand="0" w:evenHBand="0" w:firstRowFirstColumn="0" w:firstRowLastColumn="0" w:lastRowFirstColumn="0" w:lastRowLastColumn="0"/>
+            <w:tcW w:w="2952" w:type="dxa"/>
+          </w:tcPr>
+          <w:p>
+            <w:pPr>
+              <w:jc w:val="center"/>
+              <w:rPr>
+                <w:b w:val="0"/>
+                <w:bCs w:val="0"/>
+              </w:rPr>
+            </w:pPr>
+            <w:r>
+              <w:rPr>
+                <w:b w:val="0"/>
+                <w:bCs w:val="0"/>
+              </w:rPr>
+              <w:t>HUM</w:t>
+            </w:r>
+            <w:r>
+              <w:rPr>
+                <w:b w:val="0"/>
+                <w:bCs w:val="0"/>
+              </w:rPr>
+              <w:t>IDITY</w:t>
+            </w:r>
+            <w:r>
+              <w:rPr>
+                <w:b w:val="0"/>
+                <w:bCs w:val="0"/>
+              </w:rPr>
+              <w:t>_THRESHOLD_MIN</w:t>
+            </w:r>
+          </w:p>
+        </w:tc>
+        <w:tc>
+          <w:tcPr>
+            <w:tcW w:w="3677" w:type="dxa"/>
+          </w:tcPr>
+          <w:p>
+            <w:pPr>
+              <w:jc w:val="center"/>
+              <w:cnfStyle w:val="000000000000" w:firstRow="0" w:lastRow="0" w:firstColumn="0" w:lastColumn="0" w:oddVBand="0" w:evenVBand="0" w:oddHBand="0" w:evenHBand="0" w:firstRowFirstColumn="0" w:firstRowLastColumn="0" w:lastRowFirstColumn="0" w:lastRowLastColumn="0"/>
+            </w:pPr>
+            <w:r>
+              <w:t>Minimum threshold humidity limit</w:t>
+            </w:r>
+          </w:p>
+        </w:tc>
+        <w:tc>
+          <w:tcPr>
+            <w:tcW w:w="2227" w:type="dxa"/>
+          </w:tcPr>
+          <w:p>
+            <w:pPr>
+              <w:jc w:val="center"/>
+              <w:cnfStyle w:val="000000000000" w:firstRow="0" w:lastRow="0" w:firstColumn="0" w:lastColumn="0" w:oddVBand="0" w:evenVBand="0" w:oddHBand="0" w:evenHBand="0" w:firstRowFirstColumn="0" w:firstRowLastColumn="0" w:lastRowFirstColumn="0" w:lastRowLastColumn="0"/>
+            </w:pPr>
+            <w:r>
+              <w:t>20% RH</w:t>
+            </w:r>
+          </w:p>
+        </w:tc>
+      </w:tr>
+      <w:tr>
+        <w:tc>
+          <w:tcPr>
+            <w:cnfStyle w:val="001000000000" w:firstRow="0" w:lastRow="0" w:firstColumn="1" w:lastColumn="0" w:oddVBand="0" w:evenVBand="0" w:oddHBand="0" w:evenHBand="0" w:firstRowFirstColumn="0" w:firstRowLastColumn="0" w:lastRowFirstColumn="0" w:lastRowLastColumn="0"/>
+            <w:tcW w:w="2952" w:type="dxa"/>
+          </w:tcPr>
+          <w:p>
+            <w:pPr>
+              <w:jc w:val="center"/>
+              <w:rPr>
+                <w:b w:val="0"/>
+                <w:bCs w:val="0"/>
+              </w:rPr>
+            </w:pPr>
+            <w:r>
+              <w:rPr>
+                <w:b w:val="0"/>
+                <w:bCs w:val="0"/>
+              </w:rPr>
+              <w:t>HUM</w:t>
+            </w:r>
+            <w:r>
+              <w:rPr>
+                <w:b w:val="0"/>
+                <w:bCs w:val="0"/>
+              </w:rPr>
+              <w:t>IDITY</w:t>
+            </w:r>
+            <w:r>
+              <w:rPr>
+                <w:b w:val="0"/>
+                <w:bCs w:val="0"/>
+              </w:rPr>
+              <w:t>_THRESHOLD_MAX</w:t>
+            </w:r>
+          </w:p>
+        </w:tc>
+        <w:tc>
+          <w:tcPr>
+            <w:tcW w:w="3677" w:type="dxa"/>
+          </w:tcPr>
+          <w:p>
+            <w:pPr>
+              <w:jc w:val="center"/>
+              <w:cnfStyle w:val="000000000000" w:firstRow="0" w:lastRow="0" w:firstColumn="0" w:lastColumn="0" w:oddVBand="0" w:evenVBand="0" w:oddHBand="0" w:evenHBand="0" w:firstRowFirstColumn="0" w:firstRowLastColumn="0" w:lastRowFirstColumn="0" w:lastRowLastColumn="0"/>
+            </w:pPr>
+            <w:r>
+              <w:t>Maximum threshold humidity limit</w:t>
+            </w:r>
+          </w:p>
+        </w:tc>
+        <w:tc>
+          <w:tcPr>
+            <w:tcW w:w="2227" w:type="dxa"/>
+          </w:tcPr>
+          <w:p>
+            <w:pPr>
+              <w:jc w:val="center"/>
+              <w:cnfStyle w:val="000000000000" w:firstRow="0" w:lastRow="0" w:firstColumn="0" w:lastColumn="0" w:oddVBand="0" w:evenVBand="0" w:oddHBand="0" w:evenHBand="0" w:firstRowFirstColumn="0" w:firstRowLastColumn="0" w:lastRowFirstColumn="0" w:lastRowLastColumn="0"/>
+            </w:pPr>
+            <w:r>
+              <w:t>60% RH</w:t>
+            </w:r>
+          </w:p>
+        </w:tc>
+      </w:tr>
+      <w:tr>
+        <w:tc>
+          <w:tcPr>
+            <w:cnfStyle w:val="001000000000" w:firstRow="0" w:lastRow="0" w:firstColumn="1" w:lastColumn="0" w:oddVBand="0" w:evenVBand="0" w:oddHBand="0" w:evenHBand="0" w:firstRowFirstColumn="0" w:firstRowLastColumn="0" w:lastRowFirstColumn="0" w:lastRowLastColumn="0"/>
+            <w:tcW w:w="2952" w:type="dxa"/>
+          </w:tcPr>
+          <w:p>
+            <w:pPr>
+              <w:jc w:val="center"/>
+              <w:rPr>
+                <w:b w:val="0"/>
+                <w:bCs w:val="0"/>
+              </w:rPr>
+            </w:pPr>
+            <w:r>
+              <w:rPr>
+                <w:b w:val="0"/>
+                <w:bCs w:val="0"/>
+              </w:rPr>
+              <w:t>HUM</w:t>
+            </w:r>
+            <w:r>
+              <w:rPr>
+                <w:b w:val="0"/>
+                <w:bCs w:val="0"/>
+              </w:rPr>
+              <w:t>IDITY</w:t>
+            </w:r>
+            <w:r>
+              <w:rPr>
+                <w:b w:val="0"/>
+                <w:bCs w:val="0"/>
+              </w:rPr>
+              <w:t>_READ_FREQUENCY</w:t>
+            </w:r>
+          </w:p>
+        </w:tc>
+        <w:tc>
+          <w:tcPr>
+            <w:tcW w:w="3677" w:type="dxa"/>
+          </w:tcPr>
+          <w:p>
+            <w:pPr>
+              <w:jc w:val="center"/>
+              <w:cnfStyle w:val="000000000000" w:firstRow="0" w:lastRow="0" w:firstColumn="0" w:lastColumn="0" w:oddVBand="0" w:evenVBand="0" w:oddHBand="0" w:evenHBand="0" w:firstRowFirstColumn="0" w:firstRowLastColumn="0" w:lastRowFirstColumn="0" w:lastRowLastColumn="0"/>
+            </w:pPr>
+            <w:r>
+              <w:t>Sensor polling frequency</w:t>
+            </w:r>
+          </w:p>
+        </w:tc>
+        <w:tc>
+          <w:tcPr>
+            <w:tcW w:w="2227" w:type="dxa"/>
+          </w:tcPr>
+          <w:p>
+            <w:pPr>
+              <w:jc w:val="center"/>
+              <w:cnfStyle w:val="000000000000" w:firstRow="0" w:lastRow="0" w:firstColumn="0" w:lastColumn="0" w:oddVBand="0" w:evenVBand="0" w:oddHBand="0" w:evenHBand="0" w:firstRowFirstColumn="0" w:firstRowLastColumn="0" w:lastRowFirstColumn="0" w:lastRowLastColumn="0"/>
+            </w:pPr>
+            <w:r>
+              <w:t xml:space="preserve">100 </w:t>
+            </w:r>
+            <w:proofErr w:type="spellStart"/>
+            <w:r>
+              <w:t>ms</w:t>
+            </w:r>
+            <w:proofErr w:type="spellEnd"/>
+          </w:p>
+        </w:tc>
+      </w:tr>
+      <w:tr>
+        <w:tc>
+          <w:tcPr>
+            <w:cnfStyle w:val="001000000000" w:firstRow="0" w:lastRow="0" w:firstColumn="1" w:lastColumn="0" w:oddVBand="0" w:evenVBand="0" w:oddHBand="0" w:evenHBand="0" w:firstRowFirstColumn="0" w:firstRowLastColumn="0" w:lastRowFirstColumn="0" w:lastRowLastColumn="0"/>
+            <w:tcW w:w="2952" w:type="dxa"/>
+          </w:tcPr>
+          <w:p>
+            <w:pPr>
+              <w:jc w:val="center"/>
+              <w:rPr>
+                <w:b w:val="0"/>
+                <w:bCs w:val="0"/>
+              </w:rPr>
+            </w:pPr>
+            <w:r>
+              <w:rPr>
+                <w:b w:val="0"/>
+                <w:bCs w:val="0"/>
+              </w:rPr>
+              <w:t>MAX_BREACH_LIMIT</w:t>
+            </w:r>
+          </w:p>
+        </w:tc>
+        <w:tc>
+          <w:tcPr>
+            <w:tcW w:w="3677" w:type="dxa"/>
+          </w:tcPr>
+          <w:p>
+            <w:pPr>
+              <w:jc w:val="center"/>
+              <w:cnfStyle w:val="000000000000" w:firstRow="0" w:lastRow="0" w:firstColumn="0" w:lastColumn="0" w:oddVBand="0" w:evenVBand="0" w:oddHBand="0" w:evenHBand="0" w:firstRowFirstColumn="0" w:firstRowLastColumn="0" w:lastRowFirstColumn="0" w:lastRowLastColumn="0"/>
+            </w:pPr>
+            <w:r>
+              <w:t>Threshold breach limit</w:t>
+            </w:r>
+          </w:p>
+        </w:tc>
+        <w:tc>
+          <w:tcPr>
+            <w:tcW w:w="2227" w:type="dxa"/>
+          </w:tcPr>
+          <w:p>
+            <w:pPr>
+              <w:jc w:val="center"/>
+              <w:cnfStyle w:val="000000000000" w:firstRow="0" w:lastRow="0" w:firstColumn="0" w:lastColumn="0" w:oddVBand="0" w:evenVBand="0" w:oddHBand="0" w:evenHBand="0" w:firstRowFirstColumn="0" w:firstRowLastColumn="0" w:lastRowFirstColumn="0" w:lastRowLastColumn="0"/>
+            </w:pPr>
+            <w:r>
+              <w:t>3</w:t>
+            </w:r>
+          </w:p>
+        </w:tc>
+      </w:tr>
+      <w:tr>
+        <w:tc>
+          <w:tcPr>
+            <w:cnfStyle w:val="001000000000" w:firstRow="0" w:lastRow="0" w:firstColumn="1" w:lastColumn="0" w:oddVBand="0" w:evenVBand="0" w:oddHBand="0" w:evenHBand="0" w:firstRowFirstColumn="0" w:firstRowLastColumn="0" w:lastRowFirstColumn="0" w:lastRowLastColumn="0"/>
+            <w:tcW w:w="2952" w:type="dxa"/>
+          </w:tcPr>
+          <w:p>
+            <w:pPr>
+              <w:jc w:val="center"/>
+              <w:rPr>
+                <w:b w:val="0"/>
+                <w:bCs w:val="0"/>
+              </w:rPr>
+            </w:pPr>
+            <w:r>
+              <w:rPr>
+                <w:b w:val="0"/>
+                <w:bCs w:val="0"/>
+              </w:rPr>
+              <w:t>ALARM_DURATION</w:t>
+            </w:r>
+          </w:p>
+        </w:tc>
+        <w:tc>
+          <w:tcPr>
+            <w:tcW w:w="3677" w:type="dxa"/>
+          </w:tcPr>
+          <w:p>
+            <w:pPr>
+              <w:jc w:val="center"/>
+              <w:cnfStyle w:val="000000000000" w:firstRow="0" w:lastRow="0" w:firstColumn="0" w:lastColumn="0" w:oddVBand="0" w:evenVBand="0" w:oddHBand="0" w:evenHBand="0" w:firstRowFirstColumn="0" w:firstRowLastColumn="0" w:lastRowFirstColumn="0" w:lastRowLastColumn="0"/>
+            </w:pPr>
+            <w:r>
+              <w:t>Duration of Alarm notification</w:t>
+            </w:r>
+          </w:p>
+        </w:tc>
+        <w:tc>
+          <w:tcPr>
+            <w:tcW w:w="2227" w:type="dxa"/>
+          </w:tcPr>
+          <w:p>
+            <w:pPr>
+              <w:jc w:val="center"/>
+              <w:cnfStyle w:val="000000000000" w:firstRow="0" w:lastRow="0" w:firstColumn="0" w:lastColumn="0" w:oddVBand="0" w:evenVBand="0" w:oddHBand="0" w:evenHBand="0" w:firstRowFirstColumn="0" w:firstRowLastColumn="0" w:lastRowFirstColumn="0" w:lastRowLastColumn="0"/>
+            </w:pPr>
+            <w:r>
+              <w:t xml:space="preserve">50 </w:t>
+            </w:r>
+            <w:proofErr w:type="spellStart"/>
+            <w:r>
+              <w:t>ms</w:t>
+            </w:r>
+            <w:proofErr w:type="spellEnd"/>
+          </w:p>
+        </w:tc>
+      </w:tr>
+      <w:tr>
+        <w:tc>
+          <w:tcPr>
+            <w:cnfStyle w:val="001000000000" w:firstRow="0" w:lastRow="0" w:firstColumn="1" w:lastColumn="0" w:oddVBand="0" w:evenVBand="0" w:oddHBand="0" w:evenHBand="0" w:firstRowFirstColumn="0" w:firstRowLastColumn="0" w:lastRowFirstColumn="0" w:lastRowLastColumn="0"/>
+            <w:tcW w:w="2952" w:type="dxa"/>
+          </w:tcPr>
+          <w:p>
+            <w:pPr>
+              <w:jc w:val="center"/>
+              <w:rPr>
+                <w:b w:val="0"/>
+                <w:bCs w:val="0"/>
+              </w:rPr>
+            </w:pPr>
+            <w:r>
+              <w:rPr>
+                <w:b w:val="0"/>
+                <w:bCs w:val="0"/>
+              </w:rPr>
+              <w:t>READ_RETRY_COUNT</w:t>
+            </w:r>
+          </w:p>
+        </w:tc>
+        <w:tc>
+          <w:tcPr>
+            <w:tcW w:w="3677" w:type="dxa"/>
+          </w:tcPr>
+          <w:p>
+            <w:pPr>
+              <w:jc w:val="center"/>
+              <w:cnfStyle w:val="000000000000" w:firstRow="0" w:lastRow="0" w:firstColumn="0" w:lastColumn="0" w:oddVBand="0" w:evenVBand="0" w:oddHBand="0" w:evenHBand="0" w:firstRowFirstColumn="0" w:firstRowLastColumn="0" w:lastRowFirstColumn="0" w:lastRowLastColumn="0"/>
+            </w:pPr>
+            <w:r>
+              <w:t>Retry sensor read once failed</w:t>
+            </w:r>
+          </w:p>
+        </w:tc>
+        <w:tc>
+          <w:tcPr>
+            <w:tcW w:w="2227" w:type="dxa"/>
+          </w:tcPr>
+          <w:p>
+            <w:pPr>
+              <w:jc w:val="center"/>
+              <w:cnfStyle w:val="000000000000" w:firstRow="0" w:lastRow="0" w:firstColumn="0" w:lastColumn="0" w:oddVBand="0" w:evenVBand="0" w:oddHBand="0" w:evenHBand="0" w:firstRowFirstColumn="0" w:firstRowLastColumn="0" w:lastRowFirstColumn="0" w:lastRowLastColumn="0"/>
+            </w:pPr>
+            <w:r>
+              <w:t>3</w:t>
+            </w:r>
+          </w:p>
+        </w:tc>
+      </w:tr>
+    </w:tbl>
+    <w:p>
+      <w:pPr>
+        <w:jc w:val="both"/>
+        <w:rPr>
+          <w:rFonts w:eastAsia="Calibri" w:cs="Calibri"/>
+          <w:color w:val="000000"/>
+        </w:rPr>
+      </w:pPr>
+    </w:p>
+    <w:p>
+      <w:pPr>
         <w:pStyle w:val="Heading2"/>
       </w:pPr>
       <w:r>
+        <w:lastRenderedPageBreak/>
+        <w:t>2.2 Key Components</w:t>
+      </w:r>
+    </w:p>
+    <w:p>
+      <w:pPr>
+        <w:pStyle w:val="Heading2"/>
+        <w:rPr>
+          <w:sz w:val="24"/>
+          <w:szCs w:val="24"/>
+        </w:rPr>
+      </w:pPr>
+      <w:bookmarkStart w:id="0" w:name="_heading=h.mj3kwvakioee" w:colFirst="0" w:colLast="0"/>
+      <w:bookmarkEnd w:id="0"/>
+      <w:r>
+        <w:rPr>
+          <w:sz w:val="24"/>
+          <w:szCs w:val="24"/>
+        </w:rPr>
+        <w:t>2.2.1 Humidity Read Module</w:t>
+      </w:r>
+    </w:p>
+    <w:p>
+      <w:pPr>
+        <w:jc w:val="both"/>
+      </w:pPr>
+      <w:r>
+        <w:t>This module is responsible for continuous humidity monitoring. It interfaces with the sensor to read humidity levels every HUM</w:t>
+      </w:r>
+      <w:r>
+        <w:t>IDITY</w:t>
+      </w:r>
+      <w:r>
+        <w:t>_READ_FREQUENCY millisecond. After performing initial validation (ensuring the value is within a logical 0-100% range), the processed data is sent to the Humidity Threshold Check module via a message queue.</w:t>
+      </w:r>
+    </w:p>
+    <w:p>
+      <w:pPr>
+        <w:pStyle w:val="Heading2"/>
+        <w:rPr>
+          <w:sz w:val="24"/>
+          <w:szCs w:val="24"/>
+        </w:rPr>
+      </w:pPr>
+      <w:bookmarkStart w:id="1" w:name="_heading=h.5fgdi7xvsks8" w:colFirst="0" w:colLast="0"/>
+      <w:bookmarkEnd w:id="1"/>
+      <w:r>
+        <w:rPr>
+          <w:sz w:val="24"/>
+          <w:szCs w:val="24"/>
+        </w:rPr>
+        <w:t>2.2.2 Humidity Threshold Check Module</w:t>
+      </w:r>
+    </w:p>
+    <w:p>
+      <w:pPr>
+        <w:jc w:val="both"/>
+      </w:pPr>
+      <w:r>
+        <w:t>This module performs moisture level validation by comparing the incoming data from the Humidity Read module against the established safety range (HUM</w:t>
+      </w:r>
+      <w:r>
+        <w:t>IDITY</w:t>
+      </w:r>
+      <w:r>
+        <w:t>_THRESHOLD_MIN to HUM</w:t>
+      </w:r>
+      <w:r>
+        <w:t>IDITY</w:t>
+      </w:r>
+      <w:r>
+        <w:t>_THRESHOLD_MAX). If the humidity readings remain outside these bounds for a consecutive period defined by MAX_BREACH_LIMIT, the module signals the Alarm Module using a binary semaphore.</w:t>
+      </w:r>
+    </w:p>
+    <w:p>
+      <w:pPr>
+        <w:pStyle w:val="Heading2"/>
+        <w:rPr>
+          <w:sz w:val="24"/>
+          <w:szCs w:val="24"/>
+        </w:rPr>
+      </w:pPr>
+      <w:bookmarkStart w:id="2" w:name="_heading=h.1dgyckipa3ym" w:colFirst="0" w:colLast="0"/>
+      <w:bookmarkEnd w:id="2"/>
+      <w:r>
+        <w:rPr>
+          <w:sz w:val="24"/>
+          <w:szCs w:val="24"/>
+        </w:rPr>
+        <w:t>2.2.3 Alarm Module</w:t>
+      </w:r>
+    </w:p>
+    <w:p>
+      <w:pPr>
+        <w:jc w:val="both"/>
+      </w:pPr>
+      <w:r>
+        <w:t>When this module is activated by a semaphore signal, it executes the alert protocol. It prints the notification: "Humidity Alarm Triggered" to the console or system log. The alert state remains active for ALARM_DURATION milliseconds before the module returns to its idle state, waiting for the next trigger.</w:t>
+      </w:r>
+    </w:p>
+    <w:p>
+      <w:pPr>
+        <w:pStyle w:val="Heading2"/>
+      </w:pPr>
+      <w:r>
+        <w:t>2.3 High Level Architecture Diagrams</w:t>
+      </w:r>
+    </w:p>
+    <w:p/>
+    <w:p>
+      <w:r>
+        <w:rPr>
+          <w:noProof/>
+        </w:rPr>
+        <w:drawing>
+          <wp:inline distT="0" distB="0" distL="0" distR="0" wp14:anchorId="59B41849" wp14:editId="6D149683">
+            <wp:extent cx="5095875" cy="3190240"/>
+            <wp:effectExtent l="0" t="0" r="9525" b="0"/>
+            <wp:docPr id="88749154" name="Picture 1" descr="PlantUML Diagram"/>
+            <wp:cNvGraphicFramePr>
+              <a:graphicFrameLocks xmlns:a="http://schemas.openxmlformats.org/drawingml/2006/main" noChangeAspect="1"/>
+            </wp:cNvGraphicFramePr>
+            <a:graphic xmlns:a="http://schemas.openxmlformats.org/drawingml/2006/main">
+              <a:graphicData uri="http://schemas.openxmlformats.org/drawingml/2006/picture">
+                <pic:pic xmlns:pic="http://schemas.openxmlformats.org/drawingml/2006/picture">
+                  <pic:nvPicPr>
+                    <pic:cNvPr id="0" name="Picture 1" descr="PlantUML Diagram"/>
+                    <pic:cNvPicPr>
+                      <a:picLocks noChangeAspect="1" noChangeArrowheads="1"/>
+                    </pic:cNvPicPr>
+                  </pic:nvPicPr>
+                  <pic:blipFill>
+                    <a:blip r:embed="rId6">
+                      <a:extLst>
+                        <a:ext uri="{28A0092B-C50C-407E-A947-70E740481C1C}">
+                          <a14:useLocalDpi xmlns:a14="http://schemas.microsoft.com/office/drawing/2010/main" val="0"/>
+                        </a:ext>
+                      </a:extLst>
+                    </a:blip>
+                    <a:srcRect/>
+                    <a:stretch>
+                      <a:fillRect/>
+                    </a:stretch>
+                  </pic:blipFill>
+                  <pic:spPr bwMode="auto">
+                    <a:xfrm>
+                      <a:off x="0" y="0"/>
+                      <a:ext cx="5117068" cy="3203508"/>
+                    </a:xfrm>
+                    <a:prstGeom prst="rect">
+                      <a:avLst/>
+                    </a:prstGeom>
+                    <a:noFill/>
+                    <a:ln>
+                      <a:noFill/>
+                    </a:ln>
+                  </pic:spPr>
+                </pic:pic>
+              </a:graphicData>
+            </a:graphic>
+          </wp:inline>
+        </w:drawing>
+      </w:r>
+    </w:p>
+    <w:p/>
+    <w:p>
+      <w:pPr>
+        <w:pStyle w:val="Heading2"/>
+      </w:pPr>
+      <w:r>
+        <w:lastRenderedPageBreak/>
         <w:t>3. Software Architecture</w:t>
       </w:r>
     </w:p>
     <w:p>
       <w:pPr>
+        <w:pStyle w:val="Heading2"/>
+        <w:rPr>
+          <w:rFonts w:ascii="Calibri" w:eastAsia="Calibri" w:hAnsi="Calibri" w:cs="Calibri"/>
+          <w:b w:val="0"/>
+          <w:bCs w:val="0"/>
+          <w:color w:val="000000"/>
+          <w:sz w:val="22"/>
+          <w:szCs w:val="22"/>
+        </w:rPr>
+      </w:pPr>
+      <w:r>
+        <w:rPr>
+          <w:rFonts w:ascii="Calibri" w:eastAsia="Calibri" w:hAnsi="Calibri" w:cs="Calibri"/>
+          <w:b w:val="0"/>
+          <w:bCs w:val="0"/>
+          <w:color w:val="000000"/>
+          <w:sz w:val="22"/>
+          <w:szCs w:val="22"/>
+        </w:rPr>
+        <w:t>The Humidity Alarm System comprises three main threads responsible for core functionalities:</w:t>
+      </w:r>
+    </w:p>
+    <w:p>
+      <w:pPr>
+        <w:pStyle w:val="Heading2"/>
+      </w:pPr>
+      <w:r>
+        <w:rPr>
+          <w:sz w:val="22"/>
+          <w:szCs w:val="22"/>
+        </w:rPr>
+        <w:t>1. Humidity Reading Thread:</w:t>
+      </w:r>
+    </w:p>
+    <w:p>
+      <w:pPr>
+        <w:pStyle w:val="ListParagraph"/>
+        <w:widowControl w:val="0"/>
+        <w:numPr>
+          <w:ilvl w:val="0"/>
+          <w:numId w:val="17"/>
+        </w:numPr>
+        <w:pBdr>
+          <w:between w:val="nil"/>
+        </w:pBdr>
+        <w:spacing w:after="240"/>
+        <w:jc w:val="both"/>
         <w:rPr>
           <w:lang w:val="en-IN"/>
         </w:rPr>
@@ -115,99 +838,231 @@
         <w:rPr>
           <w:lang w:val="en-IN"/>
         </w:rPr>
-        <w:t xml:space="preserve">A </w:t>
-      </w:r>
-      <w:r>
-        <w:rPr>
-          <w:b/>
-          <w:bCs/>
-          <w:lang w:val="en-IN"/>
-        </w:rPr>
-        <w:t>Modular Architecture</w:t>
+        <w:t>This thread's sole purpose is to read the humidity value at regular intervals defined by HUM</w:t>
       </w:r>
       <w:r>
         <w:rPr>
           <w:lang w:val="en-IN"/>
         </w:rPr>
-        <w:t xml:space="preserve"> is used:</w:t>
-      </w:r>
-    </w:p>
-    <w:p>
-      <w:pPr>
-        <w:pStyle w:val="ListParagraph"/>
-        <w:numPr>
-          <w:ilvl w:val="0"/>
-          <w:numId w:val="11"/>
-        </w:numPr>
-        <w:rPr>
-          <w:lang w:val="en-IN"/>
-        </w:rPr>
-      </w:pPr>
-      <w:r>
-        <w:rPr>
-          <w:b/>
-          <w:bCs/>
-          <w:lang w:val="en-IN"/>
-        </w:rPr>
-        <w:t>Application Layer:</w:t>
+        <w:t>IDITY</w:t>
       </w:r>
       <w:r>
         <w:rPr>
           <w:lang w:val="en-IN"/>
         </w:rPr>
-        <w:t xml:space="preserve"> Threshold logic.</w:t>
+        <w:t>_READ_FREQUENCY.</w:t>
       </w:r>
     </w:p>
     <w:p>
       <w:pPr>
         <w:pStyle w:val="ListParagraph"/>
+        <w:widowControl w:val="0"/>
         <w:numPr>
           <w:ilvl w:val="0"/>
-          <w:numId w:val="11"/>
+          <w:numId w:val="17"/>
         </w:numPr>
+        <w:pBdr>
+          <w:between w:val="nil"/>
+        </w:pBdr>
+        <w:spacing w:after="240"/>
+        <w:jc w:val="both"/>
         <w:rPr>
           <w:lang w:val="en-IN"/>
         </w:rPr>
       </w:pPr>
       <w:r>
         <w:rPr>
-          <w:b/>
-          <w:bCs/>
           <w:lang w:val="en-IN"/>
         </w:rPr>
-        <w:t>Abstraction Layer:</w:t>
+        <w:t>The acquired humidity data is then placed into a message queue for consumption by the threshold checking thread.</w:t>
+      </w:r>
+    </w:p>
+    <w:p>
+      <w:pPr>
+        <w:pStyle w:val="Heading2"/>
+        <w:rPr>
+          <w:sz w:val="22"/>
+          <w:szCs w:val="22"/>
+        </w:rPr>
+      </w:pPr>
+      <w:r>
+        <w:rPr>
+          <w:sz w:val="22"/>
+          <w:szCs w:val="22"/>
+        </w:rPr>
+        <w:t>2. Humidity Threshold Checking Thread:</w:t>
+      </w:r>
+    </w:p>
+    <w:p>
+      <w:pPr>
+        <w:pStyle w:val="ListParagraph"/>
+        <w:widowControl w:val="0"/>
+        <w:numPr>
+          <w:ilvl w:val="0"/>
+          <w:numId w:val="18"/>
+        </w:numPr>
+        <w:pBdr>
+          <w:between w:val="nil"/>
+        </w:pBdr>
+        <w:spacing w:after="240"/>
+        <w:jc w:val="both"/>
+        <w:rPr>
+          <w:lang w:val="en-IN"/>
+        </w:rPr>
+      </w:pPr>
+      <w:r>
+        <w:rPr>
+          <w:lang w:val="en-IN"/>
+        </w:rPr>
+        <w:t>Operating in a blocking mode, this thread continuously waits for and receives humidity data from the message queue.</w:t>
+      </w:r>
+    </w:p>
+    <w:p>
+      <w:pPr>
+        <w:pStyle w:val="ListParagraph"/>
+        <w:widowControl w:val="0"/>
+        <w:numPr>
+          <w:ilvl w:val="0"/>
+          <w:numId w:val="18"/>
+        </w:numPr>
+        <w:pBdr>
+          <w:between w:val="nil"/>
+        </w:pBdr>
+        <w:spacing w:after="240"/>
+        <w:jc w:val="both"/>
+        <w:rPr>
+          <w:lang w:val="en-IN"/>
+        </w:rPr>
+      </w:pPr>
+      <w:r>
+        <w:rPr>
+          <w:lang w:val="en-IN"/>
+        </w:rPr>
+        <w:t>Upon receipt, the humidity is immediately compared against the acceptable operating range defined by HUM</w:t>
       </w:r>
       <w:r>
         <w:rPr>
           <w:lang w:val="en-IN"/>
         </w:rPr>
-        <w:t xml:space="preserve"> Simulated sensor data.</w:t>
-      </w:r>
-    </w:p>
-    <w:p>
-      <w:pPr>
-        <w:pStyle w:val="ListParagraph"/>
-        <w:numPr>
-          <w:ilvl w:val="0"/>
-          <w:numId w:val="11"/>
-        </w:numPr>
-        <w:rPr>
-          <w:lang w:val="en-IN"/>
-        </w:rPr>
-      </w:pPr>
-      <w:r>
-        <w:rPr>
-          <w:b/>
-          <w:bCs/>
-          <w:lang w:val="en-IN"/>
-        </w:rPr>
-        <w:t>Driver Layer:</w:t>
+        <w:t>IDITY</w:t>
       </w:r>
       <w:r>
         <w:rPr>
           <w:lang w:val="en-IN"/>
         </w:rPr>
-        <w:t xml:space="preserve"> Direct control of GPIO pins.</w:t>
+        <w:t>_THRESHOLD_MIN and HUM</w:t>
+      </w:r>
+      <w:r>
+        <w:rPr>
+          <w:lang w:val="en-IN"/>
+        </w:rPr>
+        <w:t>IDITY</w:t>
+      </w:r>
+      <w:r>
+        <w:rPr>
+          <w:lang w:val="en-IN"/>
+        </w:rPr>
+        <w:t>_THRESHOLD_MAX.</w:t>
+      </w:r>
+    </w:p>
+    <w:p>
+      <w:pPr>
+        <w:pStyle w:val="ListParagraph"/>
+        <w:widowControl w:val="0"/>
+        <w:numPr>
+          <w:ilvl w:val="0"/>
+          <w:numId w:val="18"/>
+        </w:numPr>
+        <w:pBdr>
+          <w:between w:val="nil"/>
+        </w:pBdr>
+        <w:spacing w:after="240"/>
+        <w:jc w:val="both"/>
+        <w:rPr>
+          <w:lang w:val="en-IN"/>
+        </w:rPr>
+      </w:pPr>
+      <w:r>
+        <w:rPr>
+          <w:lang w:val="en-IN"/>
+        </w:rPr>
+        <w:t>If the humidity falls outside these limits, the alarm thread is activated using a binary semaphore.</w:t>
+      </w:r>
+    </w:p>
+    <w:p>
+      <w:pPr>
+        <w:pStyle w:val="Heading2"/>
+        <w:rPr>
+          <w:b w:val="0"/>
+          <w:bCs w:val="0"/>
+          <w:color w:val="000000"/>
+          <w:sz w:val="22"/>
+          <w:szCs w:val="22"/>
+        </w:rPr>
+      </w:pPr>
+      <w:r>
+        <w:rPr>
+          <w:sz w:val="22"/>
+          <w:szCs w:val="22"/>
+        </w:rPr>
+        <w:t>3. Alarm Thread:</w:t>
+      </w:r>
+    </w:p>
+    <w:p>
+      <w:pPr>
+        <w:pStyle w:val="ListParagraph"/>
+        <w:numPr>
+          <w:ilvl w:val="0"/>
+          <w:numId w:val="18"/>
+        </w:numPr>
+        <w:jc w:val="both"/>
+        <w:rPr>
+          <w:lang w:val="en-IN"/>
+        </w:rPr>
+      </w:pPr>
+      <w:r>
+        <w:rPr>
+          <w:lang w:val="en-IN"/>
+        </w:rPr>
+        <w:t>It waits for an alarm binary semaphore flag to get incremented.</w:t>
+      </w:r>
+    </w:p>
+    <w:p>
+      <w:pPr>
+        <w:pStyle w:val="ListParagraph"/>
+        <w:numPr>
+          <w:ilvl w:val="0"/>
+          <w:numId w:val="18"/>
+        </w:numPr>
+        <w:jc w:val="both"/>
+        <w:rPr>
+          <w:lang w:val="en-IN"/>
+        </w:rPr>
+      </w:pPr>
+      <w:r>
+        <w:rPr>
+          <w:lang w:val="en-IN"/>
+        </w:rPr>
+        <w:t>Once triggered by the threshold checking thread (when a humidity violation is detected), it prints the corresponding notification: "Humidity Alarm Triggered".</w:t>
+      </w:r>
+    </w:p>
+    <w:p>
+      <w:pPr>
+        <w:pStyle w:val="ListParagraph"/>
+        <w:numPr>
+          <w:ilvl w:val="0"/>
+          <w:numId w:val="18"/>
+        </w:numPr>
+        <w:jc w:val="both"/>
+        <w:rPr>
+          <w:lang w:val="en-IN"/>
+        </w:rPr>
+      </w:pPr>
+      <w:r>
+        <w:rPr>
+          <w:lang w:val="en-IN"/>
+        </w:rPr>
+        <w:t>The alarm remains active for ALARM_DURATION milliseconds before the thread returns to its waiting state for the next event.</w:t>
       </w:r>
     </w:p>
     <w:p>
@@ -220,257 +1075,851 @@
     </w:p>
     <w:p>
       <w:pPr>
-        <w:pStyle w:val="ListParagraph"/>
-        <w:numPr>
-          <w:ilvl w:val="0"/>
-          <w:numId w:val="11"/>
-        </w:numPr>
+        <w:pStyle w:val="Heading2"/>
         <w:rPr>
-          <w:lang w:val="en-IN"/>
+          <w:sz w:val="24"/>
+          <w:szCs w:val="24"/>
         </w:rPr>
       </w:pPr>
+      <w:bookmarkStart w:id="3" w:name="_heading=h.ryub12nbaivu" w:colFirst="0" w:colLast="0"/>
+      <w:bookmarkEnd w:id="3"/>
       <w:r>
         <w:rPr>
-          <w:b/>
-          <w:bCs/>
-          <w:lang w:val="en-IN"/>
+          <w:sz w:val="24"/>
+          <w:szCs w:val="24"/>
         </w:rPr>
-        <w:t>Sensor Stub:</w:t>
-      </w:r>
-      <w:r>
-        <w:rPr>
-          <w:lang w:val="en-IN"/>
-        </w:rPr>
-        <w:t xml:space="preserve"> Generates simulated humidity values.</w:t>
+        <w:t>4.1 Humidity Read Module</w:t>
       </w:r>
     </w:p>
     <w:p>
-      <w:pPr>
-        <w:pStyle w:val="ListParagraph"/>
-        <w:numPr>
-          <w:ilvl w:val="0"/>
-          <w:numId w:val="11"/>
-        </w:numPr>
-        <w:rPr>
-          <w:lang w:val="en-IN"/>
-        </w:rPr>
-      </w:pPr>
       <w:r>
         <w:rPr>
-          <w:b/>
-          <w:bCs/>
-          <w:lang w:val="en-IN"/>
+          <w:noProof/>
         </w:rPr>
-        <w:t>Logic Controller:</w:t>
-      </w:r>
-      <w:r>
-        <w:rPr>
-          <w:lang w:val="en-IN"/>
-        </w:rPr>
-        <w:t xml:space="preserve"> Compares input to the 60% threshold.</w:t>
+        <w:drawing>
+          <wp:inline distT="0" distB="0" distL="0" distR="0" wp14:anchorId="49DF124E" wp14:editId="0DCE17C6">
+            <wp:extent cx="2981325" cy="2924175"/>
+            <wp:effectExtent l="0" t="0" r="9525" b="9525"/>
+            <wp:docPr id="202476539" name="Picture 1"/>
+            <wp:cNvGraphicFramePr>
+              <a:graphicFrameLocks xmlns:a="http://schemas.openxmlformats.org/drawingml/2006/main" noChangeAspect="1"/>
+            </wp:cNvGraphicFramePr>
+            <a:graphic xmlns:a="http://schemas.openxmlformats.org/drawingml/2006/main">
+              <a:graphicData uri="http://schemas.openxmlformats.org/drawingml/2006/picture">
+                <pic:pic xmlns:pic="http://schemas.openxmlformats.org/drawingml/2006/picture">
+                  <pic:nvPicPr>
+                    <pic:cNvPr id="202476539" name=""/>
+                    <pic:cNvPicPr/>
+                  </pic:nvPicPr>
+                  <pic:blipFill>
+                    <a:blip r:embed="rId7"/>
+                    <a:stretch>
+                      <a:fillRect/>
+                    </a:stretch>
+                  </pic:blipFill>
+                  <pic:spPr>
+                    <a:xfrm>
+                      <a:off x="0" y="0"/>
+                      <a:ext cx="3001496" cy="2943959"/>
+                    </a:xfrm>
+                    <a:prstGeom prst="rect">
+                      <a:avLst/>
+                    </a:prstGeom>
+                  </pic:spPr>
+                </pic:pic>
+              </a:graphicData>
+            </a:graphic>
+          </wp:inline>
+        </w:drawing>
       </w:r>
     </w:p>
     <w:p>
       <w:pPr>
-        <w:pStyle w:val="ListParagraph"/>
-        <w:numPr>
-          <w:ilvl w:val="0"/>
-          <w:numId w:val="11"/>
-        </w:numPr>
+        <w:pStyle w:val="Heading2"/>
         <w:rPr>
-          <w:lang w:val="en-IN"/>
+          <w:sz w:val="24"/>
+          <w:szCs w:val="24"/>
         </w:rPr>
       </w:pPr>
       <w:r>
         <w:rPr>
-          <w:b/>
-          <w:bCs/>
-          <w:lang w:val="en-IN"/>
+          <w:sz w:val="24"/>
+          <w:szCs w:val="24"/>
         </w:rPr>
-        <w:t>Alarm Manager:</w:t>
-      </w:r>
-      <w:r>
-        <w:rPr>
-          <w:lang w:val="en-IN"/>
-        </w:rPr>
-        <w:t xml:space="preserve"> Drives the LED and Buzzer hardware.</w:t>
+        <w:lastRenderedPageBreak/>
+        <w:t>4.2 Humidity Threshold Check Module</w:t>
       </w:r>
     </w:p>
     <w:p>
+      <w:r>
+        <w:drawing>
+          <wp:inline distT="0" distB="0" distL="0" distR="0" wp14:anchorId="3672CDD0" wp14:editId="6D4E77F5">
+            <wp:extent cx="5105400" cy="4486275"/>
+            <wp:effectExtent l="0" t="0" r="0" b="9525"/>
+            <wp:docPr id="1090728492" name="Picture 1"/>
+            <wp:cNvGraphicFramePr>
+              <a:graphicFrameLocks xmlns:a="http://schemas.openxmlformats.org/drawingml/2006/main" noChangeAspect="1"/>
+            </wp:cNvGraphicFramePr>
+            <a:graphic xmlns:a="http://schemas.openxmlformats.org/drawingml/2006/main">
+              <a:graphicData uri="http://schemas.openxmlformats.org/drawingml/2006/picture">
+                <pic:pic xmlns:pic="http://schemas.openxmlformats.org/drawingml/2006/picture">
+                  <pic:nvPicPr>
+                    <pic:cNvPr id="1090728492" name=""/>
+                    <pic:cNvPicPr/>
+                  </pic:nvPicPr>
+                  <pic:blipFill>
+                    <a:blip r:embed="rId8"/>
+                    <a:stretch>
+                      <a:fillRect/>
+                    </a:stretch>
+                  </pic:blipFill>
+                  <pic:spPr>
+                    <a:xfrm>
+                      <a:off x="0" y="0"/>
+                      <a:ext cx="5105400" cy="4486275"/>
+                    </a:xfrm>
+                    <a:prstGeom prst="rect">
+                      <a:avLst/>
+                    </a:prstGeom>
+                  </pic:spPr>
+                </pic:pic>
+              </a:graphicData>
+            </a:graphic>
+          </wp:inline>
+        </w:drawing>
+      </w:r>
+    </w:p>
+    <w:p>
       <w:pPr>
         <w:pStyle w:val="Heading2"/>
+        <w:rPr>
+          <w:sz w:val="24"/>
+          <w:szCs w:val="24"/>
+        </w:rPr>
       </w:pPr>
       <w:r>
+        <w:rPr>
+          <w:sz w:val="24"/>
+          <w:szCs w:val="24"/>
+        </w:rPr>
+        <w:t>4.3 Alarm Module</w:t>
+      </w:r>
+    </w:p>
+    <w:p>
+      <w:r>
+        <w:drawing>
+          <wp:inline distT="0" distB="0" distL="0" distR="0" wp14:anchorId="765CD235" wp14:editId="61F94425">
+            <wp:extent cx="4619625" cy="3152405"/>
+            <wp:effectExtent l="0" t="0" r="0" b="0"/>
+            <wp:docPr id="647498052" name="Picture 1"/>
+            <wp:cNvGraphicFramePr>
+              <a:graphicFrameLocks xmlns:a="http://schemas.openxmlformats.org/drawingml/2006/main" noChangeAspect="1"/>
+            </wp:cNvGraphicFramePr>
+            <a:graphic xmlns:a="http://schemas.openxmlformats.org/drawingml/2006/main">
+              <a:graphicData uri="http://schemas.openxmlformats.org/drawingml/2006/picture">
+                <pic:pic xmlns:pic="http://schemas.openxmlformats.org/drawingml/2006/picture">
+                  <pic:nvPicPr>
+                    <pic:cNvPr id="647498052" name=""/>
+                    <pic:cNvPicPr/>
+                  </pic:nvPicPr>
+                  <pic:blipFill>
+                    <a:blip r:embed="rId9"/>
+                    <a:stretch>
+                      <a:fillRect/>
+                    </a:stretch>
+                  </pic:blipFill>
+                  <pic:spPr>
+                    <a:xfrm>
+                      <a:off x="0" y="0"/>
+                      <a:ext cx="4629578" cy="3159197"/>
+                    </a:xfrm>
+                    <a:prstGeom prst="rect">
+                      <a:avLst/>
+                    </a:prstGeom>
+                  </pic:spPr>
+                </pic:pic>
+              </a:graphicData>
+            </a:graphic>
+          </wp:inline>
+        </w:drawing>
+      </w:r>
+    </w:p>
+    <w:p>
+      <w:pPr>
+        <w:pStyle w:val="Heading2"/>
+      </w:pPr>
+      <w:r>
+        <w:lastRenderedPageBreak/>
         <w:t>5. Interface Design</w:t>
       </w:r>
     </w:p>
     <w:p>
       <w:pPr>
-        <w:pStyle w:val="ListParagraph"/>
-        <w:numPr>
-          <w:ilvl w:val="0"/>
-          <w:numId w:val="11"/>
-        </w:numPr>
+        <w:pStyle w:val="Heading2"/>
         <w:rPr>
-          <w:lang w:val="en-IN"/>
+          <w:sz w:val="24"/>
+          <w:szCs w:val="24"/>
         </w:rPr>
       </w:pPr>
+      <w:bookmarkStart w:id="4" w:name="_heading=h.4yjadjbgfzae" w:colFirst="0" w:colLast="0"/>
+      <w:bookmarkEnd w:id="4"/>
       <w:r>
         <w:rPr>
-          <w:b/>
-          <w:bCs/>
-          <w:lang w:val="en-IN"/>
+          <w:sz w:val="24"/>
+          <w:szCs w:val="24"/>
         </w:rPr>
-        <w:t>Input:</w:t>
+        <w:t xml:space="preserve">5.1 Application Programming </w:t>
       </w:r>
+      <w:proofErr w:type="gramStart"/>
       <w:r>
         <w:rPr>
-          <w:lang w:val="en-IN"/>
+          <w:sz w:val="24"/>
+          <w:szCs w:val="24"/>
         </w:rPr>
-        <w:t xml:space="preserve"> float </w:t>
+        <w:t>Interface(</w:t>
       </w:r>
-      <w:proofErr w:type="spellStart"/>
+      <w:proofErr w:type="gramEnd"/>
       <w:r>
         <w:rPr>
-          <w:lang w:val="en-IN"/>
+          <w:sz w:val="24"/>
+          <w:szCs w:val="24"/>
         </w:rPr>
-        <w:t>Get_Humidity</w:t>
-      </w:r>
-      <w:proofErr w:type="spellEnd"/>
-      <w:r>
-        <w:rPr>
-          <w:lang w:val="en-IN"/>
-        </w:rPr>
-        <w:t>() (Internal software call).</w:t>
+        <w:t>API)</w:t>
       </w:r>
     </w:p>
+    <w:p/>
+    <w:tbl>
+      <w:tblPr>
+        <w:tblStyle w:val="GridTable1Light-Accent1"/>
+        <w:tblW w:w="8755" w:type="dxa"/>
+        <w:tblLook w:val="04A0" w:firstRow="1" w:lastRow="0" w:firstColumn="1" w:lastColumn="0" w:noHBand="0" w:noVBand="1"/>
+      </w:tblPr>
+      <w:tblGrid>
+        <w:gridCol w:w="3652"/>
+        <w:gridCol w:w="5103"/>
+      </w:tblGrid>
+      <w:tr>
+        <w:trPr>
+          <w:cnfStyle w:val="100000000000" w:firstRow="1" w:lastRow="0" w:firstColumn="0" w:lastColumn="0" w:oddVBand="0" w:evenVBand="0" w:oddHBand="0" w:evenHBand="0" w:firstRowFirstColumn="0" w:firstRowLastColumn="0" w:lastRowFirstColumn="0" w:lastRowLastColumn="0"/>
+        </w:trPr>
+        <w:tc>
+          <w:tcPr>
+            <w:cnfStyle w:val="001000000000" w:firstRow="0" w:lastRow="0" w:firstColumn="1" w:lastColumn="0" w:oddVBand="0" w:evenVBand="0" w:oddHBand="0" w:evenHBand="0" w:firstRowFirstColumn="0" w:firstRowLastColumn="0" w:lastRowFirstColumn="0" w:lastRowLastColumn="0"/>
+            <w:tcW w:w="3652" w:type="dxa"/>
+          </w:tcPr>
+          <w:p>
+            <w:r>
+              <w:t>API</w:t>
+            </w:r>
+          </w:p>
+        </w:tc>
+        <w:tc>
+          <w:tcPr>
+            <w:tcW w:w="5103" w:type="dxa"/>
+          </w:tcPr>
+          <w:p>
+            <w:pPr>
+              <w:jc w:val="center"/>
+              <w:cnfStyle w:val="100000000000" w:firstRow="1" w:lastRow="0" w:firstColumn="0" w:lastColumn="0" w:oddVBand="0" w:evenVBand="0" w:oddHBand="0" w:evenHBand="0" w:firstRowFirstColumn="0" w:firstRowLastColumn="0" w:lastRowFirstColumn="0" w:lastRowLastColumn="0"/>
+            </w:pPr>
+            <w:r>
+              <w:t>Description</w:t>
+            </w:r>
+          </w:p>
+        </w:tc>
+      </w:tr>
+      <w:tr>
+        <w:trPr>
+          <w:trHeight w:val="2043"/>
+        </w:trPr>
+        <w:tc>
+          <w:tcPr>
+            <w:cnfStyle w:val="001000000000" w:firstRow="0" w:lastRow="0" w:firstColumn="1" w:lastColumn="0" w:oddVBand="0" w:evenVBand="0" w:oddHBand="0" w:evenHBand="0" w:firstRowFirstColumn="0" w:firstRowLastColumn="0" w:lastRowFirstColumn="0" w:lastRowLastColumn="0"/>
+            <w:tcW w:w="3652" w:type="dxa"/>
+          </w:tcPr>
+          <w:p>
+            <w:pPr>
+              <w:jc w:val="center"/>
+              <w:rPr>
+                <w:b w:val="0"/>
+                <w:bCs w:val="0"/>
+              </w:rPr>
+            </w:pPr>
+            <w:r>
+              <w:rPr>
+                <w:b w:val="0"/>
+                <w:bCs w:val="0"/>
+              </w:rPr>
+              <w:t xml:space="preserve">void </w:t>
+            </w:r>
+            <w:proofErr w:type="spellStart"/>
+            <w:proofErr w:type="gramStart"/>
+            <w:r>
+              <w:rPr>
+                <w:b w:val="0"/>
+                <w:bCs w:val="0"/>
+              </w:rPr>
+              <w:t>Hum</w:t>
+            </w:r>
+            <w:r>
+              <w:rPr>
+                <w:b w:val="0"/>
+                <w:bCs w:val="0"/>
+              </w:rPr>
+              <w:t>idity</w:t>
+            </w:r>
+            <w:r>
+              <w:rPr>
+                <w:b w:val="0"/>
+                <w:bCs w:val="0"/>
+              </w:rPr>
+              <w:t>ReadThread</w:t>
+            </w:r>
+            <w:proofErr w:type="spellEnd"/>
+            <w:r>
+              <w:rPr>
+                <w:b w:val="0"/>
+                <w:bCs w:val="0"/>
+              </w:rPr>
+              <w:t>(</w:t>
+            </w:r>
+            <w:proofErr w:type="gramEnd"/>
+            <w:r>
+              <w:rPr>
+                <w:b w:val="0"/>
+                <w:bCs w:val="0"/>
+              </w:rPr>
+              <w:t>void *arg)</w:t>
+            </w:r>
+          </w:p>
+        </w:tc>
+        <w:tc>
+          <w:tcPr>
+            <w:tcW w:w="5103" w:type="dxa"/>
+          </w:tcPr>
+          <w:p>
+            <w:pPr>
+              <w:jc w:val="both"/>
+              <w:cnfStyle w:val="000000000000" w:firstRow="0" w:lastRow="0" w:firstColumn="0" w:lastColumn="0" w:oddVBand="0" w:evenVBand="0" w:oddHBand="0" w:evenHBand="0" w:firstRowFirstColumn="0" w:firstRowLastColumn="0" w:lastRowFirstColumn="0" w:lastRowLastColumn="0"/>
+              <w:rPr>
+                <w:lang w:val="en-IN"/>
+              </w:rPr>
+            </w:pPr>
+            <w:r>
+              <w:rPr>
+                <w:b/>
+                <w:bCs/>
+                <w:lang w:val="en-IN"/>
+              </w:rPr>
+              <w:t>Read and Validate Humidity:</w:t>
+            </w:r>
+            <w:r>
+              <w:rPr>
+                <w:lang w:val="en-IN"/>
+              </w:rPr>
+              <w:t xml:space="preserve"> Obtain the humidity reading from the sensor and perform necessary validation (0-100% RH range).</w:t>
+            </w:r>
+          </w:p>
+          <w:p>
+            <w:pPr>
+              <w:jc w:val="both"/>
+              <w:cnfStyle w:val="000000000000" w:firstRow="0" w:lastRow="0" w:firstColumn="0" w:lastColumn="0" w:oddVBand="0" w:evenVBand="0" w:oddHBand="0" w:evenHBand="0" w:firstRowFirstColumn="0" w:firstRowLastColumn="0" w:lastRowFirstColumn="0" w:lastRowLastColumn="0"/>
+              <w:rPr>
+                <w:lang w:val="en-IN"/>
+              </w:rPr>
+            </w:pPr>
+          </w:p>
+          <w:p>
+            <w:pPr>
+              <w:jc w:val="both"/>
+              <w:cnfStyle w:val="000000000000" w:firstRow="0" w:lastRow="0" w:firstColumn="0" w:lastColumn="0" w:oddVBand="0" w:evenVBand="0" w:oddHBand="0" w:evenHBand="0" w:firstRowFirstColumn="0" w:firstRowLastColumn="0" w:lastRowFirstColumn="0" w:lastRowLastColumn="0"/>
+              <w:rPr>
+                <w:lang w:val="en-IN"/>
+              </w:rPr>
+            </w:pPr>
+            <w:r>
+              <w:rPr>
+                <w:b/>
+                <w:bCs/>
+                <w:lang w:val="en-IN"/>
+              </w:rPr>
+              <w:t>Queue Humidity Value:</w:t>
+            </w:r>
+            <w:r>
+              <w:rPr>
+                <w:lang w:val="en-IN"/>
+              </w:rPr>
+              <w:t xml:space="preserve"> Enqueue the validated humidity value into the sensor message queue.</w:t>
+            </w:r>
+            <w:r>
+              <w:rPr>
+                <w:lang w:val="en-IN"/>
+              </w:rPr>
+              <w:br/>
+            </w:r>
+          </w:p>
+          <w:p>
+            <w:pPr>
+              <w:jc w:val="both"/>
+              <w:cnfStyle w:val="000000000000" w:firstRow="0" w:lastRow="0" w:firstColumn="0" w:lastColumn="0" w:oddVBand="0" w:evenVBand="0" w:oddHBand="0" w:evenHBand="0" w:firstRowFirstColumn="0" w:firstRowLastColumn="0" w:lastRowFirstColumn="0" w:lastRowLastColumn="0"/>
+              <w:rPr>
+                <w:lang w:val="en-IN"/>
+              </w:rPr>
+            </w:pPr>
+            <w:r>
+              <w:rPr>
+                <w:b/>
+                <w:bCs/>
+                <w:lang w:val="en-IN"/>
+              </w:rPr>
+              <w:t>Send to Threshold Checking Thread:</w:t>
+            </w:r>
+            <w:r>
+              <w:rPr>
+                <w:lang w:val="en-IN"/>
+              </w:rPr>
+              <w:t xml:space="preserve"> The humidity value is sent to the Hum</w:t>
+            </w:r>
+            <w:r>
+              <w:rPr>
+                <w:lang w:val="en-IN"/>
+              </w:rPr>
+              <w:t>idity</w:t>
+            </w:r>
+            <w:r>
+              <w:rPr>
+                <w:lang w:val="en-IN"/>
+              </w:rPr>
+              <w:t>CheckThread() via the sensor message queue.</w:t>
+            </w:r>
+          </w:p>
+          <w:p>
+            <w:pPr>
+              <w:jc w:val="center"/>
+              <w:cnfStyle w:val="000000000000" w:firstRow="0" w:lastRow="0" w:firstColumn="0" w:lastColumn="0" w:oddVBand="0" w:evenVBand="0" w:oddHBand="0" w:evenHBand="0" w:firstRowFirstColumn="0" w:firstRowLastColumn="0" w:lastRowFirstColumn="0" w:lastRowLastColumn="0"/>
+              <w:rPr>
+                <w:lang w:val="en-IN"/>
+              </w:rPr>
+            </w:pPr>
+          </w:p>
+        </w:tc>
+      </w:tr>
+      <w:tr>
+        <w:tc>
+          <w:tcPr>
+            <w:cnfStyle w:val="001000000000" w:firstRow="0" w:lastRow="0" w:firstColumn="1" w:lastColumn="0" w:oddVBand="0" w:evenVBand="0" w:oddHBand="0" w:evenHBand="0" w:firstRowFirstColumn="0" w:firstRowLastColumn="0" w:lastRowFirstColumn="0" w:lastRowLastColumn="0"/>
+            <w:tcW w:w="3652" w:type="dxa"/>
+          </w:tcPr>
+          <w:p>
+            <w:pPr>
+              <w:jc w:val="center"/>
+              <w:rPr>
+                <w:b w:val="0"/>
+                <w:bCs w:val="0"/>
+              </w:rPr>
+            </w:pPr>
+            <w:r>
+              <w:rPr>
+                <w:b w:val="0"/>
+                <w:bCs w:val="0"/>
+              </w:rPr>
+              <w:t>void Hum</w:t>
+            </w:r>
+            <w:r>
+              <w:rPr>
+                <w:b w:val="0"/>
+                <w:bCs w:val="0"/>
+              </w:rPr>
+              <w:t>idityCheck</w:t>
+            </w:r>
+            <w:r>
+              <w:rPr>
+                <w:b w:val="0"/>
+                <w:bCs w:val="0"/>
+              </w:rPr>
+              <w:t>Thread (void *arg)</w:t>
+            </w:r>
+          </w:p>
+        </w:tc>
+        <w:tc>
+          <w:tcPr>
+            <w:tcW w:w="5103" w:type="dxa"/>
+          </w:tcPr>
+          <w:p>
+            <w:pPr>
+              <w:jc w:val="both"/>
+              <w:cnfStyle w:val="000000000000" w:firstRow="0" w:lastRow="0" w:firstColumn="0" w:lastColumn="0" w:oddVBand="0" w:evenVBand="0" w:oddHBand="0" w:evenHBand="0" w:firstRowFirstColumn="0" w:firstRowLastColumn="0" w:lastRowFirstColumn="0" w:lastRowLastColumn="0"/>
+              <w:rPr>
+                <w:lang w:val="en-IN"/>
+              </w:rPr>
+            </w:pPr>
+            <w:r>
+              <w:rPr>
+                <w:b/>
+                <w:bCs/>
+                <w:lang w:val="en-IN"/>
+              </w:rPr>
+              <w:t>Wait for Humidity Value:</w:t>
+            </w:r>
+            <w:r>
+              <w:rPr>
+                <w:lang w:val="en-IN"/>
+              </w:rPr>
+              <w:t xml:space="preserve"> This thread operates in blocking mode, waiting for data from </w:t>
+            </w:r>
+            <w:proofErr w:type="spellStart"/>
+            <w:r>
+              <w:rPr>
+                <w:lang w:val="en-IN"/>
+              </w:rPr>
+              <w:t>Hum</w:t>
+            </w:r>
+            <w:r>
+              <w:rPr>
+                <w:lang w:val="en-IN"/>
+              </w:rPr>
+              <w:t>idity</w:t>
+            </w:r>
+            <w:r>
+              <w:rPr>
+                <w:lang w:val="en-IN"/>
+              </w:rPr>
+              <w:t>ReadThread</w:t>
+            </w:r>
+            <w:proofErr w:type="spellEnd"/>
+            <w:r>
+              <w:rPr>
+                <w:lang w:val="en-IN"/>
+              </w:rPr>
+              <w:t>() via the sensor message queue.</w:t>
+            </w:r>
+            <w:r>
+              <w:rPr>
+                <w:lang w:val="en-IN"/>
+              </w:rPr>
+              <w:br/>
+            </w:r>
+          </w:p>
+          <w:p>
+            <w:pPr>
+              <w:jc w:val="both"/>
+              <w:cnfStyle w:val="000000000000" w:firstRow="0" w:lastRow="0" w:firstColumn="0" w:lastColumn="0" w:oddVBand="0" w:evenVBand="0" w:oddHBand="0" w:evenHBand="0" w:firstRowFirstColumn="0" w:firstRowLastColumn="0" w:lastRowFirstColumn="0" w:lastRowLastColumn="0"/>
+              <w:rPr>
+                <w:lang w:val="en-IN"/>
+              </w:rPr>
+            </w:pPr>
+            <w:r>
+              <w:rPr>
+                <w:b/>
+                <w:bCs/>
+                <w:lang w:val="en-IN"/>
+              </w:rPr>
+              <w:t>Check Threshold Limits:</w:t>
+            </w:r>
+            <w:r>
+              <w:rPr>
+                <w:lang w:val="en-IN"/>
+              </w:rPr>
+              <w:t xml:space="preserve"> The received humidity value is compared against predefined limits HUM</w:t>
+            </w:r>
+            <w:r>
+              <w:rPr>
+                <w:lang w:val="en-IN"/>
+              </w:rPr>
+              <w:t>IDITY</w:t>
+            </w:r>
+            <w:r>
+              <w:rPr>
+                <w:lang w:val="en-IN"/>
+              </w:rPr>
+              <w:t>_THRESHOLD_MIN and HUM</w:t>
+            </w:r>
+            <w:r>
+              <w:rPr>
+                <w:lang w:val="en-IN"/>
+              </w:rPr>
+              <w:t>IDITY</w:t>
+            </w:r>
+            <w:r>
+              <w:rPr>
+                <w:lang w:val="en-IN"/>
+              </w:rPr>
+              <w:t>_THRESHOLD_MAX.</w:t>
+            </w:r>
+            <w:r>
+              <w:rPr>
+                <w:lang w:val="en-IN"/>
+              </w:rPr>
+              <w:br/>
+            </w:r>
+          </w:p>
+          <w:p>
+            <w:pPr>
+              <w:jc w:val="both"/>
+              <w:cnfStyle w:val="000000000000" w:firstRow="0" w:lastRow="0" w:firstColumn="0" w:lastColumn="0" w:oddVBand="0" w:evenVBand="0" w:oddHBand="0" w:evenHBand="0" w:firstRowFirstColumn="0" w:firstRowLastColumn="0" w:lastRowFirstColumn="0" w:lastRowLastColumn="0"/>
+              <w:rPr>
+                <w:lang w:val="en-IN"/>
+              </w:rPr>
+            </w:pPr>
+            <w:r>
+              <w:rPr>
+                <w:b/>
+                <w:bCs/>
+                <w:lang w:val="en-IN"/>
+              </w:rPr>
+              <w:t>Activate Alarm:</w:t>
+            </w:r>
+            <w:r>
+              <w:rPr>
+                <w:lang w:val="en-IN"/>
+              </w:rPr>
+              <w:t xml:space="preserve"> If the humidity value falls outside the acceptable range, </w:t>
+            </w:r>
+            <w:proofErr w:type="spellStart"/>
+            <w:r>
+              <w:rPr>
+                <w:lang w:val="en-IN"/>
+              </w:rPr>
+              <w:t>AlarmThread</w:t>
+            </w:r>
+            <w:proofErr w:type="spellEnd"/>
+            <w:r>
+              <w:rPr>
+                <w:lang w:val="en-IN"/>
+              </w:rPr>
+              <w:t>() is activated using a binary semaphore signal.</w:t>
+            </w:r>
+          </w:p>
+          <w:p>
+            <w:pPr>
+              <w:jc w:val="both"/>
+              <w:cnfStyle w:val="000000000000" w:firstRow="0" w:lastRow="0" w:firstColumn="0" w:lastColumn="0" w:oddVBand="0" w:evenVBand="0" w:oddHBand="0" w:evenHBand="0" w:firstRowFirstColumn="0" w:firstRowLastColumn="0" w:lastRowFirstColumn="0" w:lastRowLastColumn="0"/>
+              <w:rPr>
+                <w:lang w:val="en-IN"/>
+              </w:rPr>
+            </w:pPr>
+          </w:p>
+        </w:tc>
+      </w:tr>
+      <w:tr>
+        <w:trPr>
+          <w:trHeight w:val="3153"/>
+        </w:trPr>
+        <w:tc>
+          <w:tcPr>
+            <w:cnfStyle w:val="001000000000" w:firstRow="0" w:lastRow="0" w:firstColumn="1" w:lastColumn="0" w:oddVBand="0" w:evenVBand="0" w:oddHBand="0" w:evenHBand="0" w:firstRowFirstColumn="0" w:firstRowLastColumn="0" w:lastRowFirstColumn="0" w:lastRowLastColumn="0"/>
+            <w:tcW w:w="3652" w:type="dxa"/>
+          </w:tcPr>
+          <w:p>
+            <w:pPr>
+              <w:rPr>
+                <w:b w:val="0"/>
+                <w:bCs w:val="0"/>
+              </w:rPr>
+            </w:pPr>
+            <w:r>
+              <w:rPr>
+                <w:b w:val="0"/>
+                <w:bCs w:val="0"/>
+              </w:rPr>
+              <w:t xml:space="preserve">void </w:t>
+            </w:r>
+            <w:proofErr w:type="spellStart"/>
+            <w:proofErr w:type="gramStart"/>
+            <w:r>
+              <w:rPr>
+                <w:b w:val="0"/>
+                <w:bCs w:val="0"/>
+              </w:rPr>
+              <w:t>AlarmThread</w:t>
+            </w:r>
+            <w:proofErr w:type="spellEnd"/>
+            <w:r>
+              <w:rPr>
+                <w:b w:val="0"/>
+                <w:bCs w:val="0"/>
+              </w:rPr>
+              <w:t>(</w:t>
+            </w:r>
+            <w:proofErr w:type="gramEnd"/>
+            <w:r>
+              <w:rPr>
+                <w:b w:val="0"/>
+                <w:bCs w:val="0"/>
+              </w:rPr>
+              <w:t>void *arg)</w:t>
+            </w:r>
+          </w:p>
+        </w:tc>
+        <w:tc>
+          <w:tcPr>
+            <w:tcW w:w="5103" w:type="dxa"/>
+          </w:tcPr>
+          <w:p>
+            <w:pPr>
+              <w:jc w:val="both"/>
+              <w:cnfStyle w:val="000000000000" w:firstRow="0" w:lastRow="0" w:firstColumn="0" w:lastColumn="0" w:oddVBand="0" w:evenVBand="0" w:oddHBand="0" w:evenHBand="0" w:firstRowFirstColumn="0" w:firstRowLastColumn="0" w:lastRowFirstColumn="0" w:lastRowLastColumn="0"/>
+              <w:rPr>
+                <w:lang w:val="en-IN"/>
+              </w:rPr>
+            </w:pPr>
+            <w:r>
+              <w:rPr>
+                <w:b/>
+                <w:bCs/>
+                <w:lang w:val="en-IN"/>
+              </w:rPr>
+              <w:t>Wait for Alarm Flag:</w:t>
+            </w:r>
+            <w:r>
+              <w:rPr>
+                <w:lang w:val="en-IN"/>
+              </w:rPr>
+              <w:t xml:space="preserve"> This thread is responsible for waiting for the alarm activation semaphore </w:t>
+            </w:r>
+            <w:proofErr w:type="spellStart"/>
+            <w:r>
+              <w:rPr>
+                <w:lang w:val="en-IN"/>
+              </w:rPr>
+              <w:t>signled</w:t>
+            </w:r>
+            <w:proofErr w:type="spellEnd"/>
+            <w:r>
+              <w:rPr>
+                <w:lang w:val="en-IN"/>
+              </w:rPr>
+              <w:t xml:space="preserve"> by HumidityCheckThread().</w:t>
+            </w:r>
+          </w:p>
+          <w:p>
+            <w:pPr>
+              <w:jc w:val="both"/>
+              <w:cnfStyle w:val="000000000000" w:firstRow="0" w:lastRow="0" w:firstColumn="0" w:lastColumn="0" w:oddVBand="0" w:evenVBand="0" w:oddHBand="0" w:evenHBand="0" w:firstRowFirstColumn="0" w:firstRowLastColumn="0" w:lastRowFirstColumn="0" w:lastRowLastColumn="0"/>
+              <w:rPr>
+                <w:lang w:val="en-IN"/>
+              </w:rPr>
+            </w:pPr>
+          </w:p>
+          <w:p>
+            <w:pPr>
+              <w:jc w:val="both"/>
+              <w:cnfStyle w:val="000000000000" w:firstRow="0" w:lastRow="0" w:firstColumn="0" w:lastColumn="0" w:oddVBand="0" w:evenVBand="0" w:oddHBand="0" w:evenHBand="0" w:firstRowFirstColumn="0" w:firstRowLastColumn="0" w:lastRowFirstColumn="0" w:lastRowLastColumn="0"/>
+              <w:rPr>
+                <w:lang w:val="en-IN"/>
+              </w:rPr>
+            </w:pPr>
+            <w:r>
+              <w:rPr>
+                <w:b/>
+                <w:bCs/>
+                <w:lang w:val="en-IN"/>
+              </w:rPr>
+              <w:t>Alarm Trigger Action:</w:t>
+            </w:r>
+            <w:r>
+              <w:rPr>
+                <w:lang w:val="en-IN"/>
+              </w:rPr>
+              <w:t xml:space="preserve"> Upon receiving the </w:t>
+            </w:r>
+            <w:proofErr w:type="spellStart"/>
+            <w:r>
+              <w:rPr>
+                <w:lang w:val="en-IN"/>
+              </w:rPr>
+              <w:t>sem_post</w:t>
+            </w:r>
+            <w:proofErr w:type="spellEnd"/>
+            <w:r>
+              <w:rPr>
+                <w:lang w:val="en-IN"/>
+              </w:rPr>
+              <w:t xml:space="preserve">() signal, it prints the message </w:t>
+            </w:r>
+            <w:r>
+              <w:rPr>
+                <w:b/>
+                <w:bCs/>
+                <w:lang w:val="en-IN"/>
+              </w:rPr>
+              <w:t>"Humidity Alarm Triggered"</w:t>
+            </w:r>
+            <w:r>
+              <w:rPr>
+                <w:lang w:val="en-IN"/>
+              </w:rPr>
+              <w:t xml:space="preserve"> and remains active for the duration defined by ALARM_DURATION.</w:t>
+            </w:r>
+          </w:p>
+          <w:p>
+            <w:pPr>
+              <w:jc w:val="center"/>
+              <w:cnfStyle w:val="000000000000" w:firstRow="0" w:lastRow="0" w:firstColumn="0" w:lastColumn="0" w:oddVBand="0" w:evenVBand="0" w:oddHBand="0" w:evenHBand="0" w:firstRowFirstColumn="0" w:firstRowLastColumn="0" w:lastRowFirstColumn="0" w:lastRowLastColumn="0"/>
+            </w:pPr>
+          </w:p>
+        </w:tc>
+      </w:tr>
+    </w:tbl>
+    <w:p/>
+    <w:p/>
     <w:p>
       <w:pPr>
-        <w:pStyle w:val="ListParagraph"/>
-        <w:numPr>
-          <w:ilvl w:val="0"/>
-          <w:numId w:val="11"/>
-        </w:numPr>
-        <w:rPr>
-          <w:lang w:val="en-IN"/>
-        </w:rPr>
+        <w:pStyle w:val="Heading2"/>
       </w:pPr>
       <w:r>
-        <w:rPr>
-          <w:b/>
-          <w:bCs/>
-          <w:lang w:val="en-IN"/>
-        </w:rPr>
-        <w:t>Output:</w:t>
-      </w:r>
-      <w:r>
-        <w:rPr>
-          <w:lang w:val="en-IN"/>
-        </w:rPr>
-        <w:t xml:space="preserve"> GPIO Signals (PA5 for LED, PB5 for Buzzer).</w:t>
-      </w:r>
-    </w:p>
-    <w:p>
-      <w:pPr>
-        <w:pStyle w:val="Heading2"/>
-      </w:pPr>
-      <w:r>
+        <w:lastRenderedPageBreak/>
         <w:t>6. Data Flow</w:t>
       </w:r>
     </w:p>
+    <w:p/>
     <w:p>
-      <w:pPr>
-        <w:pStyle w:val="ListParagraph"/>
-        <w:numPr>
-          <w:ilvl w:val="0"/>
-          <w:numId w:val="11"/>
-        </w:numPr>
-        <w:rPr>
-          <w:lang w:val="en-IN"/>
-        </w:rPr>
-      </w:pPr>
       <w:r>
-        <w:rPr>
-          <w:b/>
-          <w:bCs/>
-          <w:lang w:val="en-IN"/>
-        </w:rPr>
-        <w:t>Input:</w:t>
-      </w:r>
-      <w:r>
-        <w:rPr>
-          <w:lang w:val="en-IN"/>
-        </w:rPr>
-        <w:t xml:space="preserve"> Stub produces humidity value.</w:t>
+        <w:drawing>
+          <wp:inline distT="0" distB="0" distL="0" distR="0" wp14:anchorId="32B83A40" wp14:editId="609F77EC">
+            <wp:extent cx="5486400" cy="3871595"/>
+            <wp:effectExtent l="0" t="0" r="0" b="0"/>
+            <wp:docPr id="909862220" name="Picture 1"/>
+            <wp:cNvGraphicFramePr>
+              <a:graphicFrameLocks xmlns:a="http://schemas.openxmlformats.org/drawingml/2006/main" noChangeAspect="1"/>
+            </wp:cNvGraphicFramePr>
+            <a:graphic xmlns:a="http://schemas.openxmlformats.org/drawingml/2006/main">
+              <a:graphicData uri="http://schemas.openxmlformats.org/drawingml/2006/picture">
+                <pic:pic xmlns:pic="http://schemas.openxmlformats.org/drawingml/2006/picture">
+                  <pic:nvPicPr>
+                    <pic:cNvPr id="909862220" name=""/>
+                    <pic:cNvPicPr/>
+                  </pic:nvPicPr>
+                  <pic:blipFill>
+                    <a:blip r:embed="rId10"/>
+                    <a:stretch>
+                      <a:fillRect/>
+                    </a:stretch>
+                  </pic:blipFill>
+                  <pic:spPr>
+                    <a:xfrm>
+                      <a:off x="0" y="0"/>
+                      <a:ext cx="5486400" cy="3871595"/>
+                    </a:xfrm>
+                    <a:prstGeom prst="rect">
+                      <a:avLst/>
+                    </a:prstGeom>
+                  </pic:spPr>
+                </pic:pic>
+              </a:graphicData>
+            </a:graphic>
+          </wp:inline>
+        </w:drawing>
       </w:r>
     </w:p>
+    <w:p/>
     <w:p>
       <w:pPr>
-        <w:pStyle w:val="ListParagraph"/>
-        <w:numPr>
-          <w:ilvl w:val="0"/>
-          <w:numId w:val="11"/>
-        </w:numPr>
+        <w:pStyle w:val="Heading2"/>
         <w:rPr>
-          <w:lang w:val="en-IN"/>
+          <w:sz w:val="24"/>
+          <w:szCs w:val="24"/>
         </w:rPr>
-      </w:pPr>
-      <w:r>
-        <w:rPr>
-          <w:b/>
-          <w:bCs/>
-          <w:lang w:val="en-IN"/>
-        </w:rPr>
-        <w:t>Logic:</w:t>
-      </w:r>
-      <w:r>
-        <w:rPr>
-          <w:lang w:val="en-IN"/>
-        </w:rPr>
-        <w:t xml:space="preserve"> System checks if value </w:t>
-      </w:r>
-      <w:r>
-        <w:rPr>
-          <w:lang w:val="en-IN"/>
-        </w:rPr>
-        <w:t>&gt;</w:t>
-      </w:r>
-      <w:r>
-        <w:rPr>
-          <w:lang w:val="en-IN"/>
-        </w:rPr>
-        <w:t xml:space="preserve"> 60.</w:t>
-      </w:r>
-    </w:p>
-    <w:p>
-      <w:pPr>
-        <w:pStyle w:val="ListParagraph"/>
-        <w:numPr>
-          <w:ilvl w:val="0"/>
-          <w:numId w:val="11"/>
-        </w:numPr>
-        <w:rPr>
-          <w:lang w:val="en-IN"/>
-        </w:rPr>
-      </w:pPr>
-      <w:r>
-        <w:rPr>
-          <w:b/>
-          <w:bCs/>
-          <w:lang w:val="en-IN"/>
-        </w:rPr>
-        <w:t>Output:</w:t>
-      </w:r>
-      <w:r>
-        <w:rPr>
-          <w:lang w:val="en-IN"/>
-        </w:rPr>
-        <w:t xml:space="preserve"> GPIO pins are toggled based on the result.</w:t>
-      </w:r>
-    </w:p>
-    <w:p>
-      <w:pPr>
-        <w:pStyle w:val="Heading2"/>
       </w:pPr>
       <w:r>
         <w:t>7. Error Handling &amp; Fault Management</w:t>
@@ -478,202 +1927,552 @@
     </w:p>
     <w:p>
       <w:pPr>
-        <w:pStyle w:val="ListParagraph"/>
-        <w:numPr>
-          <w:ilvl w:val="0"/>
-          <w:numId w:val="11"/>
-        </w:numPr>
+        <w:pStyle w:val="Heading2"/>
         <w:rPr>
-          <w:lang w:val="en-IN"/>
+          <w:sz w:val="24"/>
+          <w:szCs w:val="24"/>
         </w:rPr>
       </w:pPr>
       <w:r>
         <w:rPr>
-          <w:lang w:val="en-IN"/>
+          <w:sz w:val="24"/>
+          <w:szCs w:val="24"/>
         </w:rPr>
-        <w:t>Boundary Check: Ignores data outside 0-100%.</w:t>
+        <w:t>7.1 Message queue failures</w:t>
       </w:r>
     </w:p>
     <w:p>
-      <w:pPr>
-        <w:pStyle w:val="ListParagraph"/>
-        <w:numPr>
-          <w:ilvl w:val="0"/>
-          <w:numId w:val="11"/>
-        </w:numPr>
-        <w:rPr>
-          <w:lang w:val="en-IN"/>
-        </w:rPr>
-      </w:pPr>
       <w:r>
-        <w:rPr>
-          <w:lang w:val="en-IN"/>
-        </w:rPr>
-        <w:t>Safe State: If an error occurs, the alarm is turned</w:t>
-      </w:r>
-      <w:r>
-        <w:rPr>
-          <w:lang w:val="en-IN"/>
-        </w:rPr>
-        <w:t xml:space="preserve"> OFF </w:t>
-      </w:r>
-      <w:r>
-        <w:rPr>
-          <w:lang w:val="en-IN"/>
-        </w:rPr>
-        <w:t>to avoid noise.</w:t>
+        <w:t>Detects queue transmission failures using return codes and timeouts.</w:t>
       </w:r>
     </w:p>
     <w:p>
       <w:pPr>
+        <w:pStyle w:val="Heading2"/>
         <w:rPr>
-          <w:lang w:val="en-IN"/>
+          <w:sz w:val="24"/>
+          <w:szCs w:val="24"/>
         </w:rPr>
       </w:pPr>
+      <w:bookmarkStart w:id="5" w:name="_heading=h.qgq0eysmxsjp" w:colFirst="0" w:colLast="0"/>
+      <w:bookmarkEnd w:id="5"/>
+      <w:r>
+        <w:rPr>
+          <w:sz w:val="24"/>
+          <w:szCs w:val="24"/>
+        </w:rPr>
+        <w:t>7.2 Humidity value validation</w:t>
+      </w:r>
     </w:p>
     <w:p>
+      <w:r>
+        <w:t>Detect invalid humidity read using proper logic and error codes</w:t>
+      </w:r>
+    </w:p>
+    <w:p>
       <w:pPr>
         <w:pStyle w:val="Heading2"/>
-      </w:pPr>
+        <w:rPr>
+          <w:sz w:val="24"/>
+          <w:szCs w:val="24"/>
+        </w:rPr>
+      </w:pPr>
+      <w:bookmarkStart w:id="6" w:name="_heading=h.td8n5o8ngikz" w:colFirst="0" w:colLast="0"/>
+      <w:bookmarkEnd w:id="6"/>
       <w:r>
+        <w:rPr>
+          <w:sz w:val="24"/>
+          <w:szCs w:val="24"/>
+        </w:rPr>
+        <w:t>7.3 APIs failure check</w:t>
+      </w:r>
+    </w:p>
+    <w:p>
+      <w:r>
+        <w:t xml:space="preserve">Use error codes to </w:t>
+      </w:r>
+      <w:proofErr w:type="gramStart"/>
+      <w:r>
+        <w:t>detect  failure</w:t>
+      </w:r>
+      <w:proofErr w:type="gramEnd"/>
+      <w:r>
+        <w:t xml:space="preserve"> for all APIs </w:t>
+      </w:r>
+    </w:p>
+    <w:p/>
+    <w:p/>
+    <w:p/>
+    <w:p>
+      <w:pPr>
+        <w:pStyle w:val="Heading2"/>
+      </w:pPr>
+      <w:r>
+        <w:lastRenderedPageBreak/>
         <w:t>8. Traceability</w:t>
       </w:r>
     </w:p>
+    <w:p/>
+    <w:tbl>
+      <w:tblPr>
+        <w:tblStyle w:val="GridTable1Light-Accent1"/>
+        <w:tblW w:w="10173" w:type="dxa"/>
+        <w:tblLook w:val="04A0" w:firstRow="1" w:lastRow="0" w:firstColumn="1" w:lastColumn="0" w:noHBand="0" w:noVBand="1"/>
+      </w:tblPr>
+      <w:tblGrid>
+        <w:gridCol w:w="2952"/>
+        <w:gridCol w:w="2401"/>
+        <w:gridCol w:w="4820"/>
+      </w:tblGrid>
+      <w:tr>
+        <w:trPr>
+          <w:cnfStyle w:val="100000000000" w:firstRow="1" w:lastRow="0" w:firstColumn="0" w:lastColumn="0" w:oddVBand="0" w:evenVBand="0" w:oddHBand="0" w:evenHBand="0" w:firstRowFirstColumn="0" w:firstRowLastColumn="0" w:lastRowFirstColumn="0" w:lastRowLastColumn="0"/>
+        </w:trPr>
+        <w:tc>
+          <w:tcPr>
+            <w:cnfStyle w:val="001000000000" w:firstRow="0" w:lastRow="0" w:firstColumn="1" w:lastColumn="0" w:oddVBand="0" w:evenVBand="0" w:oddHBand="0" w:evenHBand="0" w:firstRowFirstColumn="0" w:firstRowLastColumn="0" w:lastRowFirstColumn="0" w:lastRowLastColumn="0"/>
+            <w:tcW w:w="2952" w:type="dxa"/>
+          </w:tcPr>
+          <w:p>
+            <w:pPr>
+              <w:jc w:val="center"/>
+            </w:pPr>
+            <w:r>
+              <w:t>Major Design Component</w:t>
+            </w:r>
+          </w:p>
+        </w:tc>
+        <w:tc>
+          <w:tcPr>
+            <w:tcW w:w="2401" w:type="dxa"/>
+          </w:tcPr>
+          <w:p>
+            <w:pPr>
+              <w:jc w:val="center"/>
+              <w:cnfStyle w:val="100000000000" w:firstRow="1" w:lastRow="0" w:firstColumn="0" w:lastColumn="0" w:oddVBand="0" w:evenVBand="0" w:oddHBand="0" w:evenHBand="0" w:firstRowFirstColumn="0" w:firstRowLastColumn="0" w:lastRowFirstColumn="0" w:lastRowLastColumn="0"/>
+            </w:pPr>
+            <w:r>
+              <w:t>Software Requirement / Feature ID</w:t>
+            </w:r>
+          </w:p>
+        </w:tc>
+        <w:tc>
+          <w:tcPr>
+            <w:tcW w:w="4820" w:type="dxa"/>
+          </w:tcPr>
+          <w:p>
+            <w:pPr>
+              <w:jc w:val="center"/>
+              <w:cnfStyle w:val="100000000000" w:firstRow="1" w:lastRow="0" w:firstColumn="0" w:lastColumn="0" w:oddVBand="0" w:evenVBand="0" w:oddHBand="0" w:evenHBand="0" w:firstRowFirstColumn="0" w:firstRowLastColumn="0" w:lastRowFirstColumn="0" w:lastRowLastColumn="0"/>
+            </w:pPr>
+            <w:r>
+              <w:t>Requirement Description</w:t>
+            </w:r>
+          </w:p>
+        </w:tc>
+      </w:tr>
+      <w:tr>
+        <w:tc>
+          <w:tcPr>
+            <w:cnfStyle w:val="001000000000" w:firstRow="0" w:lastRow="0" w:firstColumn="1" w:lastColumn="0" w:oddVBand="0" w:evenVBand="0" w:oddHBand="0" w:evenHBand="0" w:firstRowFirstColumn="0" w:firstRowLastColumn="0" w:lastRowFirstColumn="0" w:lastRowLastColumn="0"/>
+            <w:tcW w:w="2952" w:type="dxa"/>
+          </w:tcPr>
+          <w:p>
+            <w:pPr>
+              <w:jc w:val="center"/>
+              <w:rPr>
+                <w:b w:val="0"/>
+                <w:bCs w:val="0"/>
+              </w:rPr>
+            </w:pPr>
+            <w:r>
+              <w:rPr>
+                <w:b w:val="0"/>
+                <w:bCs w:val="0"/>
+              </w:rPr>
+              <w:t>Humidity Read Module</w:t>
+            </w:r>
+          </w:p>
+        </w:tc>
+        <w:tc>
+          <w:tcPr>
+            <w:tcW w:w="2401" w:type="dxa"/>
+          </w:tcPr>
+          <w:p>
+            <w:pPr>
+              <w:jc w:val="center"/>
+              <w:cnfStyle w:val="000000000000" w:firstRow="0" w:lastRow="0" w:firstColumn="0" w:lastColumn="0" w:oddVBand="0" w:evenVBand="0" w:oddHBand="0" w:evenHBand="0" w:firstRowFirstColumn="0" w:firstRowLastColumn="0" w:lastRowFirstColumn="0" w:lastRowLastColumn="0"/>
+            </w:pPr>
+            <w:r>
+              <w:t>REQ_HUM</w:t>
+            </w:r>
+            <w:r>
+              <w:t>IDITY</w:t>
+            </w:r>
+            <w:r>
+              <w:t>_01</w:t>
+            </w:r>
+          </w:p>
+        </w:tc>
+        <w:tc>
+          <w:tcPr>
+            <w:tcW w:w="4820" w:type="dxa"/>
+          </w:tcPr>
+          <w:p>
+            <w:pPr>
+              <w:jc w:val="both"/>
+              <w:cnfStyle w:val="000000000000" w:firstRow="0" w:lastRow="0" w:firstColumn="0" w:lastColumn="0" w:oddVBand="0" w:evenVBand="0" w:oddHBand="0" w:evenHBand="0" w:firstRowFirstColumn="0" w:firstRowLastColumn="0" w:lastRowFirstColumn="0" w:lastRowLastColumn="0"/>
+            </w:pPr>
+            <w:r>
+              <w:t xml:space="preserve">The system shall read relative humidity (%RH) every 100 </w:t>
+            </w:r>
+            <w:proofErr w:type="spellStart"/>
+            <w:r>
+              <w:t>ms.</w:t>
+            </w:r>
+            <w:proofErr w:type="spellEnd"/>
+          </w:p>
+        </w:tc>
+      </w:tr>
+      <w:tr>
+        <w:tc>
+          <w:tcPr>
+            <w:cnfStyle w:val="001000000000" w:firstRow="0" w:lastRow="0" w:firstColumn="1" w:lastColumn="0" w:oddVBand="0" w:evenVBand="0" w:oddHBand="0" w:evenHBand="0" w:firstRowFirstColumn="0" w:firstRowLastColumn="0" w:lastRowFirstColumn="0" w:lastRowLastColumn="0"/>
+            <w:tcW w:w="2952" w:type="dxa"/>
+          </w:tcPr>
+          <w:p>
+            <w:pPr>
+              <w:jc w:val="center"/>
+              <w:rPr>
+                <w:b w:val="0"/>
+                <w:bCs w:val="0"/>
+              </w:rPr>
+            </w:pPr>
+            <w:r>
+              <w:rPr>
+                <w:b w:val="0"/>
+                <w:bCs w:val="0"/>
+              </w:rPr>
+              <w:t>Hum</w:t>
+            </w:r>
+            <w:r>
+              <w:rPr>
+                <w:b w:val="0"/>
+                <w:bCs w:val="0"/>
+              </w:rPr>
+              <w:t>idity</w:t>
+            </w:r>
+            <w:r>
+              <w:rPr>
+                <w:b w:val="0"/>
+                <w:bCs w:val="0"/>
+              </w:rPr>
+              <w:t xml:space="preserve"> Threshold Check Module</w:t>
+            </w:r>
+          </w:p>
+        </w:tc>
+        <w:tc>
+          <w:tcPr>
+            <w:tcW w:w="2401" w:type="dxa"/>
+          </w:tcPr>
+          <w:p>
+            <w:pPr>
+              <w:jc w:val="center"/>
+              <w:cnfStyle w:val="000000000000" w:firstRow="0" w:lastRow="0" w:firstColumn="0" w:lastColumn="0" w:oddVBand="0" w:evenVBand="0" w:oddHBand="0" w:evenHBand="0" w:firstRowFirstColumn="0" w:firstRowLastColumn="0" w:lastRowFirstColumn="0" w:lastRowLastColumn="0"/>
+            </w:pPr>
+            <w:r>
+              <w:t>REQ_HUM</w:t>
+            </w:r>
+            <w:r>
+              <w:t>IDITY</w:t>
+            </w:r>
+            <w:r>
+              <w:t>_0</w:t>
+            </w:r>
+            <w:r>
+              <w:t>2</w:t>
+            </w:r>
+          </w:p>
+        </w:tc>
+        <w:tc>
+          <w:tcPr>
+            <w:tcW w:w="4820" w:type="dxa"/>
+          </w:tcPr>
+          <w:p>
+            <w:pPr>
+              <w:jc w:val="both"/>
+              <w:cnfStyle w:val="000000000000" w:firstRow="0" w:lastRow="0" w:firstColumn="0" w:lastColumn="0" w:oddVBand="0" w:evenVBand="0" w:oddHBand="0" w:evenHBand="0" w:firstRowFirstColumn="0" w:firstRowLastColumn="0" w:lastRowFirstColumn="0" w:lastRowLastColumn="0"/>
+            </w:pPr>
+            <w:r>
+              <w:t>The system shall compare current readings against defined limits (20% to 60%).</w:t>
+            </w:r>
+          </w:p>
+        </w:tc>
+      </w:tr>
+      <w:tr>
+        <w:tc>
+          <w:tcPr>
+            <w:cnfStyle w:val="001000000000" w:firstRow="0" w:lastRow="0" w:firstColumn="1" w:lastColumn="0" w:oddVBand="0" w:evenVBand="0" w:oddHBand="0" w:evenHBand="0" w:firstRowFirstColumn="0" w:firstRowLastColumn="0" w:lastRowFirstColumn="0" w:lastRowLastColumn="0"/>
+            <w:tcW w:w="2952" w:type="dxa"/>
+          </w:tcPr>
+          <w:p>
+            <w:pPr>
+              <w:jc w:val="center"/>
+              <w:rPr>
+                <w:b w:val="0"/>
+                <w:bCs w:val="0"/>
+              </w:rPr>
+            </w:pPr>
+            <w:r>
+              <w:rPr>
+                <w:b w:val="0"/>
+                <w:bCs w:val="0"/>
+              </w:rPr>
+              <w:t>Alarm Module</w:t>
+            </w:r>
+          </w:p>
+        </w:tc>
+        <w:tc>
+          <w:tcPr>
+            <w:tcW w:w="2401" w:type="dxa"/>
+          </w:tcPr>
+          <w:p>
+            <w:pPr>
+              <w:jc w:val="center"/>
+              <w:cnfStyle w:val="000000000000" w:firstRow="0" w:lastRow="0" w:firstColumn="0" w:lastColumn="0" w:oddVBand="0" w:evenVBand="0" w:oddHBand="0" w:evenHBand="0" w:firstRowFirstColumn="0" w:firstRowLastColumn="0" w:lastRowFirstColumn="0" w:lastRowLastColumn="0"/>
+            </w:pPr>
+            <w:r>
+              <w:t>REQ_HUM</w:t>
+            </w:r>
+            <w:r>
+              <w:t>IDITY</w:t>
+            </w:r>
+            <w:r>
+              <w:t>_0</w:t>
+            </w:r>
+            <w:r>
+              <w:t>3</w:t>
+            </w:r>
+          </w:p>
+        </w:tc>
+        <w:tc>
+          <w:tcPr>
+            <w:tcW w:w="4820" w:type="dxa"/>
+          </w:tcPr>
+          <w:p>
+            <w:pPr>
+              <w:jc w:val="both"/>
+              <w:cnfStyle w:val="000000000000" w:firstRow="0" w:lastRow="0" w:firstColumn="0" w:lastColumn="0" w:oddVBand="0" w:evenVBand="0" w:oddHBand="0" w:evenHBand="0" w:firstRowFirstColumn="0" w:firstRowLastColumn="0" w:lastRowFirstColumn="0" w:lastRowLastColumn="0"/>
+            </w:pPr>
+            <w:r>
+              <w:t>The system shall trigger a notification "Humidity Alarm Triggered" upon limit breach.</w:t>
+            </w:r>
+          </w:p>
+        </w:tc>
+      </w:tr>
+      <w:tr>
+        <w:tc>
+          <w:tcPr>
+            <w:cnfStyle w:val="001000000000" w:firstRow="0" w:lastRow="0" w:firstColumn="1" w:lastColumn="0" w:oddVBand="0" w:evenVBand="0" w:oddHBand="0" w:evenHBand="0" w:firstRowFirstColumn="0" w:firstRowLastColumn="0" w:lastRowFirstColumn="0" w:lastRowLastColumn="0"/>
+            <w:tcW w:w="2952" w:type="dxa"/>
+          </w:tcPr>
+          <w:p>
+            <w:pPr>
+              <w:jc w:val="center"/>
+              <w:rPr>
+                <w:b w:val="0"/>
+                <w:bCs w:val="0"/>
+              </w:rPr>
+            </w:pPr>
+            <w:r>
+              <w:rPr>
+                <w:b w:val="0"/>
+                <w:bCs w:val="0"/>
+              </w:rPr>
+              <w:t>Message Queue (IPC)</w:t>
+            </w:r>
+          </w:p>
+        </w:tc>
+        <w:tc>
+          <w:tcPr>
+            <w:tcW w:w="2401" w:type="dxa"/>
+          </w:tcPr>
+          <w:p>
+            <w:pPr>
+              <w:jc w:val="center"/>
+              <w:cnfStyle w:val="000000000000" w:firstRow="0" w:lastRow="0" w:firstColumn="0" w:lastColumn="0" w:oddVBand="0" w:evenVBand="0" w:oddHBand="0" w:evenHBand="0" w:firstRowFirstColumn="0" w:firstRowLastColumn="0" w:lastRowFirstColumn="0" w:lastRowLastColumn="0"/>
+            </w:pPr>
+            <w:r>
+              <w:t>REQ_HUM</w:t>
+            </w:r>
+            <w:r>
+              <w:t>IDITY</w:t>
+            </w:r>
+            <w:r>
+              <w:t>_0</w:t>
+            </w:r>
+            <w:r>
+              <w:t>4</w:t>
+            </w:r>
+          </w:p>
+        </w:tc>
+        <w:tc>
+          <w:tcPr>
+            <w:tcW w:w="4820" w:type="dxa"/>
+          </w:tcPr>
+          <w:p>
+            <w:pPr>
+              <w:jc w:val="both"/>
+              <w:cnfStyle w:val="000000000000" w:firstRow="0" w:lastRow="0" w:firstColumn="0" w:lastColumn="0" w:oddVBand="0" w:evenVBand="0" w:oddHBand="0" w:evenHBand="0" w:firstRowFirstColumn="0" w:firstRowLastColumn="0" w:lastRowFirstColumn="0" w:lastRowLastColumn="0"/>
+            </w:pPr>
+            <w:r>
+              <w:t>Data shall be transferred from the read thread to the check thread via a message queue.</w:t>
+            </w:r>
+          </w:p>
+        </w:tc>
+      </w:tr>
+      <w:tr>
+        <w:tc>
+          <w:tcPr>
+            <w:cnfStyle w:val="001000000000" w:firstRow="0" w:lastRow="0" w:firstColumn="1" w:lastColumn="0" w:oddVBand="0" w:evenVBand="0" w:oddHBand="0" w:evenHBand="0" w:firstRowFirstColumn="0" w:firstRowLastColumn="0" w:lastRowFirstColumn="0" w:lastRowLastColumn="0"/>
+            <w:tcW w:w="2952" w:type="dxa"/>
+          </w:tcPr>
+          <w:p>
+            <w:pPr>
+              <w:jc w:val="center"/>
+              <w:rPr>
+                <w:b w:val="0"/>
+                <w:bCs w:val="0"/>
+              </w:rPr>
+            </w:pPr>
+            <w:r>
+              <w:rPr>
+                <w:b w:val="0"/>
+                <w:bCs w:val="0"/>
+              </w:rPr>
+              <w:t>Binary Semaphore (IPC)</w:t>
+            </w:r>
+          </w:p>
+        </w:tc>
+        <w:tc>
+          <w:tcPr>
+            <w:tcW w:w="2401" w:type="dxa"/>
+          </w:tcPr>
+          <w:p>
+            <w:pPr>
+              <w:jc w:val="center"/>
+              <w:cnfStyle w:val="000000000000" w:firstRow="0" w:lastRow="0" w:firstColumn="0" w:lastColumn="0" w:oddVBand="0" w:evenVBand="0" w:oddHBand="0" w:evenHBand="0" w:firstRowFirstColumn="0" w:firstRowLastColumn="0" w:lastRowFirstColumn="0" w:lastRowLastColumn="0"/>
+            </w:pPr>
+            <w:r>
+              <w:t>REQ_HUM</w:t>
+            </w:r>
+            <w:r>
+              <w:t>IDITY</w:t>
+            </w:r>
+            <w:r>
+              <w:t>_0</w:t>
+            </w:r>
+            <w:r>
+              <w:t>5</w:t>
+            </w:r>
+          </w:p>
+        </w:tc>
+        <w:tc>
+          <w:tcPr>
+            <w:tcW w:w="4820" w:type="dxa"/>
+          </w:tcPr>
+          <w:p>
+            <w:pPr>
+              <w:jc w:val="both"/>
+              <w:cnfStyle w:val="000000000000" w:firstRow="0" w:lastRow="0" w:firstColumn="0" w:lastColumn="0" w:oddVBand="0" w:evenVBand="0" w:oddHBand="0" w:evenHBand="0" w:firstRowFirstColumn="0" w:firstRowLastColumn="0" w:lastRowFirstColumn="0" w:lastRowLastColumn="0"/>
+            </w:pPr>
+            <w:r>
+              <w:t>The threshold check module shall signal the alarm module using a binary semaphore.</w:t>
+            </w:r>
+          </w:p>
+        </w:tc>
+      </w:tr>
+      <w:tr>
+        <w:tc>
+          <w:tcPr>
+            <w:cnfStyle w:val="001000000000" w:firstRow="0" w:lastRow="0" w:firstColumn="1" w:lastColumn="0" w:oddVBand="0" w:evenVBand="0" w:oddHBand="0" w:evenHBand="0" w:firstRowFirstColumn="0" w:firstRowLastColumn="0" w:lastRowFirstColumn="0" w:lastRowLastColumn="0"/>
+            <w:tcW w:w="2952" w:type="dxa"/>
+          </w:tcPr>
+          <w:p>
+            <w:pPr>
+              <w:jc w:val="center"/>
+              <w:rPr>
+                <w:b w:val="0"/>
+                <w:bCs w:val="0"/>
+              </w:rPr>
+            </w:pPr>
+            <w:r>
+              <w:rPr>
+                <w:b w:val="0"/>
+                <w:bCs w:val="0"/>
+              </w:rPr>
+              <w:t>Error Handler</w:t>
+            </w:r>
+          </w:p>
+        </w:tc>
+        <w:tc>
+          <w:tcPr>
+            <w:tcW w:w="2401" w:type="dxa"/>
+          </w:tcPr>
+          <w:p>
+            <w:pPr>
+              <w:jc w:val="center"/>
+              <w:cnfStyle w:val="000000000000" w:firstRow="0" w:lastRow="0" w:firstColumn="0" w:lastColumn="0" w:oddVBand="0" w:evenVBand="0" w:oddHBand="0" w:evenHBand="0" w:firstRowFirstColumn="0" w:firstRowLastColumn="0" w:lastRowFirstColumn="0" w:lastRowLastColumn="0"/>
+            </w:pPr>
+            <w:r>
+              <w:t>REQ_HUM</w:t>
+            </w:r>
+            <w:r>
+              <w:t>IDITY</w:t>
+            </w:r>
+            <w:r>
+              <w:t>_0</w:t>
+            </w:r>
+            <w:r>
+              <w:t>6</w:t>
+            </w:r>
+          </w:p>
+        </w:tc>
+        <w:tc>
+          <w:tcPr>
+            <w:tcW w:w="4820" w:type="dxa"/>
+          </w:tcPr>
+          <w:p>
+            <w:pPr>
+              <w:jc w:val="both"/>
+              <w:cnfStyle w:val="000000000000" w:firstRow="0" w:lastRow="0" w:firstColumn="0" w:lastColumn="0" w:oddVBand="0" w:evenVBand="0" w:oddHBand="0" w:evenHBand="0" w:firstRowFirstColumn="0" w:firstRowLastColumn="0" w:lastRowFirstColumn="0" w:lastRowLastColumn="0"/>
+            </w:pPr>
+            <w:r>
+              <w:t xml:space="preserve">The system </w:t>
+            </w:r>
+            <w:proofErr w:type="gramStart"/>
+            <w:r>
+              <w:t>shall</w:t>
+            </w:r>
+            <w:proofErr w:type="gramEnd"/>
+            <w:r>
+              <w:t xml:space="preserve"> detect sensor read failures and IPC communication errors.</w:t>
+            </w:r>
+          </w:p>
+        </w:tc>
+      </w:tr>
+    </w:tbl>
+    <w:p/>
+    <w:p/>
+    <w:p/>
+    <w:p/>
+    <w:p/>
     <w:p>
       <w:pPr>
-        <w:pStyle w:val="ListParagraph"/>
-        <w:numPr>
-          <w:ilvl w:val="0"/>
-          <w:numId w:val="16"/>
-        </w:numPr>
-        <w:rPr>
-          <w:lang w:val="en-IN"/>
-        </w:rPr>
-      </w:pPr>
-      <w:r>
-        <w:rPr>
-          <w:b/>
-          <w:bCs/>
-          <w:lang w:val="en-IN"/>
-        </w:rPr>
-        <w:t>Req-01</w:t>
-      </w:r>
-      <w:r>
-        <w:rPr>
-          <w:b/>
-          <w:bCs/>
-          <w:lang w:val="en-IN"/>
-        </w:rPr>
-        <w:t xml:space="preserve"> - </w:t>
-      </w:r>
-      <w:proofErr w:type="spellStart"/>
-      <w:r>
-        <w:rPr>
-          <w:lang w:val="en-IN"/>
-        </w:rPr>
-        <w:t>Sensor_Stub</w:t>
-      </w:r>
-      <w:proofErr w:type="spellEnd"/>
-      <w:r>
-        <w:rPr>
-          <w:lang w:val="en-IN"/>
-        </w:rPr>
-        <w:t xml:space="preserve"> Module - </w:t>
-      </w:r>
-      <w:r>
-        <w:t>Fulfills "Measurement" requirement.</w:t>
-      </w:r>
+        <w:jc w:val="both"/>
+      </w:pPr>
     </w:p>
-    <w:p>
-      <w:pPr>
-        <w:pStyle w:val="ListParagraph"/>
-        <w:numPr>
-          <w:ilvl w:val="0"/>
-          <w:numId w:val="16"/>
-        </w:numPr>
-        <w:rPr>
-          <w:lang w:val="en-IN"/>
-        </w:rPr>
-      </w:pPr>
-      <w:r>
-        <w:rPr>
-          <w:b/>
-          <w:bCs/>
-          <w:lang w:val="en-IN"/>
-        </w:rPr>
-        <w:t xml:space="preserve">Req-02 </w:t>
-      </w:r>
-      <w:r>
-        <w:rPr>
-          <w:lang w:val="en-IN"/>
-        </w:rPr>
-        <w:t>-</w:t>
-      </w:r>
-      <w:r>
-        <w:rPr>
-          <w:lang w:val="en-IN"/>
-        </w:rPr>
-        <w:t xml:space="preserve"> </w:t>
-      </w:r>
-      <w:r>
-        <w:t>Logic Controller</w:t>
-      </w:r>
-      <w:r>
-        <w:t xml:space="preserve"> - </w:t>
-      </w:r>
-      <w:r>
-        <w:t>Fulfills "Threshold Detection" requirement.</w:t>
-      </w:r>
-    </w:p>
-    <w:p>
-      <w:pPr>
-        <w:pStyle w:val="ListParagraph"/>
-        <w:numPr>
-          <w:ilvl w:val="0"/>
-          <w:numId w:val="16"/>
-        </w:numPr>
-        <w:rPr>
-          <w:lang w:val="en-IN"/>
-        </w:rPr>
-      </w:pPr>
-      <w:r>
-        <w:rPr>
-          <w:b/>
-          <w:bCs/>
-          <w:lang w:val="en-IN"/>
-        </w:rPr>
-        <w:t xml:space="preserve">Req-03 </w:t>
-      </w:r>
-      <w:r>
-        <w:rPr>
-          <w:b/>
-          <w:bCs/>
-          <w:lang w:val="en-IN"/>
-        </w:rPr>
-        <w:t xml:space="preserve">- </w:t>
-      </w:r>
-      <w:r>
-        <w:t>Alarm Manager</w:t>
-      </w:r>
-      <w:r>
-        <w:rPr>
-          <w:b/>
-          <w:bCs/>
-        </w:rPr>
-        <w:t xml:space="preserve"> -</w:t>
-      </w:r>
-      <w:r>
-        <w:rPr>
-          <w:b/>
-          <w:bCs/>
-          <w:lang w:val="en-IN"/>
-        </w:rPr>
-        <w:t xml:space="preserve"> </w:t>
-      </w:r>
-      <w:r>
-        <w:t>Fulfills "Alerting" requirement.</w:t>
-      </w:r>
-    </w:p>
+    <w:p/>
     <w:p/>
     <w:sectPr>
       <w:pgSz w:w="12240" w:h="15840"/>
@@ -1085,6 +2884,232 @@
     </w:lvl>
   </w:abstractNum>
   <w:abstractNum w:abstractNumId="11" w15:restartNumberingAfterBreak="0">
+    <w:nsid w:val="17EA2462"/>
+    <w:multiLevelType w:val="hybridMultilevel"/>
+    <w:tmpl w:val="1D48954C"/>
+    <w:lvl w:ilvl="0" w:tplc="40090001">
+      <w:start w:val="1"/>
+      <w:numFmt w:val="bullet"/>
+      <w:lvlText w:val=""/>
+      <w:lvlJc w:val="left"/>
+      <w:pPr>
+        <w:ind w:left="720" w:hanging="360"/>
+      </w:pPr>
+      <w:rPr>
+        <w:rFonts w:ascii="Symbol" w:hAnsi="Symbol" w:hint="default"/>
+      </w:rPr>
+    </w:lvl>
+    <w:lvl w:ilvl="1" w:tplc="40090003" w:tentative="1">
+      <w:start w:val="1"/>
+      <w:numFmt w:val="bullet"/>
+      <w:lvlText w:val="o"/>
+      <w:lvlJc w:val="left"/>
+      <w:pPr>
+        <w:ind w:left="1440" w:hanging="360"/>
+      </w:pPr>
+      <w:rPr>
+        <w:rFonts w:ascii="Courier New" w:hAnsi="Courier New" w:cs="Courier New" w:hint="default"/>
+      </w:rPr>
+    </w:lvl>
+    <w:lvl w:ilvl="2" w:tplc="40090005" w:tentative="1">
+      <w:start w:val="1"/>
+      <w:numFmt w:val="bullet"/>
+      <w:lvlText w:val=""/>
+      <w:lvlJc w:val="left"/>
+      <w:pPr>
+        <w:ind w:left="2160" w:hanging="360"/>
+      </w:pPr>
+      <w:rPr>
+        <w:rFonts w:ascii="Wingdings" w:hAnsi="Wingdings" w:hint="default"/>
+      </w:rPr>
+    </w:lvl>
+    <w:lvl w:ilvl="3" w:tplc="40090001" w:tentative="1">
+      <w:start w:val="1"/>
+      <w:numFmt w:val="bullet"/>
+      <w:lvlText w:val=""/>
+      <w:lvlJc w:val="left"/>
+      <w:pPr>
+        <w:ind w:left="2880" w:hanging="360"/>
+      </w:pPr>
+      <w:rPr>
+        <w:rFonts w:ascii="Symbol" w:hAnsi="Symbol" w:hint="default"/>
+      </w:rPr>
+    </w:lvl>
+    <w:lvl w:ilvl="4" w:tplc="40090003" w:tentative="1">
+      <w:start w:val="1"/>
+      <w:numFmt w:val="bullet"/>
+      <w:lvlText w:val="o"/>
+      <w:lvlJc w:val="left"/>
+      <w:pPr>
+        <w:ind w:left="3600" w:hanging="360"/>
+      </w:pPr>
+      <w:rPr>
+        <w:rFonts w:ascii="Courier New" w:hAnsi="Courier New" w:cs="Courier New" w:hint="default"/>
+      </w:rPr>
+    </w:lvl>
+    <w:lvl w:ilvl="5" w:tplc="40090005" w:tentative="1">
+      <w:start w:val="1"/>
+      <w:numFmt w:val="bullet"/>
+      <w:lvlText w:val=""/>
+      <w:lvlJc w:val="left"/>
+      <w:pPr>
+        <w:ind w:left="4320" w:hanging="360"/>
+      </w:pPr>
+      <w:rPr>
+        <w:rFonts w:ascii="Wingdings" w:hAnsi="Wingdings" w:hint="default"/>
+      </w:rPr>
+    </w:lvl>
+    <w:lvl w:ilvl="6" w:tplc="40090001" w:tentative="1">
+      <w:start w:val="1"/>
+      <w:numFmt w:val="bullet"/>
+      <w:lvlText w:val=""/>
+      <w:lvlJc w:val="left"/>
+      <w:pPr>
+        <w:ind w:left="5040" w:hanging="360"/>
+      </w:pPr>
+      <w:rPr>
+        <w:rFonts w:ascii="Symbol" w:hAnsi="Symbol" w:hint="default"/>
+      </w:rPr>
+    </w:lvl>
+    <w:lvl w:ilvl="7" w:tplc="40090003" w:tentative="1">
+      <w:start w:val="1"/>
+      <w:numFmt w:val="bullet"/>
+      <w:lvlText w:val="o"/>
+      <w:lvlJc w:val="left"/>
+      <w:pPr>
+        <w:ind w:left="5760" w:hanging="360"/>
+      </w:pPr>
+      <w:rPr>
+        <w:rFonts w:ascii="Courier New" w:hAnsi="Courier New" w:cs="Courier New" w:hint="default"/>
+      </w:rPr>
+    </w:lvl>
+    <w:lvl w:ilvl="8" w:tplc="40090005" w:tentative="1">
+      <w:start w:val="1"/>
+      <w:numFmt w:val="bullet"/>
+      <w:lvlText w:val=""/>
+      <w:lvlJc w:val="left"/>
+      <w:pPr>
+        <w:ind w:left="6480" w:hanging="360"/>
+      </w:pPr>
+      <w:rPr>
+        <w:rFonts w:ascii="Wingdings" w:hAnsi="Wingdings" w:hint="default"/>
+      </w:rPr>
+    </w:lvl>
+  </w:abstractNum>
+  <w:abstractNum w:abstractNumId="12" w15:restartNumberingAfterBreak="0">
+    <w:nsid w:val="22C10A70"/>
+    <w:multiLevelType w:val="hybridMultilevel"/>
+    <w:tmpl w:val="5094BC1E"/>
+    <w:lvl w:ilvl="0" w:tplc="40090001">
+      <w:start w:val="1"/>
+      <w:numFmt w:val="bullet"/>
+      <w:lvlText w:val=""/>
+      <w:lvlJc w:val="left"/>
+      <w:pPr>
+        <w:ind w:left="720" w:hanging="360"/>
+      </w:pPr>
+      <w:rPr>
+        <w:rFonts w:ascii="Symbol" w:hAnsi="Symbol" w:hint="default"/>
+      </w:rPr>
+    </w:lvl>
+    <w:lvl w:ilvl="1" w:tplc="40090003" w:tentative="1">
+      <w:start w:val="1"/>
+      <w:numFmt w:val="bullet"/>
+      <w:lvlText w:val="o"/>
+      <w:lvlJc w:val="left"/>
+      <w:pPr>
+        <w:ind w:left="1440" w:hanging="360"/>
+      </w:pPr>
+      <w:rPr>
+        <w:rFonts w:ascii="Courier New" w:hAnsi="Courier New" w:cs="Courier New" w:hint="default"/>
+      </w:rPr>
+    </w:lvl>
+    <w:lvl w:ilvl="2" w:tplc="40090005" w:tentative="1">
+      <w:start w:val="1"/>
+      <w:numFmt w:val="bullet"/>
+      <w:lvlText w:val=""/>
+      <w:lvlJc w:val="left"/>
+      <w:pPr>
+        <w:ind w:left="2160" w:hanging="360"/>
+      </w:pPr>
+      <w:rPr>
+        <w:rFonts w:ascii="Wingdings" w:hAnsi="Wingdings" w:hint="default"/>
+      </w:rPr>
+    </w:lvl>
+    <w:lvl w:ilvl="3" w:tplc="40090001" w:tentative="1">
+      <w:start w:val="1"/>
+      <w:numFmt w:val="bullet"/>
+      <w:lvlText w:val=""/>
+      <w:lvlJc w:val="left"/>
+      <w:pPr>
+        <w:ind w:left="2880" w:hanging="360"/>
+      </w:pPr>
+      <w:rPr>
+        <w:rFonts w:ascii="Symbol" w:hAnsi="Symbol" w:hint="default"/>
+      </w:rPr>
+    </w:lvl>
+    <w:lvl w:ilvl="4" w:tplc="40090003" w:tentative="1">
+      <w:start w:val="1"/>
+      <w:numFmt w:val="bullet"/>
+      <w:lvlText w:val="o"/>
+      <w:lvlJc w:val="left"/>
+      <w:pPr>
+        <w:ind w:left="3600" w:hanging="360"/>
+      </w:pPr>
+      <w:rPr>
+        <w:rFonts w:ascii="Courier New" w:hAnsi="Courier New" w:cs="Courier New" w:hint="default"/>
+      </w:rPr>
+    </w:lvl>
+    <w:lvl w:ilvl="5" w:tplc="40090005" w:tentative="1">
+      <w:start w:val="1"/>
+      <w:numFmt w:val="bullet"/>
+      <w:lvlText w:val=""/>
+      <w:lvlJc w:val="left"/>
+      <w:pPr>
+        <w:ind w:left="4320" w:hanging="360"/>
+      </w:pPr>
+      <w:rPr>
+        <w:rFonts w:ascii="Wingdings" w:hAnsi="Wingdings" w:hint="default"/>
+      </w:rPr>
+    </w:lvl>
+    <w:lvl w:ilvl="6" w:tplc="40090001" w:tentative="1">
+      <w:start w:val="1"/>
+      <w:numFmt w:val="bullet"/>
+      <w:lvlText w:val=""/>
+      <w:lvlJc w:val="left"/>
+      <w:pPr>
+        <w:ind w:left="5040" w:hanging="360"/>
+      </w:pPr>
+      <w:rPr>
+        <w:rFonts w:ascii="Symbol" w:hAnsi="Symbol" w:hint="default"/>
+      </w:rPr>
+    </w:lvl>
+    <w:lvl w:ilvl="7" w:tplc="40090003" w:tentative="1">
+      <w:start w:val="1"/>
+      <w:numFmt w:val="bullet"/>
+      <w:lvlText w:val="o"/>
+      <w:lvlJc w:val="left"/>
+      <w:pPr>
+        <w:ind w:left="5760" w:hanging="360"/>
+      </w:pPr>
+      <w:rPr>
+        <w:rFonts w:ascii="Courier New" w:hAnsi="Courier New" w:cs="Courier New" w:hint="default"/>
+      </w:rPr>
+    </w:lvl>
+    <w:lvl w:ilvl="8" w:tplc="40090005" w:tentative="1">
+      <w:start w:val="1"/>
+      <w:numFmt w:val="bullet"/>
+      <w:lvlText w:val=""/>
+      <w:lvlJc w:val="left"/>
+      <w:pPr>
+        <w:ind w:left="6480" w:hanging="360"/>
+      </w:pPr>
+      <w:rPr>
+        <w:rFonts w:ascii="Wingdings" w:hAnsi="Wingdings" w:hint="default"/>
+      </w:rPr>
+    </w:lvl>
+  </w:abstractNum>
+  <w:abstractNum w:abstractNumId="13" w15:restartNumberingAfterBreak="0">
     <w:nsid w:val="2D967CDD"/>
     <w:multiLevelType w:val="multilevel"/>
     <w:tmpl w:val="E0104DDA"/>
@@ -1233,7 +3258,7 @@
       </w:rPr>
     </w:lvl>
   </w:abstractNum>
-  <w:abstractNum w:abstractNumId="12" w15:restartNumberingAfterBreak="0">
+  <w:abstractNum w:abstractNumId="14" w15:restartNumberingAfterBreak="0">
     <w:nsid w:val="31C50C97"/>
     <w:multiLevelType w:val="hybridMultilevel"/>
     <w:tmpl w:val="672C8B9A"/>
@@ -1346,7 +3371,7 @@
       </w:rPr>
     </w:lvl>
   </w:abstractNum>
-  <w:abstractNum w:abstractNumId="13" w15:restartNumberingAfterBreak="0">
+  <w:abstractNum w:abstractNumId="15" w15:restartNumberingAfterBreak="0">
     <w:nsid w:val="429168F5"/>
     <w:multiLevelType w:val="hybridMultilevel"/>
     <w:tmpl w:val="7BC84AD4"/>
@@ -1459,7 +3484,7 @@
       </w:rPr>
     </w:lvl>
   </w:abstractNum>
-  <w:abstractNum w:abstractNumId="14" w15:restartNumberingAfterBreak="0">
+  <w:abstractNum w:abstractNumId="16" w15:restartNumberingAfterBreak="0">
     <w:nsid w:val="4E4273B2"/>
     <w:multiLevelType w:val="hybridMultilevel"/>
     <w:tmpl w:val="A4386192"/>
@@ -1572,7 +3597,7 @@
       </w:rPr>
     </w:lvl>
   </w:abstractNum>
-  <w:abstractNum w:abstractNumId="15" w15:restartNumberingAfterBreak="0">
+  <w:abstractNum w:abstractNumId="17" w15:restartNumberingAfterBreak="0">
     <w:nsid w:val="5D2E7A76"/>
     <w:multiLevelType w:val="hybridMultilevel"/>
     <w:tmpl w:val="8CBA3402"/>
@@ -1713,25 +3738,31 @@
     <w:abstractNumId w:val="0"/>
   </w:num>
   <w:num w:numId="10" w16cid:durableId="96295978">
-    <w:abstractNumId w:val="11"/>
+    <w:abstractNumId w:val="13"/>
   </w:num>
   <w:num w:numId="11" w16cid:durableId="1186285807">
-    <w:abstractNumId w:val="14"/>
+    <w:abstractNumId w:val="16"/>
   </w:num>
   <w:num w:numId="12" w16cid:durableId="299925084">
+    <w:abstractNumId w:val="17"/>
+  </w:num>
+  <w:num w:numId="13" w16cid:durableId="112484449">
     <w:abstractNumId w:val="15"/>
   </w:num>
-  <w:num w:numId="13" w16cid:durableId="112484449">
-    <w:abstractNumId w:val="13"/>
-  </w:num>
   <w:num w:numId="14" w16cid:durableId="1443114855">
-    <w:abstractNumId w:val="12"/>
+    <w:abstractNumId w:val="14"/>
   </w:num>
   <w:num w:numId="15" w16cid:durableId="1857385980">
     <w:abstractNumId w:val="9"/>
   </w:num>
   <w:num w:numId="16" w16cid:durableId="2073580265">
     <w:abstractNumId w:val="10"/>
+  </w:num>
+  <w:num w:numId="17" w16cid:durableId="325205082">
+    <w:abstractNumId w:val="11"/>
+  </w:num>
+  <w:num w:numId="18" w16cid:durableId="104079352">
+    <w:abstractNumId w:val="12"/>
   </w:num>
 </w:numbering>
 </file>
@@ -2342,6 +4373,7 @@
   <w:style w:type="character" w:default="1" w:styleId="DefaultParagraphFont">
     <w:name w:val="Default Paragraph Font"/>
     <w:uiPriority w:val="1"/>
+    <w:semiHidden/>
     <w:unhideWhenUsed/>
   </w:style>
   <w:style w:type="table" w:default="1" w:styleId="TableNormal">
@@ -13116,6 +15148,63 @@
       <w:tcPr>
         <w:shd w:val="clear" w:color="auto" w:fill="FBCAA2" w:themeFill="accent6" w:themeFillTint="7F"/>
       </w:tcPr>
+    </w:tblStylePr>
+  </w:style>
+  <w:style w:type="table" w:styleId="GridTable1Light-Accent1">
+    <w:name w:val="Grid Table 1 Light Accent 1"/>
+    <w:basedOn w:val="TableNormal"/>
+    <w:uiPriority w:val="46"/>
+    <w:rsid w:val="00E20AA6"/>
+    <w:pPr>
+      <w:spacing w:after="0" w:line="240" w:lineRule="auto"/>
+    </w:pPr>
+    <w:tblPr>
+      <w:tblStyleRowBandSize w:val="1"/>
+      <w:tblStyleColBandSize w:val="1"/>
+      <w:tblBorders>
+        <w:top w:val="single" w:sz="4" w:space="0" w:color="B8CCE4" w:themeColor="accent1" w:themeTint="66"/>
+        <w:left w:val="single" w:sz="4" w:space="0" w:color="B8CCE4" w:themeColor="accent1" w:themeTint="66"/>
+        <w:bottom w:val="single" w:sz="4" w:space="0" w:color="B8CCE4" w:themeColor="accent1" w:themeTint="66"/>
+        <w:right w:val="single" w:sz="4" w:space="0" w:color="B8CCE4" w:themeColor="accent1" w:themeTint="66"/>
+        <w:insideH w:val="single" w:sz="4" w:space="0" w:color="B8CCE4" w:themeColor="accent1" w:themeTint="66"/>
+        <w:insideV w:val="single" w:sz="4" w:space="0" w:color="B8CCE4" w:themeColor="accent1" w:themeTint="66"/>
+      </w:tblBorders>
+    </w:tblPr>
+    <w:tblStylePr w:type="firstRow">
+      <w:rPr>
+        <w:b/>
+        <w:bCs/>
+      </w:rPr>
+      <w:tblPr/>
+      <w:tcPr>
+        <w:tcBorders>
+          <w:bottom w:val="single" w:sz="12" w:space="0" w:color="95B3D7" w:themeColor="accent1" w:themeTint="99"/>
+        </w:tcBorders>
+      </w:tcPr>
+    </w:tblStylePr>
+    <w:tblStylePr w:type="lastRow">
+      <w:rPr>
+        <w:b/>
+        <w:bCs/>
+      </w:rPr>
+      <w:tblPr/>
+      <w:tcPr>
+        <w:tcBorders>
+          <w:top w:val="double" w:sz="2" w:space="0" w:color="95B3D7" w:themeColor="accent1" w:themeTint="99"/>
+        </w:tcBorders>
+      </w:tcPr>
+    </w:tblStylePr>
+    <w:tblStylePr w:type="firstCol">
+      <w:rPr>
+        <w:b/>
+        <w:bCs/>
+      </w:rPr>
+    </w:tblStylePr>
+    <w:tblStylePr w:type="lastCol">
+      <w:rPr>
+        <w:b/>
+        <w:bCs/>
+      </w:rPr>
     </w:tblStylePr>
   </w:style>
 </w:styles>
